--- a/test_data/smlouva15_anon.docx
+++ b/test_data/smlouva15_anon.docx
@@ -214,7 +214,7 @@
     </w:p>
     <w:p>
       <w:r>
-        <w:t>Řidičský průkaz: Sk. B, C, E, č. [[ICO_1]]2, platný do [[DATE_5]]</w:t>
+        <w:t>Řidičský průkaz: Sk. B, C, E, č.[[PHONE_2]], platný do [[DATE_5]]</w:t>
       </w:r>
     </w:p>
     <w:p>
@@ -224,7 +224,7 @@
     </w:p>
     <w:p>
       <w:r>
-        <w:t>[[PHONE_2]]</w:t>
+        <w:t>[[PHONE_3]]</w:t>
       </w:r>
     </w:p>
     <w:p/>
@@ -245,7 +245,7 @@
     </w:p>
     <w:p>
       <w:r>
-        <w:t>Email: [[EMAIL_3]], [[PHONE_3]]</w:t>
+        <w:t>Email: [[EMAIL_3]], [[PHONE_4]]</w:t>
       </w:r>
     </w:p>
     <w:p/>
@@ -282,7 +282,7 @@
     </w:p>
     <w:p>
       <w:r>
-        <w:t>[[PHONE_4]]</w:t>
+        <w:t>[[PHONE_5]]</w:t>
       </w:r>
     </w:p>
     <w:p>
@@ -492,7 +492,7 @@
     </w:p>
     <w:p>
       <w:r>
-        <w:t>- Mobilní telefon: iPhone 14 Pro, [[PHONE_5]]</w:t>
+        <w:t>- Mobilní telefon: iPhone 14 Pro, [[PHONE_6]]</w:t>
       </w:r>
     </w:p>
     <w:p/>
@@ -551,7 +551,7 @@
     </w:p>
     <w:p>
       <w:r>
-        <w:t xml:space="preserve">     [[PHONE_6]]</w:t>
+        <w:t xml:space="preserve">     [[PHONE_7]]</w:t>
       </w:r>
     </w:p>
     <w:p>
@@ -580,7 +580,7 @@
     </w:p>
     <w:p>
       <w:r>
-        <w:t xml:space="preserve">     [[BIRTH_ID_7]]</w:t>
+        <w:t xml:space="preserve">     [[BIRTH_ID_1]]</w:t>
       </w:r>
     </w:p>
     <w:p/>
@@ -606,7 +606,7 @@
     </w:p>
     <w:p>
       <w:r>
-        <w:t xml:space="preserve">     - Kontaktní osoba pro zdravotní nouze: manželka ([[PHONE_7]])</w:t>
+        <w:t xml:space="preserve">     - Kontaktní osoba pro zdravotní nouze: manželka ([[PHONE_8]])</w:t>
       </w:r>
     </w:p>
     <w:p/>
@@ -770,7 +770,7 @@
     </w:p>
     <w:p>
       <w:r>
-        <w:t xml:space="preserve">     [[PHONE_8]]</w:t>
+        <w:t xml:space="preserve">     [[PHONE_9]]</w:t>
       </w:r>
     </w:p>
     <w:p>
@@ -1030,17 +1030,17 @@
     </w:p>
     <w:p>
       <w:r>
-        <w:t xml:space="preserve">     - Ing. [[PERSON_1]] (HR Director), [[BIRTH_ID_8]]</w:t>
-      </w:r>
-    </w:p>
-    <w:p>
-      <w:r>
-        <w:t xml:space="preserve">     - Bc. [[PERSON_11]] (HR Specialist), [[BIRTH_ID_9]]</w:t>
-      </w:r>
-    </w:p>
-    <w:p>
-      <w:r>
-        <w:t xml:space="preserve">     - Ing. [[PERSON_12]] (Payroll Manager), [[BIRTH_ID_10]]</w:t>
+        <w:t xml:space="preserve">     - Ing. [[PERSON_1]] (HR Director), [[BIRTH_ID_7]]</w:t>
+      </w:r>
+    </w:p>
+    <w:p>
+      <w:r>
+        <w:t xml:space="preserve">     - Bc. [[PERSON_11]] (HR Specialist), [[BIRTH_ID_8]]</w:t>
+      </w:r>
+    </w:p>
+    <w:p>
+      <w:r>
+        <w:t xml:space="preserve">     - Ing. [[PERSON_12]] (Payroll Manager), [[BIRTH_ID_9]]</w:t>
       </w:r>
     </w:p>
     <w:p/>
@@ -1218,7 +1218,7 @@
     </w:p>
     <w:p>
       <w:r>
-        <w:t>[[BIRTH_ID_8]]                            [[BIRTH_ID_1]]</w:t>
+        <w:t>[[BIRTH_ID_7]]                            [[BIRTH_ID_1]]</w:t>
       </w:r>
     </w:p>
     <w:p/>
@@ -1301,7 +1301,7 @@
     </w:p>
     <w:p>
       <w:r>
-        <w:t>[[PHONE_9]]</w:t>
+        <w:t>[[PHONE_10]]</w:t>
       </w:r>
     </w:p>
     <w:p>
@@ -1327,7 +1327,7 @@
     </w:p>
     <w:p>
       <w:r>
-        <w:t>[[BIRTH_ID_11]]</w:t>
+        <w:t>[[BIRTH_ID_10]]</w:t>
       </w:r>
     </w:p>
     <w:p>
@@ -1352,7 +1352,7 @@
     </w:p>
     <w:p>
       <w:r>
-        <w:t>[[PHONE_10]]</w:t>
+        <w:t>[[PHONE_11]]</w:t>
       </w:r>
     </w:p>
     <w:p>
@@ -1383,7 +1383,7 @@
     </w:p>
     <w:p>
       <w:r>
-        <w:t>[[DATE_18]], [[BIRTH_ID_12]]</w:t>
+        <w:t>[[DATE_18]], [[BIRTH_ID_11]]</w:t>
       </w:r>
     </w:p>
     <w:p>
@@ -1398,7 +1398,7 @@
     </w:p>
     <w:p>
       <w:r>
-        <w:t>[[PHONE_11]]</w:t>
+        <w:t>[[PHONE_12]]</w:t>
       </w:r>
     </w:p>
     <w:p/>
@@ -1409,12 +1409,12 @@
     </w:p>
     <w:p>
       <w:r>
-        <w:t>1) [[PERSON_16]], [[DATE_19]], [[BIRTH_ID_13]]</w:t>
-      </w:r>
-    </w:p>
-    <w:p>
-      <w:r>
-        <w:t>2) [[PERSON_17]], [[DATE_20]], [[BIRTH_ID_14]]</w:t>
+        <w:t>1) [[PERSON_16]], [[DATE_19]], [[BIRTH_ID_12]]</w:t>
+      </w:r>
+    </w:p>
+    <w:p>
+      <w:r>
+        <w:t>2) [[PERSON_17]], [[DATE_20]], [[BIRTH_ID_13]]</w:t>
       </w:r>
     </w:p>
     <w:p/>
@@ -1797,7 +1797,7 @@
     </w:p>
     <w:p>
       <w:r>
-        <w:t xml:space="preserve">                 [[PHONE_12]]</w:t>
+        <w:t xml:space="preserve">                 [[PHONE_13]]</w:t>
       </w:r>
     </w:p>
     <w:p/>
@@ -1823,7 +1823,7 @@
     </w:p>
     <w:p>
       <w:r>
-        <w:t xml:space="preserve">      [[PHONE_13]]</w:t>
+        <w:t xml:space="preserve">      [[PHONE_14]]</w:t>
       </w:r>
     </w:p>
     <w:p>
@@ -2113,7 +2113,7 @@
     </w:p>
     <w:p>
       <w:r>
-        <w:t xml:space="preserve">     [[BIRTH_ID_12]]</w:t>
+        <w:t xml:space="preserve">     [[BIRTH_ID_11]]</w:t>
       </w:r>
     </w:p>
     <w:p>
@@ -2138,12 +2138,12 @@
     </w:p>
     <w:p>
       <w:r>
-        <w:t xml:space="preserve">     50%: [[PERSON_16]] (syn), [[BIRTH_ID_13]]</w:t>
-      </w:r>
-    </w:p>
-    <w:p>
-      <w:r>
-        <w:t xml:space="preserve">     50%: [[PERSON_17]] (dcera), [[BIRTH_ID_14]]</w:t>
+        <w:t xml:space="preserve">     50%: [[PERSON_16]] (syn), [[BIRTH_ID_12]]</w:t>
+      </w:r>
+    </w:p>
+    <w:p>
+      <w:r>
+        <w:t xml:space="preserve">     50%: [[PERSON_17]] (dcera), [[BIRTH_ID_13]]</w:t>
       </w:r>
     </w:p>
     <w:p>
@@ -2163,7 +2163,7 @@
     </w:p>
     <w:p>
       <w:r>
-        <w:t xml:space="preserve">     [[BIRTH_ID_15]]</w:t>
+        <w:t xml:space="preserve">     [[BIRTH_ID_14]]</w:t>
       </w:r>
     </w:p>
     <w:p>
@@ -2173,7 +2173,7 @@
     </w:p>
     <w:p>
       <w:r>
-        <w:t xml:space="preserve">     [[PHONE_14]]</w:t>
+        <w:t xml:space="preserve">     [[PHONE_15]]</w:t>
       </w:r>
     </w:p>
     <w:p/>
@@ -2227,7 +2227,7 @@
     </w:p>
     <w:p>
       <w:r>
-        <w:t xml:space="preserve">     Majitel: MUDr. [[PERSON_14]], [[BIRTH_ID_11]]</w:t>
+        <w:t xml:space="preserve">     Majitel: MUDr. [[PERSON_14]], [[BIRTH_ID_10]]</w:t>
       </w:r>
     </w:p>
     <w:p/>
@@ -2435,12 +2435,12 @@
     </w:p>
     <w:p>
       <w:r>
-        <w:t xml:space="preserve">       [[BIRTH_ID_16]], č. lékaře: 34567</w:t>
-      </w:r>
-    </w:p>
-    <w:p>
-      <w:r>
-        <w:t xml:space="preserve">       [[ADDRESS_12]], [[PHONE_15]]</w:t>
+        <w:t xml:space="preserve">       [[BIRTH_ID_15]], č. lékaře: 34567</w:t>
+      </w:r>
+    </w:p>
+    <w:p>
+      <w:r>
+        <w:t xml:space="preserve">       [[ADDRESS_12]], [[PHONE_16]]</w:t>
       </w:r>
     </w:p>
     <w:p>
@@ -2455,12 +2455,12 @@
     </w:p>
     <w:p>
       <w:r>
-        <w:t xml:space="preserve">       [[BIRTH_ID_17]], č. lékaře: 45678</w:t>
-      </w:r>
-    </w:p>
-    <w:p>
-      <w:r>
-        <w:t xml:space="preserve">       [[ADDRESS_15]], [[PHONE_16]]</w:t>
+        <w:t xml:space="preserve">       [[BIRTH_ID_16]], č. lékaře: 45678</w:t>
+      </w:r>
+    </w:p>
+    <w:p>
+      <w:r>
+        <w:t xml:space="preserve">       [[ADDRESS_15]], [[PHONE_17]]</w:t>
       </w:r>
     </w:p>
     <w:p>
@@ -2475,12 +2475,12 @@
     </w:p>
     <w:p>
       <w:r>
-        <w:t xml:space="preserve">       [[BIRTH_ID_18]], č. lékaře: 56789</w:t>
-      </w:r>
-    </w:p>
-    <w:p>
-      <w:r>
-        <w:t xml:space="preserve">       [[ADDRESS_11]], [[PHONE_17]]</w:t>
+        <w:t xml:space="preserve">       [[BIRTH_ID_17]], č. lékaře: 56789</w:t>
+      </w:r>
+    </w:p>
+    <w:p>
+      <w:r>
+        <w:t xml:space="preserve">       [[ADDRESS_11]], [[PHONE_18]]</w:t>
       </w:r>
     </w:p>
     <w:p>
@@ -2500,7 +2500,7 @@
     </w:p>
     <w:p>
       <w:r>
-        <w:t xml:space="preserve">       Kontakt: Lékařská služba, [[PHONE_18]]</w:t>
+        <w:t xml:space="preserve">       Kontakt: Lékařská služba, [[PHONE_19]]</w:t>
       </w:r>
     </w:p>
     <w:p/>
@@ -2537,7 +2537,7 @@
     </w:p>
     <w:p>
       <w:r>
-        <w:t xml:space="preserve">     [[BIRTH_ID_19]]</w:t>
+        <w:t xml:space="preserve">     [[BIRTH_ID_18]]</w:t>
       </w:r>
     </w:p>
     <w:p>
@@ -2701,7 +2701,7 @@
     </w:p>
     <w:p>
       <w:r>
-        <w:t>Premium Life pojišťovna a.s.               [[BIRTH_ID_11]]</w:t>
+        <w:t>Premium Life pojišťovna a.s.               [[BIRTH_ID_10]]</w:t>
       </w:r>
     </w:p>
     <w:p/>
@@ -2786,86 +2786,86 @@
     </w:p>
     <w:p>
       <w:r>
+        <w:t>[[BIRTH_ID_19]]</w:t>
+      </w:r>
+    </w:p>
+    <w:p>
+      <w:r>
+        <w:t>Email: [[EMAIL_11]]</w:t>
+      </w:r>
+    </w:p>
+    <w:p>
+      <w:r>
+        <w:t>[[PHONE_20]]</w:t>
+      </w:r>
+    </w:p>
+    <w:p>
+      <w:r>
+        <w:t>Licence ČNB: ZZS-0456/2020</w:t>
+      </w:r>
+    </w:p>
+    <w:p/>
+    <w:p>
+      <w:r>
+        <w:t>ZPRACOVATEL (PROCESSOR):</w:t>
+      </w:r>
+    </w:p>
+    <w:p>
+      <w:proofErr w:type="spellStart"/>
+      <w:r>
+        <w:t>CloudMed</w:t>
+      </w:r>
+      <w:proofErr w:type="spellEnd"/>
+      <w:r>
+        <w:t xml:space="preserve"> </w:t>
+      </w:r>
+      <w:proofErr w:type="spellStart"/>
+      <w:r>
+        <w:t>Services</w:t>
+      </w:r>
+      <w:proofErr w:type="spellEnd"/>
+      <w:r>
+        <w:t xml:space="preserve"> a.s.</w:t>
+      </w:r>
+    </w:p>
+    <w:p>
+      <w:r>
+        <w:t>[[ICO_6]]</w:t>
+      </w:r>
+    </w:p>
+    <w:p>
+      <w:r>
+        <w:t>DIČ: [[DIC_2]]</w:t>
+      </w:r>
+    </w:p>
+    <w:p>
+      <w:r>
+        <w:t>[[ADDRESS_18]]</w:t>
+      </w:r>
+    </w:p>
+    <w:p>
+      <w:r>
+        <w:t>Zastoupen: Ing. [[PERSON_11]], Ph.D., generální ředitelka</w:t>
+      </w:r>
+    </w:p>
+    <w:p>
+      <w:r>
+        <w:t>[[DATE_35]]</w:t>
+      </w:r>
+    </w:p>
+    <w:p>
+      <w:r>
         <w:t>[[BIRTH_ID_20]]</w:t>
       </w:r>
     </w:p>
     <w:p>
       <w:r>
-        <w:t>Email: [[EMAIL_11]]</w:t>
-      </w:r>
-    </w:p>
-    <w:p>
-      <w:r>
-        <w:t>[[PHONE_19]]</w:t>
-      </w:r>
-    </w:p>
-    <w:p>
-      <w:r>
-        <w:t>Licence ČNB: ZZS-0456/2020</w:t>
-      </w:r>
-    </w:p>
-    <w:p/>
-    <w:p>
-      <w:r>
-        <w:t>ZPRACOVATEL (PROCESSOR):</w:t>
-      </w:r>
-    </w:p>
-    <w:p>
-      <w:proofErr w:type="spellStart"/>
-      <w:r>
-        <w:t>CloudMed</w:t>
-      </w:r>
-      <w:proofErr w:type="spellEnd"/>
-      <w:r>
-        <w:t xml:space="preserve"> </w:t>
-      </w:r>
-      <w:proofErr w:type="spellStart"/>
-      <w:r>
-        <w:t>Services</w:t>
-      </w:r>
-      <w:proofErr w:type="spellEnd"/>
-      <w:r>
-        <w:t xml:space="preserve"> a.s.</w:t>
-      </w:r>
-    </w:p>
-    <w:p>
-      <w:r>
-        <w:t>[[ICO_6]]</w:t>
-      </w:r>
-    </w:p>
-    <w:p>
-      <w:r>
-        <w:t>DIČ: [[DIC_2]]</w:t>
-      </w:r>
-    </w:p>
-    <w:p>
-      <w:r>
-        <w:t>[[ADDRESS_18]]</w:t>
-      </w:r>
-    </w:p>
-    <w:p>
-      <w:r>
-        <w:t>Zastoupen: Ing. [[PERSON_11]], Ph.D., generální ředitelka</w:t>
-      </w:r>
-    </w:p>
-    <w:p>
-      <w:r>
-        <w:t>[[DATE_35]]</w:t>
-      </w:r>
-    </w:p>
-    <w:p>
-      <w:r>
-        <w:t>[[BIRTH_ID_21]]</w:t>
-      </w:r>
-    </w:p>
-    <w:p>
-      <w:r>
         <w:t>Email: [[EMAIL_12]]</w:t>
       </w:r>
     </w:p>
     <w:p>
       <w:r>
-        <w:t>[[PHONE_20]]</w:t>
+        <w:t>[[PHONE_21]]</w:t>
       </w:r>
     </w:p>
     <w:p>
@@ -2973,7 +2973,7 @@
     </w:p>
     <w:p>
       <w:r>
-        <w:t xml:space="preserve">     [[BIRTH_ID_22]]</w:t>
+        <w:t xml:space="preserve">     [[BIRTH_ID_21]]</w:t>
       </w:r>
     </w:p>
     <w:p>
@@ -2988,7 +2988,7 @@
     </w:p>
     <w:p>
       <w:r>
-        <w:t xml:space="preserve">     [[PHONE_21]]</w:t>
+        <w:t xml:space="preserve">     [[PHONE_22]]</w:t>
       </w:r>
     </w:p>
     <w:p>
@@ -2998,7 +2998,7 @@
     </w:p>
     <w:p>
       <w:r>
-        <w:t xml:space="preserve">     Pojišťovna: VZP, [[BIRTH_ID_23]]</w:t>
+        <w:t xml:space="preserve">     Pojišťovna: VZP, [[BIRTH_ID_21]]</w:t>
       </w:r>
     </w:p>
     <w:p>
@@ -3047,12 +3047,12 @@
     </w:p>
     <w:p>
       <w:r>
-        <w:t xml:space="preserve">     - MUDr. [[PERSON_19]] (internista), [[BIRTH_ID_24]], č. lékaře: 23456</w:t>
-      </w:r>
-    </w:p>
-    <w:p>
-      <w:r>
-        <w:t xml:space="preserve">     - MUDr. [[PERSON_8]] (diabetolog), [[BIRTH_ID_25]], č. lékaře: 34567</w:t>
+        <w:t xml:space="preserve">     - MUDr. [[PERSON_19]] (internista), [[BIRTH_ID_22]], č. lékaře: 23456</w:t>
+      </w:r>
+    </w:p>
+    <w:p>
+      <w:r>
+        <w:t xml:space="preserve">     - MUDr. [[PERSON_8]] (diabetolog), [[BIRTH_ID_23]], č. lékaře: 34567</w:t>
       </w:r>
     </w:p>
     <w:p>
@@ -3190,7 +3190,7 @@
     </w:p>
     <w:p>
       <w:r>
-        <w:t xml:space="preserve">     [[BIRTH_ID_26]]</w:t>
+        <w:t xml:space="preserve">     [[BIRTH_ID_24]]</w:t>
       </w:r>
     </w:p>
     <w:p>
@@ -3205,7 +3205,7 @@
     </w:p>
     <w:p>
       <w:r>
-        <w:t xml:space="preserve">     [[PHONE_22]]</w:t>
+        <w:t xml:space="preserve">     [[PHONE_23]]</w:t>
       </w:r>
     </w:p>
     <w:p>
@@ -3215,7 +3215,7 @@
     </w:p>
     <w:p>
       <w:r>
-        <w:t xml:space="preserve">     Pojišťovna: ČPZP, [[BIRTH_ID_27]]</w:t>
+        <w:t xml:space="preserve">     Pojišťovna: ČPZP, [[BIRTH_ID_24]]</w:t>
       </w:r>
     </w:p>
     <w:p>
@@ -3256,7 +3256,7 @@
     </w:p>
     <w:p>
       <w:r>
-        <w:t xml:space="preserve">     [[BIRTH_ID_28]], č. lékaře: 45678</w:t>
+        <w:t xml:space="preserve">     [[BIRTH_ID_25]], č. lékaře: 45678</w:t>
       </w:r>
     </w:p>
     <w:p>
@@ -3335,7 +3335,7 @@
     </w:p>
     <w:p>
       <w:r>
-        <w:t xml:space="preserve">     [[BIRTH_ID_29]], registr. č.: 34567</w:t>
+        <w:t xml:space="preserve">     [[BIRTH_ID_26]], registr. č.: 34567</w:t>
       </w:r>
     </w:p>
     <w:p>
@@ -3411,7 +3411,7 @@
     </w:p>
     <w:p>
       <w:r>
-        <w:t xml:space="preserve">     [[BIRTH_ID_30]]</w:t>
+        <w:t xml:space="preserve">     [[BIRTH_ID_27]]</w:t>
       </w:r>
     </w:p>
     <w:p>
@@ -3426,7 +3426,7 @@
     </w:p>
     <w:p>
       <w:r>
-        <w:t xml:space="preserve">     [[PHONE_23]]</w:t>
+        <w:t xml:space="preserve">     [[PHONE_24]]</w:t>
       </w:r>
     </w:p>
     <w:p>
@@ -3436,7 +3436,7 @@
     </w:p>
     <w:p>
       <w:r>
-        <w:t xml:space="preserve">     Pojišťovna: VoZP, [[BIRTH_ID_31]]</w:t>
+        <w:t xml:space="preserve">     Pojišťovna: VoZP, [[BIRTH_ID_27]]</w:t>
       </w:r>
     </w:p>
     <w:p>
@@ -3476,7 +3476,7 @@
     </w:p>
     <w:p>
       <w:r>
-        <w:t xml:space="preserve">     [[BIRTH_ID_32]], č. lékaře: 56789</w:t>
+        <w:t xml:space="preserve">     [[BIRTH_ID_28]], č. lékaře: 56789</w:t>
       </w:r>
     </w:p>
     <w:p>
@@ -3607,12 +3607,12 @@
     </w:p>
     <w:p>
       <w:r>
-        <w:t xml:space="preserve">     1) [[PERSON_15]], [[BIRTH_ID_33]]</w:t>
-      </w:r>
-    </w:p>
-    <w:p>
-      <w:r>
-        <w:t xml:space="preserve">     2) [[PERSON_29]], [[BIRTH_ID_34]]</w:t>
+        <w:t xml:space="preserve">     1) [[PERSON_15]], [[BIRTH_ID_29]]</w:t>
+      </w:r>
+    </w:p>
+    <w:p>
+      <w:r>
+        <w:t xml:space="preserve">     2) [[PERSON_29]], [[BIRTH_ID_30]]</w:t>
       </w:r>
     </w:p>
     <w:p/>
@@ -3643,7 +3643,7 @@
     </w:p>
     <w:p>
       <w:r>
-        <w:t xml:space="preserve">        [[BIRTH_ID_20]]</w:t>
+        <w:t xml:space="preserve">        [[BIRTH_ID_19]]</w:t>
       </w:r>
     </w:p>
     <w:p>
@@ -3686,48 +3686,807 @@
     </w:p>
     <w:p>
       <w:r>
+        <w:t xml:space="preserve">        [[BIRTH_ID_31]]</w:t>
+      </w:r>
+    </w:p>
+    <w:p>
+      <w:r>
+        <w:t xml:space="preserve">        [[USERNAME_5]]</w:t>
+      </w:r>
+    </w:p>
+    <w:p>
+      <w:r>
+        <w:t xml:space="preserve">        Role: </w:t>
+      </w:r>
+      <w:proofErr w:type="spellStart"/>
+      <w:r>
+        <w:t>Physician</w:t>
+      </w:r>
+      <w:proofErr w:type="spellEnd"/>
+      <w:r>
+        <w:t xml:space="preserve">, </w:t>
+      </w:r>
+      <w:proofErr w:type="spellStart"/>
+      <w:r>
+        <w:t>Read</w:t>
+      </w:r>
+      <w:proofErr w:type="spellEnd"/>
+      <w:r>
+        <w:t>/</w:t>
+      </w:r>
+      <w:proofErr w:type="spellStart"/>
+      <w:r>
+        <w:t>Write</w:t>
+      </w:r>
+      <w:proofErr w:type="spellEnd"/>
+    </w:p>
+    <w:p>
+      <w:r>
+        <w:t xml:space="preserve">     </w:t>
+      </w:r>
+    </w:p>
+    <w:p>
+      <w:r>
+        <w:t xml:space="preserve">     3) Bc. [[PERSON_11]] (zdravotní sestra)</w:t>
+      </w:r>
+    </w:p>
+    <w:p>
+      <w:r>
+        <w:t xml:space="preserve">        [[BIRTH_ID_32]]</w:t>
+      </w:r>
+    </w:p>
+    <w:p>
+      <w:r>
+        <w:t xml:space="preserve">        [[USERNAME_6]]</w:t>
+      </w:r>
+    </w:p>
+    <w:p>
+      <w:r>
+        <w:t xml:space="preserve">        Role: </w:t>
+      </w:r>
+      <w:proofErr w:type="spellStart"/>
+      <w:r>
+        <w:t>Nurse</w:t>
+      </w:r>
+      <w:proofErr w:type="spellEnd"/>
+      <w:r>
+        <w:t xml:space="preserve">, Limited </w:t>
+      </w:r>
+      <w:proofErr w:type="spellStart"/>
+      <w:r>
+        <w:t>access</w:t>
+      </w:r>
+      <w:proofErr w:type="spellEnd"/>
+    </w:p>
+    <w:p>
+      <w:r>
+        <w:t xml:space="preserve">     </w:t>
+      </w:r>
+    </w:p>
+    <w:p>
+      <w:r>
+        <w:t xml:space="preserve">     4) Ing. [[PERSON_30]] (IT administrátor)</w:t>
+      </w:r>
+    </w:p>
+    <w:p>
+      <w:r>
+        <w:t xml:space="preserve">        [[BIRTH_ID_33]]</w:t>
+      </w:r>
+    </w:p>
+    <w:p>
+      <w:r>
+        <w:t xml:space="preserve">        [[USERNAME_7]]</w:t>
+      </w:r>
+    </w:p>
+    <w:p>
+      <w:r>
+        <w:t xml:space="preserve">        Role: </w:t>
+      </w:r>
+      <w:proofErr w:type="spellStart"/>
+      <w:r>
+        <w:t>Technical</w:t>
+      </w:r>
+      <w:proofErr w:type="spellEnd"/>
+      <w:r>
+        <w:t xml:space="preserve"> admin</w:t>
+      </w:r>
+    </w:p>
+    <w:p>
+      <w:r>
+        <w:t xml:space="preserve">        Certifikace: RHCE, CCNA, ISO 27001 Lead </w:t>
+      </w:r>
+      <w:proofErr w:type="spellStart"/>
+      <w:r>
+        <w:t>Implementer</w:t>
+      </w:r>
+      <w:proofErr w:type="spellEnd"/>
+    </w:p>
+    <w:p>
+      <w:r>
+        <w:t xml:space="preserve">     </w:t>
+      </w:r>
+    </w:p>
+    <w:p>
+      <w:r>
+        <w:t xml:space="preserve">     5) Bc. [[PERSON_8]] (účetní)</w:t>
+      </w:r>
+    </w:p>
+    <w:p>
+      <w:r>
+        <w:t xml:space="preserve">        [[BIRTH_ID_34]]</w:t>
+      </w:r>
+    </w:p>
+    <w:p>
+      <w:r>
+        <w:t xml:space="preserve">        [[USERNAME_8]]</w:t>
+      </w:r>
+    </w:p>
+    <w:p>
+      <w:r>
+        <w:t xml:space="preserve">        Role: </w:t>
+      </w:r>
+      <w:proofErr w:type="spellStart"/>
+      <w:r>
+        <w:t>Billing</w:t>
+      </w:r>
+      <w:proofErr w:type="spellEnd"/>
+      <w:r>
+        <w:t xml:space="preserve">, </w:t>
+      </w:r>
+      <w:proofErr w:type="spellStart"/>
+      <w:r>
+        <w:t>Read-only</w:t>
+      </w:r>
+      <w:proofErr w:type="spellEnd"/>
+      <w:r>
+        <w:t xml:space="preserve"> </w:t>
+      </w:r>
+      <w:proofErr w:type="spellStart"/>
+      <w:r>
+        <w:t>patient</w:t>
+      </w:r>
+      <w:proofErr w:type="spellEnd"/>
+      <w:r>
+        <w:t xml:space="preserve"> data</w:t>
+      </w:r>
+    </w:p>
+    <w:p/>
+    <w:p>
+      <w:r>
+        <w:t>───────────────────────────────────────────────────────────────────────────────</w:t>
+      </w:r>
+    </w:p>
+    <w:p/>
+    <w:p>
+      <w:r>
+        <w:t>ČLÁNEK III. - KATEGORIE OSOBNÍCH ÚDAJŮ</w:t>
+      </w:r>
+    </w:p>
+    <w:p/>
+    <w:p>
+      <w:r>
+        <w:t>3.1. ZÁKLADNÍ IDENTIFIKAČNÍ ÚDAJE:</w:t>
+      </w:r>
+    </w:p>
+    <w:p>
+      <w:r>
+        <w:t xml:space="preserve">     - Jméno, příjmení, tituly</w:t>
+      </w:r>
+    </w:p>
+    <w:p>
+      <w:r>
+        <w:t xml:space="preserve">     - Rodné číslo</w:t>
+      </w:r>
+    </w:p>
+    <w:p>
+      <w:r>
+        <w:t xml:space="preserve">     - Datum a místo narození</w:t>
+      </w:r>
+    </w:p>
+    <w:p>
+      <w:r>
+        <w:t xml:space="preserve">     - Adresa trvalého pobytu</w:t>
+      </w:r>
+    </w:p>
+    <w:p>
+      <w:r>
+        <w:t xml:space="preserve">     - Kontaktní údaje (telefon, email)</w:t>
+      </w:r>
+    </w:p>
+    <w:p/>
+    <w:p>
+      <w:r>
+        <w:t>3.2. ZVLÁŠTNÍ KATEGORIE OSOBNÍCH ÚDAJŮ (čl. 9 GDPR):</w:t>
+      </w:r>
+    </w:p>
+    <w:p>
+      <w:r>
+        <w:t xml:space="preserve">     </w:t>
+      </w:r>
+    </w:p>
+    <w:p>
+      <w:r>
+        <w:t xml:space="preserve">     A) ZDRAVOTNÍ ÚDAJE:</w:t>
+      </w:r>
+    </w:p>
+    <w:p>
+      <w:r>
+        <w:t xml:space="preserve">        - Diagnózy (ICD-10 kódy)</w:t>
+      </w:r>
+    </w:p>
+    <w:p>
+      <w:r>
+        <w:t xml:space="preserve">        - Anamnézy (osobní, rodinná)</w:t>
+      </w:r>
+    </w:p>
+    <w:p>
+      <w:r>
+        <w:t xml:space="preserve">        - Medikace (název, dávka, frekvence)</w:t>
+      </w:r>
+    </w:p>
+    <w:p>
+      <w:r>
+        <w:t xml:space="preserve">        - Laboratorní výsledky</w:t>
+      </w:r>
+    </w:p>
+    <w:p>
+      <w:r>
+        <w:t xml:space="preserve">        - Obrazová dokumentace (RTG, CT, MRI, ultrazvuk)</w:t>
+      </w:r>
+    </w:p>
+    <w:p>
+      <w:r>
+        <w:t xml:space="preserve">        - Operační protokoly</w:t>
+      </w:r>
+    </w:p>
+    <w:p>
+      <w:r>
+        <w:t xml:space="preserve">        - Propouštěcí zprávy</w:t>
+      </w:r>
+    </w:p>
+    <w:p>
+      <w:r>
+        <w:t xml:space="preserve">        - Lékařské zprávy</w:t>
+      </w:r>
+    </w:p>
+    <w:p>
+      <w:r>
+        <w:t xml:space="preserve">        - Vakcinační průkaz</w:t>
+      </w:r>
+    </w:p>
+    <w:p>
+      <w:r>
+        <w:t xml:space="preserve">     </w:t>
+      </w:r>
+    </w:p>
+    <w:p>
+      <w:r>
+        <w:t xml:space="preserve">     B) GENETICKÉ ÚDAJE:</w:t>
+      </w:r>
+    </w:p>
+    <w:p>
+      <w:r>
+        <w:t xml:space="preserve">        - Genetické testy (BRCA1/</w:t>
+      </w:r>
+      <w:proofErr w:type="gramStart"/>
+      <w:r>
+        <w:t>BRCA2,</w:t>
+      </w:r>
+      <w:proofErr w:type="gramEnd"/>
+      <w:r>
+        <w:t xml:space="preserve"> atd.)</w:t>
+      </w:r>
+    </w:p>
+    <w:p>
+      <w:r>
+        <w:t xml:space="preserve">        - Predispozice k nemocem</w:t>
+      </w:r>
+    </w:p>
+    <w:p>
+      <w:r>
+        <w:t xml:space="preserve">        - </w:t>
+      </w:r>
+      <w:proofErr w:type="spellStart"/>
+      <w:r>
+        <w:t>Farmakogenetické</w:t>
+      </w:r>
+      <w:proofErr w:type="spellEnd"/>
+      <w:r>
+        <w:t xml:space="preserve"> profily</w:t>
+      </w:r>
+    </w:p>
+    <w:p>
+      <w:r>
+        <w:lastRenderedPageBreak/>
+        <w:t xml:space="preserve">     </w:t>
+      </w:r>
+    </w:p>
+    <w:p>
+      <w:r>
+        <w:t xml:space="preserve">     C) BIOMETRICKÉ ÚDAJE:</w:t>
+      </w:r>
+    </w:p>
+    <w:p>
+      <w:r>
+        <w:t xml:space="preserve">        - Fotografie pacienta (pro identifikaci)</w:t>
+      </w:r>
+    </w:p>
+    <w:p>
+      <w:r>
+        <w:t xml:space="preserve">        - Digitalizované podpisy</w:t>
+      </w:r>
+    </w:p>
+    <w:p>
+      <w:r>
+        <w:t xml:space="preserve">        - Otisk prstu (pro přístup k terminálům)</w:t>
+      </w:r>
+    </w:p>
+    <w:p/>
+    <w:p>
+      <w:r>
+        <w:t>3.3. FINANČNÍ ÚDAJE:</w:t>
+      </w:r>
+    </w:p>
+    <w:p>
+      <w:r>
+        <w:t xml:space="preserve">     - Čísla pojištěnců</w:t>
+      </w:r>
+    </w:p>
+    <w:p>
+      <w:r>
+        <w:t xml:space="preserve">     - Fakturační údaje</w:t>
+      </w:r>
+    </w:p>
+    <w:p>
+      <w:r>
+        <w:t xml:space="preserve">     - Bankovní účty pro vrácení doplatků</w:t>
+      </w:r>
+    </w:p>
+    <w:p>
+      <w:r>
+        <w:t xml:space="preserve">     - Doklady o úhradách</w:t>
+      </w:r>
+    </w:p>
+    <w:p/>
+    <w:p>
+      <w:r>
+        <w:t>3.4. KOMUNIKAČNÍ METADATA:</w:t>
+      </w:r>
+    </w:p>
+    <w:p>
+      <w:r>
+        <w:t xml:space="preserve">     - IP adresy přístupů</w:t>
+      </w:r>
+    </w:p>
+    <w:p>
+      <w:r>
+        <w:t xml:space="preserve">     - Logy přihlášení</w:t>
+      </w:r>
+    </w:p>
+    <w:p>
+      <w:r>
+        <w:t xml:space="preserve">     - Historie změn v záznamech</w:t>
+      </w:r>
+    </w:p>
+    <w:p>
+      <w:r>
+        <w:t xml:space="preserve">     - Email komunikace s pacienty</w:t>
+      </w:r>
+    </w:p>
+    <w:p/>
+    <w:p>
+      <w:r>
+        <w:t>───────────────────────────────────────────────────────────────────────────────</w:t>
+      </w:r>
+    </w:p>
+    <w:p/>
+    <w:p>
+      <w:r>
+        <w:t>ČLÁNEK IV. - TECHNICKÉ A ORGANIZAČNÍ OPATŘENÍ</w:t>
+      </w:r>
+    </w:p>
+    <w:p/>
+    <w:p>
+      <w:r>
+        <w:t>4.1. INFRASTRUKTURA:</w:t>
+      </w:r>
+    </w:p>
+    <w:p>
+      <w:r>
+        <w:t xml:space="preserve">     </w:t>
+      </w:r>
+    </w:p>
+    <w:p>
+      <w:r>
+        <w:t xml:space="preserve">     Primární datacenter:</w:t>
+      </w:r>
+    </w:p>
+    <w:p>
+      <w:r>
+        <w:t xml:space="preserve">     Lokace: Datová hala </w:t>
+      </w:r>
+      <w:proofErr w:type="gramStart"/>
+      <w:r>
+        <w:t>Praha - Holešovice</w:t>
+      </w:r>
+      <w:proofErr w:type="gramEnd"/>
+    </w:p>
+    <w:p>
+      <w:r>
+        <w:t xml:space="preserve">     [[ADDRESS_23]]</w:t>
+      </w:r>
+    </w:p>
+    <w:p>
+      <w:r>
+        <w:t xml:space="preserve">     </w:t>
+      </w:r>
+      <w:proofErr w:type="spellStart"/>
+      <w:r>
+        <w:t>Rack</w:t>
+      </w:r>
+      <w:proofErr w:type="spellEnd"/>
+      <w:r>
+        <w:t>: R-24-A-03</w:t>
+      </w:r>
+    </w:p>
+    <w:p>
+      <w:r>
+        <w:t xml:space="preserve">     Servery:</w:t>
+      </w:r>
+    </w:p>
+    <w:p>
+      <w:r>
+        <w:t xml:space="preserve">     - DB-PROD-01: [[IP_2]] (primary database)</w:t>
+      </w:r>
+    </w:p>
+    <w:p>
+      <w:r>
+        <w:t xml:space="preserve">     - DB-PROD-02: [[IP_3]] (replica)</w:t>
+      </w:r>
+    </w:p>
+    <w:p>
+      <w:r>
+        <w:t xml:space="preserve">     - APP-PROD-01: [[IP_4]] (application server)</w:t>
+      </w:r>
+    </w:p>
+    <w:p>
+      <w:r>
+        <w:t xml:space="preserve">     - APP-PROD-02: [[IP_5]] (load balancer)</w:t>
+      </w:r>
+    </w:p>
+    <w:p>
+      <w:r>
+        <w:t xml:space="preserve">     </w:t>
+      </w:r>
+    </w:p>
+    <w:p>
+      <w:r>
+        <w:t xml:space="preserve">     </w:t>
+      </w:r>
+      <w:proofErr w:type="spellStart"/>
+      <w:r>
+        <w:t>Backup</w:t>
+      </w:r>
+      <w:proofErr w:type="spellEnd"/>
+      <w:r>
+        <w:t xml:space="preserve"> datacenter:</w:t>
+      </w:r>
+    </w:p>
+    <w:p>
+      <w:r>
+        <w:t xml:space="preserve">     Lokace: </w:t>
+      </w:r>
+      <w:proofErr w:type="spellStart"/>
+      <w:r>
+        <w:t>DataCloud</w:t>
+      </w:r>
+      <w:proofErr w:type="spellEnd"/>
+      <w:r>
+        <w:t xml:space="preserve"> Brno</w:t>
+      </w:r>
+    </w:p>
+    <w:p>
+      <w:r>
+        <w:t xml:space="preserve">     [[ADDRESS_24]]</w:t>
+      </w:r>
+    </w:p>
+    <w:p>
+      <w:r>
+        <w:t xml:space="preserve">     </w:t>
+      </w:r>
+      <w:proofErr w:type="spellStart"/>
+      <w:r>
+        <w:t>Rack</w:t>
+      </w:r>
+      <w:proofErr w:type="spellEnd"/>
+      <w:r>
+        <w:t>: R-18-B-07</w:t>
+      </w:r>
+    </w:p>
+    <w:p>
+      <w:r>
+        <w:t xml:space="preserve">     Replikace: </w:t>
+      </w:r>
+      <w:proofErr w:type="spellStart"/>
+      <w:r>
+        <w:t>real-time</w:t>
+      </w:r>
+      <w:proofErr w:type="spellEnd"/>
+      <w:r>
+        <w:t xml:space="preserve"> </w:t>
+      </w:r>
+      <w:proofErr w:type="gramStart"/>
+      <w:r>
+        <w:t>(&lt; 5</w:t>
+      </w:r>
+      <w:proofErr w:type="gramEnd"/>
+      <w:r>
+        <w:t xml:space="preserve"> min RPO)</w:t>
+      </w:r>
+    </w:p>
+    <w:p>
+      <w:r>
+        <w:t xml:space="preserve">     </w:t>
+      </w:r>
+    </w:p>
+    <w:p>
+      <w:r>
+        <w:t xml:space="preserve">     Cloud </w:t>
+      </w:r>
+      <w:proofErr w:type="spellStart"/>
+      <w:r>
+        <w:t>backup</w:t>
+      </w:r>
+      <w:proofErr w:type="spellEnd"/>
+      <w:r>
+        <w:t>:</w:t>
+      </w:r>
+    </w:p>
+    <w:p>
+      <w:r>
+        <w:t xml:space="preserve">     Provider: AWS Frankfurt (eu-central-1)</w:t>
+      </w:r>
+    </w:p>
+    <w:p>
+      <w:r>
+        <w:t xml:space="preserve">     Šifrování: AES-256</w:t>
+      </w:r>
+    </w:p>
+    <w:p>
+      <w:r>
+        <w:t xml:space="preserve">     Retence: 7 let (dle zákona 372/2011 Sb.)</w:t>
+      </w:r>
+    </w:p>
+    <w:p/>
+    <w:p>
+      <w:r>
+        <w:t>4.2. PŘÍSTUPOVÉ ÚDAJE (SPRÁVCE):</w:t>
+      </w:r>
+    </w:p>
+    <w:p>
+      <w:r>
+        <w:t xml:space="preserve">     </w:t>
+      </w:r>
+    </w:p>
+    <w:p>
+      <w:r>
+        <w:t xml:space="preserve">     Database </w:t>
+      </w:r>
+      <w:proofErr w:type="spellStart"/>
+      <w:r>
+        <w:t>access</w:t>
+      </w:r>
+      <w:proofErr w:type="spellEnd"/>
+      <w:r>
+        <w:t>:</w:t>
+      </w:r>
+    </w:p>
+    <w:p>
+      <w:r>
+        <w:t xml:space="preserve">     [[HOST_1]]</w:t>
+      </w:r>
+    </w:p>
+    <w:p>
+      <w:r>
+        <w:t xml:space="preserve">     Port: 5432 (</w:t>
+      </w:r>
+      <w:proofErr w:type="spellStart"/>
+      <w:r>
+        <w:t>PostgreSQL</w:t>
+      </w:r>
+      <w:proofErr w:type="spellEnd"/>
+      <w:r>
+        <w:t>)</w:t>
+      </w:r>
+    </w:p>
+    <w:p>
+      <w:r>
+        <w:t xml:space="preserve">     Database: </w:t>
+      </w:r>
+      <w:proofErr w:type="spellStart"/>
+      <w:r>
+        <w:t>healthcarepro_production</w:t>
+      </w:r>
+      <w:proofErr w:type="spellEnd"/>
+    </w:p>
+    <w:p>
+      <w:r>
+        <w:t xml:space="preserve">     [[USERNAME_9]]</w:t>
+      </w:r>
+    </w:p>
+    <w:p>
+      <w:r>
+        <w:t xml:space="preserve">     [[PASSWORD_2]]</w:t>
+      </w:r>
+    </w:p>
+    <w:p>
+      <w:r>
+        <w:t xml:space="preserve">     SSL: </w:t>
+      </w:r>
+      <w:proofErr w:type="spellStart"/>
+      <w:r>
+        <w:t>required</w:t>
+      </w:r>
+      <w:proofErr w:type="spellEnd"/>
+      <w:r>
+        <w:t xml:space="preserve"> (</w:t>
+      </w:r>
+      <w:proofErr w:type="spellStart"/>
+      <w:r>
+        <w:t>cert</w:t>
+      </w:r>
+      <w:proofErr w:type="spellEnd"/>
+      <w:r>
+        <w:t>: hcp-2024.pem)</w:t>
+      </w:r>
+    </w:p>
+    <w:p>
+      <w:r>
+        <w:t xml:space="preserve">     </w:t>
+      </w:r>
+    </w:p>
+    <w:p>
+      <w:r>
+        <w:t xml:space="preserve">     </w:t>
+      </w:r>
+      <w:proofErr w:type="spellStart"/>
+      <w:r>
+        <w:t>Application</w:t>
+      </w:r>
+      <w:proofErr w:type="spellEnd"/>
+      <w:r>
+        <w:t xml:space="preserve"> admin panel:</w:t>
+      </w:r>
+    </w:p>
+    <w:p>
+      <w:r>
+        <w:t xml:space="preserve">     URL: https://admin.healthcarepro.cloudmed.cz</w:t>
+      </w:r>
+    </w:p>
+    <w:p>
+      <w:r>
+        <w:t xml:space="preserve">     [[USERNAME_10]]</w:t>
+      </w:r>
+    </w:p>
+    <w:p>
+      <w:r>
+        <w:t xml:space="preserve">     [[PASSWORD_3]]</w:t>
+      </w:r>
+    </w:p>
+    <w:p>
+      <w:r>
+        <w:t xml:space="preserve">     2FA: TOTP (Google </w:t>
+      </w:r>
+      <w:proofErr w:type="spellStart"/>
+      <w:r>
+        <w:t>Authenticator</w:t>
+      </w:r>
+      <w:proofErr w:type="spellEnd"/>
+      <w:r>
+        <w:t>)</w:t>
+      </w:r>
+    </w:p>
+    <w:p>
+      <w:r>
+        <w:t xml:space="preserve">     </w:t>
+      </w:r>
+    </w:p>
+    <w:p>
+      <w:r>
+        <w:t xml:space="preserve">     SFTP </w:t>
+      </w:r>
+      <w:proofErr w:type="spellStart"/>
+      <w:r>
+        <w:t>backup</w:t>
+      </w:r>
+      <w:proofErr w:type="spellEnd"/>
+      <w:r>
+        <w:t xml:space="preserve"> </w:t>
+      </w:r>
+      <w:proofErr w:type="spellStart"/>
+      <w:r>
+        <w:t>access</w:t>
+      </w:r>
+      <w:proofErr w:type="spellEnd"/>
+      <w:r>
+        <w:t>:</w:t>
+      </w:r>
+    </w:p>
+    <w:p>
+      <w:r>
+        <w:t xml:space="preserve">     [[HOST_2]]</w:t>
+      </w:r>
+    </w:p>
+    <w:p>
+      <w:r>
+        <w:t xml:space="preserve">     Port: 22</w:t>
+      </w:r>
+    </w:p>
+    <w:p>
+      <w:r>
+        <w:t xml:space="preserve">     [[USERNAME_11]]</w:t>
+      </w:r>
+    </w:p>
+    <w:p>
+      <w:r>
+        <w:t xml:space="preserve">     SSH </w:t>
+      </w:r>
+      <w:proofErr w:type="spellStart"/>
+      <w:r>
+        <w:t>Key</w:t>
+      </w:r>
+      <w:proofErr w:type="spellEnd"/>
+      <w:r>
+        <w:t>: hcp-backup-2024.key (4096-bit RSA)</w:t>
+      </w:r>
+    </w:p>
+    <w:p/>
+    <w:p>
+      <w:r>
+        <w:t>4.3. OPRÁVNĚNÉ OSOBY ZPRACOVATELE:</w:t>
+      </w:r>
+    </w:p>
+    <w:p>
+      <w:r>
+        <w:t xml:space="preserve">     </w:t>
+      </w:r>
+    </w:p>
+    <w:p>
+      <w:r>
+        <w:t xml:space="preserve">     1) Ing. [[PERSON_31]] (Cloud Architect)</w:t>
+      </w:r>
+    </w:p>
+    <w:p>
+      <w:r>
         <w:t xml:space="preserve">        [[BIRTH_ID_35]]</w:t>
       </w:r>
     </w:p>
     <w:p>
       <w:r>
-        <w:t xml:space="preserve">        [[USERNAME_5]]</w:t>
-      </w:r>
-    </w:p>
-    <w:p>
-      <w:r>
-        <w:t xml:space="preserve">        Role: </w:t>
-      </w:r>
-      <w:proofErr w:type="spellStart"/>
-      <w:r>
-        <w:t>Physician</w:t>
-      </w:r>
-      <w:proofErr w:type="spellEnd"/>
-      <w:r>
-        <w:t xml:space="preserve">, </w:t>
-      </w:r>
-      <w:proofErr w:type="spellStart"/>
-      <w:r>
-        <w:t>Read</w:t>
-      </w:r>
-      <w:proofErr w:type="spellEnd"/>
-      <w:r>
-        <w:t>/</w:t>
-      </w:r>
-      <w:proofErr w:type="spellStart"/>
-      <w:r>
-        <w:t>Write</w:t>
-      </w:r>
-      <w:proofErr w:type="spellEnd"/>
-    </w:p>
-    <w:p>
-      <w:r>
-        <w:t xml:space="preserve">     </w:t>
-      </w:r>
-    </w:p>
-    <w:p>
-      <w:r>
-        <w:t xml:space="preserve">     3) Bc. [[PERSON_11]] (zdravotní sestra)</w:t>
+        <w:t xml:space="preserve">        Email: [[EMAIL_16]]</w:t>
+      </w:r>
+    </w:p>
+    <w:p>
+      <w:r>
+        <w:t xml:space="preserve">        Certifikace: AWS Solutions </w:t>
+      </w:r>
+      <w:proofErr w:type="spellStart"/>
+      <w:r>
+        <w:t>Architect</w:t>
+      </w:r>
+      <w:proofErr w:type="spellEnd"/>
+      <w:r>
+        <w:t xml:space="preserve"> Professional</w:t>
+      </w:r>
+    </w:p>
+    <w:p>
+      <w:r>
+        <w:t xml:space="preserve">     </w:t>
+      </w:r>
+    </w:p>
+    <w:p>
+      <w:r>
+        <w:t xml:space="preserve">     2) Bc. [[PERSON_32]] (DBA)</w:t>
       </w:r>
     </w:p>
     <w:p>
@@ -3737,35 +4496,38 @@
     </w:p>
     <w:p>
       <w:r>
-        <w:t xml:space="preserve">        [[USERNAME_6]]</w:t>
-      </w:r>
-    </w:p>
-    <w:p>
-      <w:r>
-        <w:t xml:space="preserve">        Role: </w:t>
-      </w:r>
-      <w:proofErr w:type="spellStart"/>
-      <w:r>
-        <w:t>Nurse</w:t>
-      </w:r>
-      <w:proofErr w:type="spellEnd"/>
-      <w:r>
-        <w:t xml:space="preserve">, Limited </w:t>
-      </w:r>
-      <w:proofErr w:type="spellStart"/>
-      <w:r>
-        <w:t>access</w:t>
-      </w:r>
-      <w:proofErr w:type="spellEnd"/>
-    </w:p>
-    <w:p>
-      <w:r>
-        <w:t xml:space="preserve">     </w:t>
-      </w:r>
-    </w:p>
-    <w:p>
-      <w:r>
-        <w:t xml:space="preserve">     4) Ing. [[PERSON_30]] (IT administrátor)</w:t>
+        <w:t xml:space="preserve">        Email: [[EMAIL_17]]</w:t>
+      </w:r>
+    </w:p>
+    <w:p>
+      <w:r>
+        <w:t xml:space="preserve">        Certifikace: </w:t>
+      </w:r>
+      <w:proofErr w:type="spellStart"/>
+      <w:r>
+        <w:t>PostgreSQL</w:t>
+      </w:r>
+      <w:proofErr w:type="spellEnd"/>
+      <w:r>
+        <w:t xml:space="preserve"> </w:t>
+      </w:r>
+      <w:proofErr w:type="spellStart"/>
+      <w:r>
+        <w:t>Certified</w:t>
+      </w:r>
+      <w:proofErr w:type="spellEnd"/>
+      <w:r>
+        <w:t xml:space="preserve"> Professional</w:t>
+      </w:r>
+    </w:p>
+    <w:p>
+      <w:r>
+        <w:t xml:space="preserve">     </w:t>
+      </w:r>
+    </w:p>
+    <w:p>
+      <w:r>
+        <w:t xml:space="preserve">     3) Ing. [[PERSON_33]], Ph.D. (Security Officer)</w:t>
       </w:r>
     </w:p>
     <w:p>
@@ -3775,789 +4537,27 @@
     </w:p>
     <w:p>
       <w:r>
-        <w:t xml:space="preserve">        [[USERNAME_7]]</w:t>
-      </w:r>
-    </w:p>
-    <w:p>
-      <w:r>
-        <w:t xml:space="preserve">        Role: </w:t>
-      </w:r>
-      <w:proofErr w:type="spellStart"/>
-      <w:r>
-        <w:t>Technical</w:t>
-      </w:r>
-      <w:proofErr w:type="spellEnd"/>
-      <w:r>
-        <w:t xml:space="preserve"> admin</w:t>
-      </w:r>
-    </w:p>
-    <w:p>
-      <w:r>
-        <w:t xml:space="preserve">        Certifikace: RHCE, CCNA, ISO 27001 Lead </w:t>
-      </w:r>
-      <w:proofErr w:type="spellStart"/>
-      <w:r>
-        <w:t>Implementer</w:t>
-      </w:r>
-      <w:proofErr w:type="spellEnd"/>
-    </w:p>
-    <w:p>
-      <w:r>
-        <w:t xml:space="preserve">     </w:t>
-      </w:r>
-    </w:p>
-    <w:p>
-      <w:r>
-        <w:t xml:space="preserve">     5) Bc. [[PERSON_8]] (účetní)</w:t>
+        <w:t xml:space="preserve">        Email: [[EMAIL_18]]</w:t>
+      </w:r>
+    </w:p>
+    <w:p>
+      <w:r>
+        <w:t xml:space="preserve">        Certifikace: CISSP, CISM, CEH</w:t>
+      </w:r>
+    </w:p>
+    <w:p>
+      <w:r>
+        <w:t xml:space="preserve">     </w:t>
+      </w:r>
+    </w:p>
+    <w:p>
+      <w:r>
+        <w:t xml:space="preserve">     4) Mgr. [[PERSON_8]] (GDPR Officer)</w:t>
       </w:r>
     </w:p>
     <w:p>
       <w:r>
         <w:t xml:space="preserve">        [[BIRTH_ID_38]]</w:t>
-      </w:r>
-    </w:p>
-    <w:p>
-      <w:r>
-        <w:t xml:space="preserve">        [[USERNAME_8]]</w:t>
-      </w:r>
-    </w:p>
-    <w:p>
-      <w:r>
-        <w:t xml:space="preserve">        Role: </w:t>
-      </w:r>
-      <w:proofErr w:type="spellStart"/>
-      <w:r>
-        <w:t>Billing</w:t>
-      </w:r>
-      <w:proofErr w:type="spellEnd"/>
-      <w:r>
-        <w:t xml:space="preserve">, </w:t>
-      </w:r>
-      <w:proofErr w:type="spellStart"/>
-      <w:r>
-        <w:t>Read-only</w:t>
-      </w:r>
-      <w:proofErr w:type="spellEnd"/>
-      <w:r>
-        <w:t xml:space="preserve"> </w:t>
-      </w:r>
-      <w:proofErr w:type="spellStart"/>
-      <w:r>
-        <w:t>patient</w:t>
-      </w:r>
-      <w:proofErr w:type="spellEnd"/>
-      <w:r>
-        <w:t xml:space="preserve"> data</w:t>
-      </w:r>
-    </w:p>
-    <w:p/>
-    <w:p>
-      <w:r>
-        <w:t>───────────────────────────────────────────────────────────────────────────────</w:t>
-      </w:r>
-    </w:p>
-    <w:p/>
-    <w:p>
-      <w:r>
-        <w:t>ČLÁNEK III. - KATEGORIE OSOBNÍCH ÚDAJŮ</w:t>
-      </w:r>
-    </w:p>
-    <w:p/>
-    <w:p>
-      <w:r>
-        <w:t>3.1. ZÁKLADNÍ IDENTIFIKAČNÍ ÚDAJE:</w:t>
-      </w:r>
-    </w:p>
-    <w:p>
-      <w:r>
-        <w:t xml:space="preserve">     - Jméno, příjmení, tituly</w:t>
-      </w:r>
-    </w:p>
-    <w:p>
-      <w:r>
-        <w:t xml:space="preserve">     - Rodné číslo</w:t>
-      </w:r>
-    </w:p>
-    <w:p>
-      <w:r>
-        <w:t xml:space="preserve">     - Datum a místo narození</w:t>
-      </w:r>
-    </w:p>
-    <w:p>
-      <w:r>
-        <w:t xml:space="preserve">     - Adresa trvalého pobytu</w:t>
-      </w:r>
-    </w:p>
-    <w:p>
-      <w:r>
-        <w:t xml:space="preserve">     - Kontaktní údaje (telefon, email)</w:t>
-      </w:r>
-    </w:p>
-    <w:p/>
-    <w:p>
-      <w:r>
-        <w:t>3.2. ZVLÁŠTNÍ KATEGORIE OSOBNÍCH ÚDAJŮ (čl. 9 GDPR):</w:t>
-      </w:r>
-    </w:p>
-    <w:p>
-      <w:r>
-        <w:t xml:space="preserve">     </w:t>
-      </w:r>
-    </w:p>
-    <w:p>
-      <w:r>
-        <w:t xml:space="preserve">     A) ZDRAVOTNÍ ÚDAJE:</w:t>
-      </w:r>
-    </w:p>
-    <w:p>
-      <w:r>
-        <w:t xml:space="preserve">        - Diagnózy (ICD-10 kódy)</w:t>
-      </w:r>
-    </w:p>
-    <w:p>
-      <w:r>
-        <w:t xml:space="preserve">        - Anamnézy (osobní, rodinná)</w:t>
-      </w:r>
-    </w:p>
-    <w:p>
-      <w:r>
-        <w:t xml:space="preserve">        - Medikace (název, dávka, frekvence)</w:t>
-      </w:r>
-    </w:p>
-    <w:p>
-      <w:r>
-        <w:t xml:space="preserve">        - Laboratorní výsledky</w:t>
-      </w:r>
-    </w:p>
-    <w:p>
-      <w:r>
-        <w:t xml:space="preserve">        - Obrazová dokumentace (RTG, CT, MRI, ultrazvuk)</w:t>
-      </w:r>
-    </w:p>
-    <w:p>
-      <w:r>
-        <w:t xml:space="preserve">        - Operační protokoly</w:t>
-      </w:r>
-    </w:p>
-    <w:p>
-      <w:r>
-        <w:t xml:space="preserve">        - Propouštěcí zprávy</w:t>
-      </w:r>
-    </w:p>
-    <w:p>
-      <w:r>
-        <w:t xml:space="preserve">        - Lékařské zprávy</w:t>
-      </w:r>
-    </w:p>
-    <w:p>
-      <w:r>
-        <w:t xml:space="preserve">        - Vakcinační průkaz</w:t>
-      </w:r>
-    </w:p>
-    <w:p>
-      <w:r>
-        <w:t xml:space="preserve">     </w:t>
-      </w:r>
-    </w:p>
-    <w:p>
-      <w:r>
-        <w:t xml:space="preserve">     B) GENETICKÉ ÚDAJE:</w:t>
-      </w:r>
-    </w:p>
-    <w:p>
-      <w:r>
-        <w:t xml:space="preserve">        - Genetické testy (BRCA1/</w:t>
-      </w:r>
-      <w:proofErr w:type="gramStart"/>
-      <w:r>
-        <w:t>BRCA2,</w:t>
-      </w:r>
-      <w:proofErr w:type="gramEnd"/>
-      <w:r>
-        <w:t xml:space="preserve"> atd.)</w:t>
-      </w:r>
-    </w:p>
-    <w:p>
-      <w:r>
-        <w:t xml:space="preserve">        - Predispozice k nemocem</w:t>
-      </w:r>
-    </w:p>
-    <w:p>
-      <w:r>
-        <w:t xml:space="preserve">        - </w:t>
-      </w:r>
-      <w:proofErr w:type="spellStart"/>
-      <w:r>
-        <w:t>Farmakogenetické</w:t>
-      </w:r>
-      <w:proofErr w:type="spellEnd"/>
-      <w:r>
-        <w:t xml:space="preserve"> profily</w:t>
-      </w:r>
-    </w:p>
-    <w:p>
-      <w:r>
-        <w:lastRenderedPageBreak/>
-        <w:t xml:space="preserve">     </w:t>
-      </w:r>
-    </w:p>
-    <w:p>
-      <w:r>
-        <w:t xml:space="preserve">     C) BIOMETRICKÉ ÚDAJE:</w:t>
-      </w:r>
-    </w:p>
-    <w:p>
-      <w:r>
-        <w:t xml:space="preserve">        - Fotografie pacienta (pro identifikaci)</w:t>
-      </w:r>
-    </w:p>
-    <w:p>
-      <w:r>
-        <w:t xml:space="preserve">        - Digitalizované podpisy</w:t>
-      </w:r>
-    </w:p>
-    <w:p>
-      <w:r>
-        <w:t xml:space="preserve">        - Otisk prstu (pro přístup k terminálům)</w:t>
-      </w:r>
-    </w:p>
-    <w:p/>
-    <w:p>
-      <w:r>
-        <w:t>3.3. FINANČNÍ ÚDAJE:</w:t>
-      </w:r>
-    </w:p>
-    <w:p>
-      <w:r>
-        <w:t xml:space="preserve">     - Čísla pojištěnců</w:t>
-      </w:r>
-    </w:p>
-    <w:p>
-      <w:r>
-        <w:t xml:space="preserve">     - Fakturační údaje</w:t>
-      </w:r>
-    </w:p>
-    <w:p>
-      <w:r>
-        <w:t xml:space="preserve">     - Bankovní účty pro vrácení doplatků</w:t>
-      </w:r>
-    </w:p>
-    <w:p>
-      <w:r>
-        <w:t xml:space="preserve">     - Doklady o úhradách</w:t>
-      </w:r>
-    </w:p>
-    <w:p/>
-    <w:p>
-      <w:r>
-        <w:t>3.4. KOMUNIKAČNÍ METADATA:</w:t>
-      </w:r>
-    </w:p>
-    <w:p>
-      <w:r>
-        <w:t xml:space="preserve">     - IP adresy přístupů</w:t>
-      </w:r>
-    </w:p>
-    <w:p>
-      <w:r>
-        <w:t xml:space="preserve">     - Logy přihlášení</w:t>
-      </w:r>
-    </w:p>
-    <w:p>
-      <w:r>
-        <w:t xml:space="preserve">     - Historie změn v záznamech</w:t>
-      </w:r>
-    </w:p>
-    <w:p>
-      <w:r>
-        <w:t xml:space="preserve">     - Email komunikace s pacienty</w:t>
-      </w:r>
-    </w:p>
-    <w:p/>
-    <w:p>
-      <w:r>
-        <w:t>───────────────────────────────────────────────────────────────────────────────</w:t>
-      </w:r>
-    </w:p>
-    <w:p/>
-    <w:p>
-      <w:r>
-        <w:t>ČLÁNEK IV. - TECHNICKÉ A ORGANIZAČNÍ OPATŘENÍ</w:t>
-      </w:r>
-    </w:p>
-    <w:p/>
-    <w:p>
-      <w:r>
-        <w:t>4.1. INFRASTRUKTURA:</w:t>
-      </w:r>
-    </w:p>
-    <w:p>
-      <w:r>
-        <w:t xml:space="preserve">     </w:t>
-      </w:r>
-    </w:p>
-    <w:p>
-      <w:r>
-        <w:t xml:space="preserve">     Primární datacenter:</w:t>
-      </w:r>
-    </w:p>
-    <w:p>
-      <w:r>
-        <w:t xml:space="preserve">     Lokace: Datová hala </w:t>
-      </w:r>
-      <w:proofErr w:type="gramStart"/>
-      <w:r>
-        <w:t>Praha - Holešovice</w:t>
-      </w:r>
-      <w:proofErr w:type="gramEnd"/>
-    </w:p>
-    <w:p>
-      <w:r>
-        <w:t xml:space="preserve">     [[ADDRESS_23]]</w:t>
-      </w:r>
-    </w:p>
-    <w:p>
-      <w:r>
-        <w:t xml:space="preserve">     </w:t>
-      </w:r>
-      <w:proofErr w:type="spellStart"/>
-      <w:r>
-        <w:t>Rack</w:t>
-      </w:r>
-      <w:proofErr w:type="spellEnd"/>
-      <w:r>
-        <w:t>: R-24-A-03</w:t>
-      </w:r>
-    </w:p>
-    <w:p>
-      <w:r>
-        <w:t xml:space="preserve">     Servery:</w:t>
-      </w:r>
-    </w:p>
-    <w:p>
-      <w:r>
-        <w:t xml:space="preserve">     - DB-PROD-01: [[IP_2]] (primary database)</w:t>
-      </w:r>
-    </w:p>
-    <w:p>
-      <w:r>
-        <w:t xml:space="preserve">     - DB-PROD-02: [[IP_3]] (replica)</w:t>
-      </w:r>
-    </w:p>
-    <w:p>
-      <w:r>
-        <w:t xml:space="preserve">     - APP-PROD-01: [[IP_4]] (application server)</w:t>
-      </w:r>
-    </w:p>
-    <w:p>
-      <w:r>
-        <w:t xml:space="preserve">     - APP-PROD-02: [[IP_5]] (load balancer)</w:t>
-      </w:r>
-    </w:p>
-    <w:p>
-      <w:r>
-        <w:t xml:space="preserve">     </w:t>
-      </w:r>
-    </w:p>
-    <w:p>
-      <w:r>
-        <w:t xml:space="preserve">     </w:t>
-      </w:r>
-      <w:proofErr w:type="spellStart"/>
-      <w:r>
-        <w:t>Backup</w:t>
-      </w:r>
-      <w:proofErr w:type="spellEnd"/>
-      <w:r>
-        <w:t xml:space="preserve"> datacenter:</w:t>
-      </w:r>
-    </w:p>
-    <w:p>
-      <w:r>
-        <w:t xml:space="preserve">     Lokace: </w:t>
-      </w:r>
-      <w:proofErr w:type="spellStart"/>
-      <w:r>
-        <w:t>DataCloud</w:t>
-      </w:r>
-      <w:proofErr w:type="spellEnd"/>
-      <w:r>
-        <w:t xml:space="preserve"> Brno</w:t>
-      </w:r>
-    </w:p>
-    <w:p>
-      <w:r>
-        <w:t xml:space="preserve">     [[ADDRESS_24]]</w:t>
-      </w:r>
-    </w:p>
-    <w:p>
-      <w:r>
-        <w:t xml:space="preserve">     </w:t>
-      </w:r>
-      <w:proofErr w:type="spellStart"/>
-      <w:r>
-        <w:t>Rack</w:t>
-      </w:r>
-      <w:proofErr w:type="spellEnd"/>
-      <w:r>
-        <w:t>: R-18-B-07</w:t>
-      </w:r>
-    </w:p>
-    <w:p>
-      <w:r>
-        <w:t xml:space="preserve">     Replikace: </w:t>
-      </w:r>
-      <w:proofErr w:type="spellStart"/>
-      <w:r>
-        <w:t>real-time</w:t>
-      </w:r>
-      <w:proofErr w:type="spellEnd"/>
-      <w:r>
-        <w:t xml:space="preserve"> </w:t>
-      </w:r>
-      <w:proofErr w:type="gramStart"/>
-      <w:r>
-        <w:t>(&lt; 5</w:t>
-      </w:r>
-      <w:proofErr w:type="gramEnd"/>
-      <w:r>
-        <w:t xml:space="preserve"> min RPO)</w:t>
-      </w:r>
-    </w:p>
-    <w:p>
-      <w:r>
-        <w:t xml:space="preserve">     </w:t>
-      </w:r>
-    </w:p>
-    <w:p>
-      <w:r>
-        <w:t xml:space="preserve">     Cloud </w:t>
-      </w:r>
-      <w:proofErr w:type="spellStart"/>
-      <w:r>
-        <w:t>backup</w:t>
-      </w:r>
-      <w:proofErr w:type="spellEnd"/>
-      <w:r>
-        <w:t>:</w:t>
-      </w:r>
-    </w:p>
-    <w:p>
-      <w:r>
-        <w:t xml:space="preserve">     Provider: AWS Frankfurt (eu-central-1)</w:t>
-      </w:r>
-    </w:p>
-    <w:p>
-      <w:r>
-        <w:t xml:space="preserve">     Šifrování: AES-256</w:t>
-      </w:r>
-    </w:p>
-    <w:p>
-      <w:r>
-        <w:t xml:space="preserve">     Retence: 7 let (dle zákona 372/2011 Sb.)</w:t>
-      </w:r>
-    </w:p>
-    <w:p/>
-    <w:p>
-      <w:r>
-        <w:t>4.2. PŘÍSTUPOVÉ ÚDAJE (SPRÁVCE):</w:t>
-      </w:r>
-    </w:p>
-    <w:p>
-      <w:r>
-        <w:t xml:space="preserve">     </w:t>
-      </w:r>
-    </w:p>
-    <w:p>
-      <w:r>
-        <w:t xml:space="preserve">     Database </w:t>
-      </w:r>
-      <w:proofErr w:type="spellStart"/>
-      <w:r>
-        <w:t>access</w:t>
-      </w:r>
-      <w:proofErr w:type="spellEnd"/>
-      <w:r>
-        <w:t>:</w:t>
-      </w:r>
-    </w:p>
-    <w:p>
-      <w:r>
-        <w:t xml:space="preserve">     [[HOST_1]]</w:t>
-      </w:r>
-    </w:p>
-    <w:p>
-      <w:r>
-        <w:t xml:space="preserve">     Port: 5432 (</w:t>
-      </w:r>
-      <w:proofErr w:type="spellStart"/>
-      <w:r>
-        <w:t>PostgreSQL</w:t>
-      </w:r>
-      <w:proofErr w:type="spellEnd"/>
-      <w:r>
-        <w:t>)</w:t>
-      </w:r>
-    </w:p>
-    <w:p>
-      <w:r>
-        <w:t xml:space="preserve">     Database: </w:t>
-      </w:r>
-      <w:proofErr w:type="spellStart"/>
-      <w:r>
-        <w:t>healthcarepro_production</w:t>
-      </w:r>
-      <w:proofErr w:type="spellEnd"/>
-    </w:p>
-    <w:p>
-      <w:r>
-        <w:t xml:space="preserve">     [[USERNAME_9]]</w:t>
-      </w:r>
-    </w:p>
-    <w:p>
-      <w:r>
-        <w:t xml:space="preserve">     [[PASSWORD_2]]</w:t>
-      </w:r>
-    </w:p>
-    <w:p>
-      <w:r>
-        <w:t xml:space="preserve">     SSL: </w:t>
-      </w:r>
-      <w:proofErr w:type="spellStart"/>
-      <w:r>
-        <w:t>required</w:t>
-      </w:r>
-      <w:proofErr w:type="spellEnd"/>
-      <w:r>
-        <w:t xml:space="preserve"> (</w:t>
-      </w:r>
-      <w:proofErr w:type="spellStart"/>
-      <w:r>
-        <w:t>cert</w:t>
-      </w:r>
-      <w:proofErr w:type="spellEnd"/>
-      <w:r>
-        <w:t>: hcp-2024.pem)</w:t>
-      </w:r>
-    </w:p>
-    <w:p>
-      <w:r>
-        <w:t xml:space="preserve">     </w:t>
-      </w:r>
-    </w:p>
-    <w:p>
-      <w:r>
-        <w:t xml:space="preserve">     </w:t>
-      </w:r>
-      <w:proofErr w:type="spellStart"/>
-      <w:r>
-        <w:t>Application</w:t>
-      </w:r>
-      <w:proofErr w:type="spellEnd"/>
-      <w:r>
-        <w:t xml:space="preserve"> admin panel:</w:t>
-      </w:r>
-    </w:p>
-    <w:p>
-      <w:r>
-        <w:t xml:space="preserve">     URL: https://admin.healthcarepro.cloudmed.cz</w:t>
-      </w:r>
-    </w:p>
-    <w:p>
-      <w:r>
-        <w:t xml:space="preserve">     [[USERNAME_10]]</w:t>
-      </w:r>
-    </w:p>
-    <w:p>
-      <w:r>
-        <w:t xml:space="preserve">     [[PASSWORD_3]]</w:t>
-      </w:r>
-    </w:p>
-    <w:p>
-      <w:r>
-        <w:t xml:space="preserve">     2FA: TOTP (Google </w:t>
-      </w:r>
-      <w:proofErr w:type="spellStart"/>
-      <w:r>
-        <w:t>Authenticator</w:t>
-      </w:r>
-      <w:proofErr w:type="spellEnd"/>
-      <w:r>
-        <w:t>)</w:t>
-      </w:r>
-    </w:p>
-    <w:p>
-      <w:r>
-        <w:t xml:space="preserve">     </w:t>
-      </w:r>
-    </w:p>
-    <w:p>
-      <w:r>
-        <w:t xml:space="preserve">     SFTP </w:t>
-      </w:r>
-      <w:proofErr w:type="spellStart"/>
-      <w:r>
-        <w:t>backup</w:t>
-      </w:r>
-      <w:proofErr w:type="spellEnd"/>
-      <w:r>
-        <w:t xml:space="preserve"> </w:t>
-      </w:r>
-      <w:proofErr w:type="spellStart"/>
-      <w:r>
-        <w:t>access</w:t>
-      </w:r>
-      <w:proofErr w:type="spellEnd"/>
-      <w:r>
-        <w:t>:</w:t>
-      </w:r>
-    </w:p>
-    <w:p>
-      <w:r>
-        <w:t xml:space="preserve">     [[HOST_2]]</w:t>
-      </w:r>
-    </w:p>
-    <w:p>
-      <w:r>
-        <w:t xml:space="preserve">     Port: 22</w:t>
-      </w:r>
-    </w:p>
-    <w:p>
-      <w:r>
-        <w:t xml:space="preserve">     [[USERNAME_11]]</w:t>
-      </w:r>
-    </w:p>
-    <w:p>
-      <w:r>
-        <w:t xml:space="preserve">     SSH </w:t>
-      </w:r>
-      <w:proofErr w:type="spellStart"/>
-      <w:r>
-        <w:t>Key</w:t>
-      </w:r>
-      <w:proofErr w:type="spellEnd"/>
-      <w:r>
-        <w:t>: hcp-backup-2024.key (4096-bit RSA)</w:t>
-      </w:r>
-    </w:p>
-    <w:p/>
-    <w:p>
-      <w:r>
-        <w:t>4.3. OPRÁVNĚNÉ OSOBY ZPRACOVATELE:</w:t>
-      </w:r>
-    </w:p>
-    <w:p>
-      <w:r>
-        <w:t xml:space="preserve">     </w:t>
-      </w:r>
-    </w:p>
-    <w:p>
-      <w:r>
-        <w:t xml:space="preserve">     1) Ing. [[PERSON_31]] (Cloud Architect)</w:t>
-      </w:r>
-    </w:p>
-    <w:p>
-      <w:r>
-        <w:t xml:space="preserve">        [[BIRTH_ID_39]]</w:t>
-      </w:r>
-    </w:p>
-    <w:p>
-      <w:r>
-        <w:t xml:space="preserve">        Email: [[EMAIL_16]]</w:t>
-      </w:r>
-    </w:p>
-    <w:p>
-      <w:r>
-        <w:t xml:space="preserve">        Certifikace: AWS Solutions </w:t>
-      </w:r>
-      <w:proofErr w:type="spellStart"/>
-      <w:r>
-        <w:t>Architect</w:t>
-      </w:r>
-      <w:proofErr w:type="spellEnd"/>
-      <w:r>
-        <w:t xml:space="preserve"> Professional</w:t>
-      </w:r>
-    </w:p>
-    <w:p>
-      <w:r>
-        <w:t xml:space="preserve">     </w:t>
-      </w:r>
-    </w:p>
-    <w:p>
-      <w:r>
-        <w:t xml:space="preserve">     2) Bc. [[PERSON_32]] (DBA)</w:t>
-      </w:r>
-    </w:p>
-    <w:p>
-      <w:r>
-        <w:t xml:space="preserve">        [[BIRTH_ID_40]]</w:t>
-      </w:r>
-    </w:p>
-    <w:p>
-      <w:r>
-        <w:t xml:space="preserve">        Email: [[EMAIL_17]]</w:t>
-      </w:r>
-    </w:p>
-    <w:p>
-      <w:r>
-        <w:t xml:space="preserve">        Certifikace: </w:t>
-      </w:r>
-      <w:proofErr w:type="spellStart"/>
-      <w:r>
-        <w:t>PostgreSQL</w:t>
-      </w:r>
-      <w:proofErr w:type="spellEnd"/>
-      <w:r>
-        <w:t xml:space="preserve"> </w:t>
-      </w:r>
-      <w:proofErr w:type="spellStart"/>
-      <w:r>
-        <w:t>Certified</w:t>
-      </w:r>
-      <w:proofErr w:type="spellEnd"/>
-      <w:r>
-        <w:t xml:space="preserve"> Professional</w:t>
-      </w:r>
-    </w:p>
-    <w:p>
-      <w:r>
-        <w:t xml:space="preserve">     </w:t>
-      </w:r>
-    </w:p>
-    <w:p>
-      <w:r>
-        <w:t xml:space="preserve">     3) Ing. [[PERSON_33]], Ph.D. (Security Officer)</w:t>
-      </w:r>
-    </w:p>
-    <w:p>
-      <w:r>
-        <w:t xml:space="preserve">        [[BIRTH_ID_41]]</w:t>
-      </w:r>
-    </w:p>
-    <w:p>
-      <w:r>
-        <w:t xml:space="preserve">        Email: [[EMAIL_18]]</w:t>
-      </w:r>
-    </w:p>
-    <w:p>
-      <w:r>
-        <w:t xml:space="preserve">        Certifikace: CISSP, CISM, CEH</w:t>
-      </w:r>
-    </w:p>
-    <w:p>
-      <w:r>
-        <w:t xml:space="preserve">     </w:t>
-      </w:r>
-    </w:p>
-    <w:p>
-      <w:r>
-        <w:t xml:space="preserve">     4) Mgr. [[PERSON_8]] (GDPR Officer)</w:t>
-      </w:r>
-    </w:p>
-    <w:p>
-      <w:r>
-        <w:t xml:space="preserve">        [[BIRTH_ID_42]]</w:t>
       </w:r>
     </w:p>
     <w:p>
@@ -4798,7 +4798,7 @@
     </w:p>
     <w:p>
       <w:r>
-        <w:t xml:space="preserve">        Osoba odpovědná: Ing. [[PERSON_34]], [[BIRTH_ID_43]]</w:t>
+        <w:t xml:space="preserve">        Osoba odpovědná: Ing. [[PERSON_34]], [[BIRTH_ID_39]]</w:t>
       </w:r>
     </w:p>
     <w:p>
@@ -4841,7 +4841,7 @@
     </w:p>
     <w:p>
       <w:r>
-        <w:t xml:space="preserve">        Osoba odpovědná: Bc. [[PERSON_35]], [[BIRTH_ID_44]]</w:t>
+        <w:t xml:space="preserve">        Osoba odpovědná: Bc. [[PERSON_35]], [[BIRTH_ID_40]]</w:t>
       </w:r>
     </w:p>
     <w:p>
@@ -4951,7 +4951,7 @@
     </w:p>
     <w:p>
       <w:r>
-        <w:t>6.5. První faktura: [[ADDRESS_28]][[PHONE_24]]</w:t>
+        <w:t>6.5. První faktura: [[ADDRESS_28]][[PHONE_25]]</w:t>
       </w:r>
     </w:p>
     <w:p/>
@@ -5108,7 +5108,7 @@
     </w:p>
     <w:p>
       <w:r>
-        <w:t xml:space="preserve">     - SMS[[PHONE_25]]</w:t>
+        <w:t xml:space="preserve">     - SMS[[PHONE_26]]</w:t>
       </w:r>
     </w:p>
     <w:p>
@@ -5240,7 +5240,7 @@
     </w:p>
     <w:p>
       <w:r>
-        <w:t>[[BIRTH_ID_20]]                            [[BIRTH_ID_21]]</w:t>
+        <w:t>[[BIRTH_ID_19]]                            [[BIRTH_ID_20]]</w:t>
       </w:r>
     </w:p>
     <w:p/>
@@ -5315,7 +5315,7 @@
     </w:p>
     <w:p>
       <w:r>
-        <w:t>[[PHONE_26]]</w:t>
+        <w:t>[[PHONE_27]]</w:t>
       </w:r>
     </w:p>
     <w:p>
@@ -5341,7 +5341,7 @@
     </w:p>
     <w:p>
       <w:r>
-        <w:t>[[BIRTH_ID_45]]</w:t>
+        <w:t>[[BIRTH_ID_41]]</w:t>
       </w:r>
     </w:p>
     <w:p>
@@ -5371,7 +5371,7 @@
     </w:p>
     <w:p>
       <w:r>
-        <w:t>[[PHONE_27]]</w:t>
+        <w:t>[[PHONE_28]]</w:t>
       </w:r>
     </w:p>
     <w:p>
@@ -5402,7 +5402,7 @@
     </w:p>
     <w:p>
       <w:r>
-        <w:t>[[DATE_50]], [[BIRTH_ID_46]]</w:t>
+        <w:t>[[DATE_50]], [[BIRTH_ID_42]]</w:t>
       </w:r>
     </w:p>
     <w:p>
@@ -5441,7 +5441,7 @@
     </w:p>
     <w:p>
       <w:r>
-        <w:t>[[BIRTH_ID_47]]</w:t>
+        <w:t>[[BIRTH_ID_43]]</w:t>
       </w:r>
     </w:p>
     <w:p>
@@ -5451,7 +5451,7 @@
     </w:p>
     <w:p>
       <w:r>
-        <w:t>[[PHONE_28]]</w:t>
+        <w:t>[[PHONE_29]]</w:t>
       </w:r>
     </w:p>
     <w:p>
@@ -5495,7 +5495,7 @@
     </w:p>
     <w:p>
       <w:r>
-        <w:t>[[BIRTH_ID_48]]</w:t>
+        <w:t>[[BIRTH_ID_44]]</w:t>
       </w:r>
     </w:p>
     <w:p>
@@ -5505,7 +5505,7 @@
     </w:p>
     <w:p>
       <w:r>
-        <w:t>[[PHONE_29]]</w:t>
+        <w:t>[[PHONE_30]]</w:t>
       </w:r>
     </w:p>
     <w:p>
@@ -5707,7 +5707,7 @@
     </w:p>
     <w:p>
       <w:r>
-        <w:t xml:space="preserve">     Kontakt: [[EMAIL_24]], [[PHONE_30]]</w:t>
+        <w:t xml:space="preserve">     Kontakt: [[EMAIL_24]], [[PHONE_31]]</w:t>
       </w:r>
     </w:p>
     <w:p/>
@@ -6581,7 +6581,7 @@
     </w:p>
     <w:p>
       <w:r>
-        <w:t xml:space="preserve">     Ručitel 1: Ing. [[PERSON_38]], [[BIRTH_ID_47]]</w:t>
+        <w:t xml:space="preserve">     Ručitel 1: Ing. [[PERSON_38]], [[BIRTH_ID_43]]</w:t>
       </w:r>
     </w:p>
     <w:p>
@@ -6601,7 +6601,7 @@
     </w:p>
     <w:p>
       <w:r>
-        <w:t xml:space="preserve">     Ručitel 2: Mgr. [[PERSON_39]], [[BIRTH_ID_48]]</w:t>
+        <w:t xml:space="preserve">     Ručitel 2: Mgr. [[PERSON_39]], [[BIRTH_ID_44]]</w:t>
       </w:r>
     </w:p>
     <w:p>
@@ -6681,7 +6681,7 @@
     </w:p>
     <w:p>
       <w:r>
-        <w:t xml:space="preserve">     Majitel: Mgr. [[PERSON_36]], [[BIRTH_ID_45]]</w:t>
+        <w:t xml:space="preserve">     Majitel: Mgr. [[PERSON_36]], [[BIRTH_ID_41]]</w:t>
       </w:r>
     </w:p>
     <w:p/>
@@ -6803,7 +6803,7 @@
     </w:p>
     <w:p>
       <w:r>
-        <w:t xml:space="preserve">     [[PHONE_31]]</w:t>
+        <w:t xml:space="preserve">     [[PHONE_32]]</w:t>
       </w:r>
     </w:p>
     <w:p/>
@@ -6832,7 +6832,7 @@
     </w:p>
     <w:p>
       <w:r>
-        <w:t xml:space="preserve">   [[BIRTH_ID_49]]</w:t>
+        <w:t xml:space="preserve">   [[BIRTH_ID_45]]</w:t>
       </w:r>
     </w:p>
     <w:p>
@@ -6848,7 +6848,7 @@
     </w:p>
     <w:p>
       <w:r>
-        <w:t xml:space="preserve">   [[BIRTH_ID_50]]</w:t>
+        <w:t xml:space="preserve">   [[BIRTH_ID_46]]</w:t>
       </w:r>
     </w:p>
     <w:p>
@@ -6864,7 +6864,7 @@
     </w:p>
     <w:p>
       <w:r>
-        <w:t xml:space="preserve">   [[BIRTH_ID_51]]</w:t>
+        <w:t xml:space="preserve">   [[BIRTH_ID_47]]</w:t>
       </w:r>
     </w:p>
     <w:p>
@@ -6880,7 +6880,7 @@
     </w:p>
     <w:p>
       <w:r>
-        <w:t xml:space="preserve">   [[BIRTH_ID_52]]</w:t>
+        <w:t xml:space="preserve">   [[BIRTH_ID_48]]</w:t>
       </w:r>
     </w:p>
     <w:p>
@@ -6929,7 +6929,7 @@
     </w:p>
     <w:p>
       <w:r>
-        <w:t>[[BIRTH_ID_49]]</w:t>
+        <w:t>[[BIRTH_ID_45]]</w:t>
       </w:r>
     </w:p>
     <w:p/>
@@ -6950,7 +6950,7 @@
     </w:p>
     <w:p>
       <w:r>
-        <w:t>[[BIRTH_ID_45]]                            [[BIRTH_ID_46]]</w:t>
+        <w:t>[[BIRTH_ID_41]]                            [[BIRTH_ID_42]]</w:t>
       </w:r>
     </w:p>
     <w:p/>
@@ -6971,7 +6971,7 @@
     </w:p>
     <w:p>
       <w:r>
-        <w:t>[[BIRTH_ID_47]]                            [[BIRTH_ID_48]]</w:t>
+        <w:t>[[BIRTH_ID_43]]                            [[BIRTH_ID_44]]</w:t>
       </w:r>
     </w:p>
     <w:p/>
@@ -7064,7 +7064,7 @@
     </w:p>
     <w:p>
       <w:r>
-        <w:t>[[BIRTH_ID_53]]</w:t>
+        <w:t>[[BIRTH_ID_49]]</w:t>
       </w:r>
     </w:p>
     <w:p>
@@ -7074,7 +7074,7 @@
     </w:p>
     <w:p>
       <w:r>
-        <w:t>[[PHONE_32]]</w:t>
+        <w:t>[[PHONE_33]]</w:t>
       </w:r>
     </w:p>
     <w:p/>
@@ -7120,7 +7120,7 @@
     </w:p>
     <w:p>
       <w:r>
-        <w:t>[[BIRTH_ID_54]]</w:t>
+        <w:t>[[BIRTH_ID_50]]</w:t>
       </w:r>
     </w:p>
     <w:p>
@@ -7442,7 +7442,7 @@
     </w:p>
     <w:p>
       <w:r>
-        <w:t xml:space="preserve">     [[BIRTH_ID_55]]</w:t>
+        <w:t xml:space="preserve">     [[BIRTH_ID_51]]</w:t>
       </w:r>
     </w:p>
     <w:p>
@@ -7452,7 +7452,7 @@
     </w:p>
     <w:p>
       <w:r>
-        <w:t xml:space="preserve">     [[PHONE_33]]</w:t>
+        <w:t xml:space="preserve">     [[PHONE_34]]</w:t>
       </w:r>
     </w:p>
     <w:p>
@@ -7704,7 +7704,7 @@
     </w:p>
     <w:p>
       <w:r>
-        <w:t xml:space="preserve">     [[BIRTH_ID_56]]</w:t>
+        <w:t xml:space="preserve">     [[BIRTH_ID_52]]</w:t>
       </w:r>
     </w:p>
     <w:p>
@@ -7714,7 +7714,7 @@
     </w:p>
     <w:p>
       <w:r>
-        <w:t xml:space="preserve">     [[PHONE_34]]</w:t>
+        <w:t xml:space="preserve">     [[PHONE_35]]</w:t>
       </w:r>
     </w:p>
     <w:p>
@@ -7879,7 +7879,7 @@
     </w:p>
     <w:p>
       <w:r>
-        <w:t xml:space="preserve">     [[BIRTH_ID_57]]</w:t>
+        <w:t xml:space="preserve">     [[BIRTH_ID_53]]</w:t>
       </w:r>
     </w:p>
     <w:p>
@@ -7889,7 +7889,7 @@
     </w:p>
     <w:p>
       <w:r>
-        <w:t xml:space="preserve">     [[PHONE_35]]</w:t>
+        <w:t xml:space="preserve">     [[PHONE_36]]</w:t>
       </w:r>
     </w:p>
     <w:p>
@@ -8179,7 +8179,7 @@
     </w:p>
     <w:p>
       <w:r>
-        <w:t xml:space="preserve">        [[BIRTH_ID_53]]</w:t>
+        <w:t xml:space="preserve">        [[BIRTH_ID_49]]</w:t>
       </w:r>
     </w:p>
     <w:p>
@@ -8202,7 +8202,7 @@
     </w:p>
     <w:p>
       <w:r>
-        <w:t xml:space="preserve">        [[PHONE_32]]</w:t>
+        <w:t xml:space="preserve">        [[PHONE_33]]</w:t>
       </w:r>
     </w:p>
     <w:p>
@@ -8222,7 +8222,7 @@
     </w:p>
     <w:p>
       <w:r>
-        <w:t xml:space="preserve">        [[BIRTH_ID_58]]</w:t>
+        <w:t xml:space="preserve">        [[BIRTH_ID_54]]</w:t>
       </w:r>
     </w:p>
     <w:p>
@@ -8245,7 +8245,7 @@
     </w:p>
     <w:p>
       <w:r>
-        <w:t xml:space="preserve">        [[PHONE_20]]</w:t>
+        <w:t xml:space="preserve">        [[PHONE_21]]</w:t>
       </w:r>
     </w:p>
     <w:p>
@@ -8309,7 +8309,7 @@
     </w:p>
     <w:p>
       <w:r>
-        <w:t xml:space="preserve">        [[BIRTH_ID_43]]</w:t>
+        <w:t xml:space="preserve">        [[BIRTH_ID_39]]</w:t>
       </w:r>
     </w:p>
     <w:p>
@@ -8389,7 +8389,7 @@
     </w:p>
     <w:p>
       <w:r>
-        <w:t xml:space="preserve">        [[BIRTH_ID_59]]</w:t>
+        <w:t xml:space="preserve">        [[BIRTH_ID_55]]</w:t>
       </w:r>
     </w:p>
     <w:p>
@@ -8412,7 +8412,7 @@
     </w:p>
     <w:p>
       <w:r>
-        <w:t xml:space="preserve">        [[PHONE_2]]</w:t>
+        <w:t xml:space="preserve">        [[PHONE_3]]</w:t>
       </w:r>
     </w:p>
     <w:p>
@@ -8469,7 +8469,7 @@
     </w:p>
     <w:p>
       <w:r>
-        <w:t xml:space="preserve">        [[BIRTH_ID_15]]</w:t>
+        <w:t xml:space="preserve">        [[BIRTH_ID_14]]</w:t>
       </w:r>
     </w:p>
     <w:p>
@@ -8596,7 +8596,7 @@
     </w:p>
     <w:p>
       <w:r>
-        <w:t xml:space="preserve">       [[PHONE_36]]</w:t>
+        <w:t xml:space="preserve">       [[PHONE_37]]</w:t>
       </w:r>
     </w:p>
     <w:p>
@@ -9685,7 +9685,7 @@
     </w:p>
     <w:p>
       <w:r>
-        <w:t xml:space="preserve">        [[BIRTH_ID_54]]</w:t>
+        <w:t xml:space="preserve">        [[BIRTH_ID_50]]</w:t>
       </w:r>
     </w:p>
     <w:p>
@@ -9723,7 +9723,7 @@
     </w:p>
     <w:p>
       <w:r>
-        <w:t xml:space="preserve">        [[BIRTH_ID_60]]</w:t>
+        <w:t xml:space="preserve">        [[BIRTH_ID_56]]</w:t>
       </w:r>
     </w:p>
     <w:p>
@@ -9769,7 +9769,7 @@
     </w:p>
     <w:p>
       <w:r>
-        <w:t xml:space="preserve">        [[BIRTH_ID_61]]</w:t>
+        <w:t xml:space="preserve">        [[BIRTH_ID_57]]</w:t>
       </w:r>
     </w:p>
     <w:p>
@@ -10142,7 +10142,7 @@
     </w:p>
     <w:p>
       <w:r>
-        <w:t>[[BIRTH_ID_53]]                           [[BIRTH_ID_54]]</w:t>
+        <w:t>[[BIRTH_ID_49]]                           [[BIRTH_ID_50]]</w:t>
       </w:r>
     </w:p>
     <w:p/>

--- a/test_data/smlouva15_anon.docx
+++ b/test_data/smlouva15_anon.docx
@@ -89,7 +89,7 @@
     </w:p>
     <w:p>
       <w:r>
-        <w:t>[[ADDRESS_1]]</w:t>
+        <w:t>Sídlo: [[ADDRESS_1]]</w:t>
       </w:r>
     </w:p>
     <w:p>
@@ -140,7 +140,7 @@
     </w:p>
     <w:p>
       <w:r>
-        <w:t>[[ADDRESS_2]]</w:t>
+        <w:t>Trvalý pobyt: [[ADDRESS_2]]</w:t>
       </w:r>
     </w:p>
     <w:p>
@@ -150,12 +150,12 @@
     </w:p>
     <w:p>
       <w:r>
-        <w:t>Číslo [[ID_CARD_1]], platný do [[DATE_4]], vydal ÚMČ [[ADDRESS_4]]</w:t>
-      </w:r>
-    </w:p>
-    <w:p>
-      <w:r>
-        <w:t>Řidičský průkaz: Sk. B, C, E, č.[[PHONE_2]], platný do [[DATE_5]]</w:t>
+        <w:t>Číslo [[ID_CARD_1]], platný do [[DATE_4]], vydal ÚMČ Praha 3</w:t>
+      </w:r>
+    </w:p>
+    <w:p>
+      <w:r>
+        <w:t>Řidičský průkaz: Sk. B, C, E, č.[[ID_CARD_3]], platný do [[DATE_5]]</w:t>
       </w:r>
     </w:p>
     <w:p>
@@ -176,7 +176,7 @@
     </w:p>
     <w:p>
       <w:r>
-        <w:t>Manželka: Ing. [[PERSON_4]], roz. Nováková</w:t>
+        <w:t>Manželka: Ing. [[PERSON_4]], roz. [[PERSON_23]]</w:t>
       </w:r>
     </w:p>
     <w:p>
@@ -213,12 +213,12 @@
     </w:p>
     <w:p>
       <w:r>
-        <w:t>Matka: [[PERSON_7]], roz. Dvořáková</w:t>
-      </w:r>
-    </w:p>
-    <w:p>
-      <w:r>
-        <w:t>[[ADDRESS_5]]</w:t>
+        <w:t>Matka: [[PERSON_7]], roz. [[PERSON_16]]</w:t>
+      </w:r>
+    </w:p>
+    <w:p>
+      <w:r>
+        <w:t>[[ADDRESS_4]]</w:t>
       </w:r>
     </w:p>
     <w:p>
@@ -286,7 +286,7 @@
     </w:p>
     <w:p>
       <w:r>
-        <w:t>- Primární: [[ADDRESS_6]]</w:t>
+        <w:t>- Primární: [[ADDRESS_1]]</w:t>
       </w:r>
     </w:p>
     <w:p>
@@ -471,7 +471,7 @@
     </w:p>
     <w:p>
       <w:r>
-        <w:t>Ordinace: Poliklinika Vinohrady, [[ADDRESS_7]]</w:t>
+        <w:t>Ordinace: Poliklinika Vinohrady, [[ADDRESS_8]]</w:t>
       </w:r>
     </w:p>
     <w:p>
@@ -518,7 +518,7 @@
     </w:p>
     <w:p>
       <w:r>
-        <w:t>- Kontaktní osoba pro zdravotní nouze: manželka ([[PHONE_8]])</w:t>
+        <w:t>- Kontaktní osoba pro zdravotní nouze: manželka ([[PHONE_4]])</w:t>
       </w:r>
     </w:p>
     <w:p/>
@@ -562,7 +562,7 @@
     </w:p>
     <w:p>
       <w:r>
-        <w:t>Bc. - Vysoká škola ekonomická [[ADDRESS_8]]</w:t>
+        <w:t>Bc. - Vysoká škola ekonomická v Praze</w:t>
       </w:r>
     </w:p>
     <w:p>
@@ -598,7 +598,7 @@
     </w:p>
     <w:p>
       <w:r>
-        <w:t>- React [[PERSON_12]]</w:t>
+        <w:t>- React Advanced Certification</w:t>
       </w:r>
     </w:p>
     <w:p>
@@ -629,7 +629,7 @@
     </w:p>
     <w:p>
       <w:r>
-        <w:t>Kontaktní osoba: Ing. [[PERSON_13]], CTO</w:t>
+        <w:t>Kontaktní osoba: Ing. [[PERSON_12]], CTO</w:t>
       </w:r>
     </w:p>
     <w:p>
@@ -647,7 +647,7 @@
     </w:p>
     <w:p>
       <w:r>
-        <w:t>Výpis z reference: "[PERSON_14]] jako Senior 3 roky,</w:t>
+        <w:t>Výpis z reference: "[[PERSON_3]] pracoval jako Senior 3 roky,</w:t>
       </w:r>
     </w:p>
     <w:p>
@@ -870,12 +870,12 @@
     </w:p>
     <w:p>
       <w:r>
-        <w:t>- Bc. [[PERSON_15]] (HR Specialist), [[BIRTH_ID_8]]</w:t>
-      </w:r>
-    </w:p>
-    <w:p>
-      <w:r>
-        <w:t>- Ing. [[PERSON_16]] (Payroll Manager), [[BIRTH_ID_9]]</w:t>
+        <w:t>- Bc. [[PERSON_13]] (HR Specialist), [[BIRTH_ID_8]]</w:t>
+      </w:r>
+    </w:p>
+    <w:p>
+      <w:r>
+        <w:t>- Ing. [[PERSON_14]] (Payroll Manager), [[BIRTH_ID_9]]</w:t>
       </w:r>
     </w:p>
     <w:p/>
@@ -968,7 +968,7 @@
     <w:p/>
     <w:p>
       <w:r>
-        <w:t>[[ADDRESS_8]] dne [[DATE_1]]</w:t>
+        <w:t>V Praze dne [[DATE_1]]</w:t>
       </w:r>
     </w:p>
     <w:p/>
@@ -1057,12 +1057,12 @@
     </w:p>
     <w:p>
       <w:r>
-        <w:t>[[ADDRESS_9]]</w:t>
-      </w:r>
-    </w:p>
-    <w:p>
-      <w:r>
-        <w:t>Zastoupen: Mgr. [[PERSON_17]], ředitel pobočky [[ADDRESS_10]]</w:t>
+        <w:t>Sídlo: [[ADDRESS_6]]</w:t>
+      </w:r>
+    </w:p>
+    <w:p>
+      <w:r>
+        <w:t>Zastoupen: Mgr. [[PERSON_15]], ředitel pobočky Praha</w:t>
       </w:r>
     </w:p>
     <w:p>
@@ -1088,7 +1088,7 @@
     </w:p>
     <w:p>
       <w:r>
-        <w:t>MUDr. [[PERSON_18]]</w:t>
+        <w:t>MUDr. [[PERSON_16]]</w:t>
       </w:r>
     </w:p>
     <w:p>
@@ -1108,7 +1108,7 @@
     </w:p>
     <w:p>
       <w:r>
-        <w:t>[[ADDRESS_11]]</w:t>
+        <w:t>[[ADDRESS_7]]</w:t>
       </w:r>
     </w:p>
     <w:p>
@@ -1128,7 +1128,7 @@
     </w:p>
     <w:p>
       <w:r>
-        <w:t>Zaměstnavatel: Nemocnice [[PERSON_19]], [[ADDRESS_12]]</w:t>
+        <w:t>Zaměstnavatel: Nemocnice Na Františku, Praha 1</w:t>
       </w:r>
     </w:p>
     <w:p>
@@ -1149,7 +1149,7 @@
     </w:p>
     <w:p>
       <w:r>
-        <w:t>Manžel: Ing. [[PERSON_20]]</w:t>
+        <w:t>Manžel: Ing. [[PERSON_17]]</w:t>
       </w:r>
     </w:p>
     <w:p>
@@ -1180,12 +1180,12 @@
     </w:p>
     <w:p>
       <w:r>
-        <w:t>1) [[PERSON_22]], [[DATE_19]], [[BIRTH_ID_12]]</w:t>
-      </w:r>
-    </w:p>
-    <w:p>
-      <w:r>
-        <w:t>2) [[PERSON_23]], [[DATE_20]], [[BIRTH_ID_13]]</w:t>
+        <w:t>1) [[PERSON_19]], [[DATE_19]], [[BIRTH_ID_12]]</w:t>
+      </w:r>
+    </w:p>
+    <w:p>
+      <w:r>
+        <w:t>2) [[PERSON_20]], [[DATE_20]], [[BIRTH_ID_13]]</w:t>
       </w:r>
     </w:p>
     <w:p/>
@@ -1290,12 +1290,12 @@
     </w:p>
     <w:p>
       <w:r>
-        <w:t>Nemocnice: FN Motol, [[ADDRESS_10]]</w:t>
-      </w:r>
-    </w:p>
-    <w:p>
-      <w:r>
-        <w:t>Operatér: MUDr. [[PERSON_24]], Ph.D.</w:t>
+        <w:t>Nemocnice: FN Motol, Praha</w:t>
+      </w:r>
+    </w:p>
+    <w:p>
+      <w:r>
+        <w:t>Operatér: MUDr. [[PERSON_21]], Ph.D.</w:t>
       </w:r>
     </w:p>
     <w:p>
@@ -1318,12 +1318,12 @@
     </w:p>
     <w:p>
       <w:r>
-        <w:t>Ošetřující lékař: MUDr. [[PERSON_25]], endokrinolog</w:t>
-      </w:r>
-    </w:p>
-    <w:p>
-      <w:r>
-        <w:t>Ordinace: [[ADDRESS_13]]</w:t>
+        <w:t>Ošetřující lékař: MUDr. [[PERSON_22]], endokrinolog</w:t>
+      </w:r>
+    </w:p>
+    <w:p>
+      <w:r>
+        <w:t>Ordinace: [[ADDRESS_8]]</w:t>
       </w:r>
     </w:p>
     <w:p>
@@ -1359,12 +1359,12 @@
     </w:p>
     <w:p>
       <w:r>
-        <w:t>2010: Porod císařským řezem ([[PERSON_22]]) - Nemocnice U Apolináře</w:t>
-      </w:r>
-    </w:p>
-    <w:p>
-      <w:r>
-        <w:t>2014: Spontánní porod ([[PERSON_23]]) - Nemocnice [[PERSON_26]]</w:t>
+        <w:t>2010: Porod císařským řezem ([[PERSON_19]]) - Nemocnice U Apolináře</w:t>
+      </w:r>
+    </w:p>
+    <w:p>
+      <w:r>
+        <w:t>2014: Spontánní porod ([[PERSON_20]]) - Nemocnice Na Bulovce</w:t>
       </w:r>
     </w:p>
     <w:p/>
@@ -1401,7 +1401,7 @@
     </w:p>
     <w:p>
       <w:r>
-        <w:t>BRCA1/BRCA2: Negativní ([[ADDRESS_14]])</w:t>
+        <w:t>BRCA1/BRCA2: Negativní (test 2013, po úmrtí matky)</w:t>
       </w:r>
     </w:p>
     <w:p>
@@ -1411,7 +1411,7 @@
     </w:p>
     <w:p>
       <w:r>
-        <w:t>Laboratoř: Gennet, [[ADDRESS_10]]</w:t>
+        <w:t>Laboratoř: Gennet, Praha</w:t>
       </w:r>
     </w:p>
     <w:p/>
@@ -1437,12 +1437,12 @@
     </w:p>
     <w:p>
       <w:r>
-        <w:t>Gynekolog: MUDr. [[PERSON_27]]</w:t>
-      </w:r>
-    </w:p>
-    <w:p>
-      <w:r>
-        <w:t>Gynekologická ambulance, [[ADDRESS_15]]</w:t>
+        <w:t>Gynekolog: MUDr. [[PERSON_23]]</w:t>
+      </w:r>
+    </w:p>
+    <w:p>
+      <w:r>
+        <w:t>Gynekologická ambulance, [[ADDRESS_7]]</w:t>
       </w:r>
     </w:p>
     <w:p>
@@ -1468,7 +1468,7 @@
     </w:p>
     <w:p>
       <w:r>
-        <w:t>Ordinace: [[ADDRESS_16]]</w:t>
+        <w:t>Ordinace: [[ADDRESS_10]]</w:t>
       </w:r>
     </w:p>
     <w:p>
@@ -1699,7 +1699,7 @@
     </w:p>
     <w:p>
       <w:r>
-        <w:t>Ing. [[PERSON_20]] (manžel)</w:t>
+        <w:t>Ing. [[PERSON_17]] (manžel)</w:t>
       </w:r>
     </w:p>
     <w:p>
@@ -1727,12 +1727,12 @@
     </w:p>
     <w:p>
       <w:r>
-        <w:t>50%: [[PERSON_22]] (syn), [[BIRTH_ID_12]]</w:t>
-      </w:r>
-    </w:p>
-    <w:p>
-      <w:r>
-        <w:t>50%: [[PERSON_23]] (dcera), [[BIRTH_ID_13]]</w:t>
+        <w:t>50%: [[PERSON_19]] (syn), [[BIRTH_ID_12]]</w:t>
+      </w:r>
+    </w:p>
+    <w:p>
+      <w:r>
+        <w:t>50%: [[PERSON_20]] (dcera), [[BIRTH_ID_13]]</w:t>
       </w:r>
     </w:p>
     <w:p>
@@ -1745,7 +1745,7 @@
     </w:p>
     <w:p>
       <w:r>
-        <w:t>[[PERSON_28]] (sestra pojištěné)</w:t>
+        <w:t>[[PERSON_24]] (sestra pojištěné)</w:t>
       </w:r>
     </w:p>
     <w:p>
@@ -1755,7 +1755,7 @@
     </w:p>
     <w:p>
       <w:r>
-        <w:t>[[ADDRESS_17]]</w:t>
+        <w:t>[[ADDRESS_18]]</w:t>
       </w:r>
     </w:p>
     <w:p>
@@ -1814,7 +1814,7 @@
     </w:p>
     <w:p>
       <w:r>
-        <w:t>Majitel: MUDr. [[PERSON_18]], [[BIRTH_ID_10]]</w:t>
+        <w:t>Majitel: MUDr. [[PERSON_16]], [[BIRTH_ID_10]]</w:t>
       </w:r>
     </w:p>
     <w:p/>
@@ -1861,7 +1861,7 @@
     </w:p>
     <w:p>
       <w:r>
-        <w:t>Jméno na kartě: [[PERSON_18]]</w:t>
+        <w:t>Jméno na kartě: [[PERSON_16]]</w:t>
       </w:r>
     </w:p>
     <w:p/>
@@ -1884,7 +1884,7 @@
     </w:p>
     <w:p>
       <w:r>
-        <w:t>- Běh (maraton - 3x ročně, poslední: [[ADDRESS_18]]: 3:42:15)</w:t>
+        <w:t>- Běh (maraton - 3x ročně, poslední: Pražský maraton 2023, čas: 3:42:15)</w:t>
       </w:r>
     </w:p>
     <w:p>
@@ -2004,15 +2004,15 @@
     </w:p>
     <w:p>
       <w:r>
-        <w:t>[[ADDRESS_16]], [[PHONE_16]]</w:t>
-      </w:r>
-    </w:p>
-    <w:p>
-      <w:r/>
-    </w:p>
-    <w:p>
-      <w:r>
-        <w:t>- MUDr. [[PERSON_25]] (endokrinolog)</w:t>
+        <w:t>[[ADDRESS_10]], [[PHONE_14]]</w:t>
+      </w:r>
+    </w:p>
+    <w:p>
+      <w:r/>
+    </w:p>
+    <w:p>
+      <w:r>
+        <w:t>- MUDr. [[PERSON_22]] (endokrinolog)</w:t>
       </w:r>
     </w:p>
     <w:p>
@@ -2022,15 +2022,15 @@
     </w:p>
     <w:p>
       <w:r>
-        <w:t>[[ADDRESS_19]], [[PHONE_17]]</w:t>
-      </w:r>
-    </w:p>
-    <w:p>
-      <w:r/>
-    </w:p>
-    <w:p>
-      <w:r>
-        <w:t>- MUDr. [[PERSON_27]] (gynekolog)</w:t>
+        <w:t>[[ADDRESS_8]], [[PHONE_17]]</w:t>
+      </w:r>
+    </w:p>
+    <w:p>
+      <w:r/>
+    </w:p>
+    <w:p>
+      <w:r>
+        <w:t>- MUDr. [[PERSON_23]] (gynekolog)</w:t>
       </w:r>
     </w:p>
     <w:p>
@@ -2040,15 +2040,15 @@
     </w:p>
     <w:p>
       <w:r>
-        <w:t>[[ADDRESS_15]], [[PHONE_18]]</w:t>
-      </w:r>
-    </w:p>
-    <w:p>
-      <w:r/>
-    </w:p>
-    <w:p>
-      <w:r>
-        <w:t>- Nemocnice [[PERSON_19]] (zaměstnavatel)</w:t>
+        <w:t>[[ADDRESS_7]], [[PHONE_13]]</w:t>
+      </w:r>
+    </w:p>
+    <w:p>
+      <w:r/>
+    </w:p>
+    <w:p>
+      <w:r>
+        <w:t>- Nemocnice Na Františku (zaměstnavatel)</w:t>
       </w:r>
     </w:p>
     <w:p>
@@ -2090,7 +2090,7 @@
     </w:p>
     <w:p>
       <w:r>
-        <w:t>MUDr. Ing. [[PERSON_29]], Ph.D., MBA</w:t>
+        <w:t>MUDr. Ing. [[PERSON_25]], Ph.D., MBA</w:t>
       </w:r>
     </w:p>
     <w:p>
@@ -2142,7 +2142,7 @@
     </w:p>
     <w:p>
       <w:r>
-        <w:t>Místo: Nemocnice [[PERSON_26]], [[ADDRESS_20]]</w:t>
+        <w:t>Místo: Nemocnice Na Bulovce, [[ADDRESS_12]]</w:t>
       </w:r>
     </w:p>
     <w:p>
@@ -2165,7 +2165,7 @@
     </w:p>
     <w:p>
       <w:r>
-        <w:t>Operace: Osteosyntéza šroubem (MUDr. [[PERSON_30]], ortoped)</w:t>
+        <w:t>Operace: Osteosyntéza šroubem (MUDr. [[PERSON_26]], ortoped)</w:t>
       </w:r>
     </w:p>
     <w:p>
@@ -2229,7 +2229,7 @@
     <w:p/>
     <w:p>
       <w:r>
-        <w:t>[[ADDRESS_8]] dne [[DATE_15]]</w:t>
+        <w:t>V Praze dne [[DATE_15]]</w:t>
       </w:r>
     </w:p>
     <w:p/>
@@ -2240,7 +2240,7 @@
     </w:p>
     <w:p>
       <w:r>
-        <w:t>Mgr. [[PERSON_17]] MUDr. [[PERSON_18]]</w:t>
+        <w:t>Mgr. [[PERSON_15]] MUDr. [[PERSON_16]]</w:t>
       </w:r>
     </w:p>
     <w:p>
@@ -2320,12 +2320,12 @@
     </w:p>
     <w:p>
       <w:r>
-        <w:t>[[ADDRESS_21]]</w:t>
-      </w:r>
-    </w:p>
-    <w:p>
-      <w:r>
-        <w:t>Zastoupen: MUDr. Bc. [[PERSON_31]], MBA, jednatel a ředitel</w:t>
+        <w:t>Sídlo: [[ADDRESS_13]]</w:t>
+      </w:r>
+    </w:p>
+    <w:p>
+      <w:r>
+        <w:t>Zastoupen: MUDr. Bc. [[PERSON_27]], MBA, jednatel a ředitel</w:t>
       </w:r>
     </w:p>
     <w:p>
@@ -2360,21 +2360,8 @@
       </w:r>
     </w:p>
     <w:p>
-      <w:proofErr w:type="spellStart"/>
-      <w:r>
-        <w:t>CloudMed</w:t>
-      </w:r>
-      <w:proofErr w:type="spellEnd"/>
-      <w:r>
-        <w:t xml:space="preserve"> </w:t>
-      </w:r>
-      <w:proofErr w:type="spellStart"/>
-      <w:r>
-        <w:t>Services</w:t>
-      </w:r>
-      <w:proofErr w:type="spellEnd"/>
-      <w:r>
-        <w:t xml:space="preserve"> a.s.</w:t>
+      <w:r>
+        <w:t>CloudMed a.s.</w:t>
       </w:r>
     </w:p>
     <w:p>
@@ -2389,12 +2376,12 @@
     </w:p>
     <w:p>
       <w:r>
-        <w:t>[[ADDRESS_22]]</w:t>
-      </w:r>
-    </w:p>
-    <w:p>
-      <w:r>
-        <w:t>Zastoupen: Ing. [[PERSON_15]], Ph.D., generální ředitelka</w:t>
+        <w:t>Sídlo: [[ADDRESS_8]]</w:t>
+      </w:r>
+    </w:p>
+    <w:p>
+      <w:r>
+        <w:t>Zastoupen: Ing. [[PERSON_13]], Ph.D., generální ředitelka</w:t>
       </w:r>
     </w:p>
     <w:p>
@@ -2419,12 +2406,12 @@
     </w:p>
     <w:p>
       <w:r>
-        <w:t>ISO 27001 certifikát: CZ-I[[LICENSE_PLATE_1]]-2023-456</w:t>
-      </w:r>
-    </w:p>
-    <w:p>
-      <w:r>
-        <w:t>ISO 27701 certifikát: CZ-I[[LICENSE_PLATE_2]]-2023-457</w:t>
+        <w:t>ISO 27001 certifikát: CZ-ISO27001-2023-456</w:t>
+      </w:r>
+    </w:p>
+    <w:p>
+      <w:r>
+        <w:t>ISO 27701 certifikát: CZ-ISO27701-2023-457</w:t>
       </w:r>
     </w:p>
     <w:p/>
@@ -2513,7 +2500,7 @@
     </w:p>
     <w:p>
       <w:r>
-        <w:t>Jméno: Ing. [[PERSON_32]]</w:t>
+        <w:t>Jméno: Ing. [[PERSON_28]]</w:t>
       </w:r>
     </w:p>
     <w:p>
@@ -2528,7 +2515,7 @@
     </w:p>
     <w:p>
       <w:r>
-        <w:t>[[ADDRESS_23]]</w:t>
+        <w:t>[[ADDRESS_15]]</w:t>
       </w:r>
     </w:p>
     <w:p>
@@ -2579,7 +2566,7 @@
     </w:p>
     <w:p>
       <w:r>
-        <w:t>- MUDr. [[PERSON_25]] (internista), [[BIRTH_ID_22]], č. lékaře: 23456</w:t>
+        <w:t>- MUDr. [[PERSON_22]] (internista), [[BIRTH_ID_22]], č. lékaře: 23456</w:t>
       </w:r>
     </w:p>
     <w:p>
@@ -2656,7 +2643,7 @@
     </w:p>
     <w:p>
       <w:r>
-        <w:t>Jméno: Bc. [[PERSON_33]]</w:t>
+        <w:t>Jméno: Bc. [[PERSON_29]]</w:t>
       </w:r>
     </w:p>
     <w:p>
@@ -2671,7 +2658,7 @@
     </w:p>
     <w:p>
       <w:r>
-        <w:t>[[ADDRESS_24]]</w:t>
+        <w:t>[[ADDRESS_8]]</w:t>
       </w:r>
     </w:p>
     <w:p>
@@ -2717,7 +2704,7 @@
     </w:p>
     <w:p>
       <w:r>
-        <w:t>Psychiatr: MUDr. [[PERSON_34]], Ph.D.</w:t>
+        <w:t>Psychiatr: MUDr. [[PERSON_30]], Ph.D.</w:t>
       </w:r>
     </w:p>
     <w:p>
@@ -2727,7 +2714,7 @@
     </w:p>
     <w:p>
       <w:r>
-        <w:t>Ordinace: Psychiatrická ambulance, [[ADDRESS_25]]</w:t>
+        <w:t>Ordinace: Psychiatrická ambulance, [[ADDRESS_7]]</w:t>
       </w:r>
     </w:p>
     <w:p>
@@ -2768,7 +2755,7 @@
     </w:p>
     <w:p>
       <w:r>
-        <w:t>Psychoterapeut: Mgr. [[PERSON_16]], Ph.D.</w:t>
+        <w:t>Psychoterapeut: Mgr. [[PERSON_14]], Ph.D.</w:t>
       </w:r>
     </w:p>
     <w:p>
@@ -2822,7 +2809,7 @@
     </w:p>
     <w:p>
       <w:r>
-        <w:t>Jméno: JUDr. [[PERSON_35]]</w:t>
+        <w:t>Jméno: JUDr. [[PERSON_31]]</w:t>
       </w:r>
     </w:p>
     <w:p>
@@ -2837,7 +2824,7 @@
     </w:p>
     <w:p>
       <w:r>
-        <w:t>[[ADDRESS_26]]</w:t>
+        <w:t>[[ADDRESS_18]]</w:t>
       </w:r>
     </w:p>
     <w:p>
@@ -2911,7 +2898,7 @@
     </w:p>
     <w:p>
       <w:r>
-        <w:t>- Operatér: MUDr. [[PERSON_13]], Ph.D. (urolog)</w:t>
+        <w:t>- Operatér: MUDr. [[PERSON_12]], Ph.D. (urolog)</w:t>
       </w:r>
     </w:p>
     <w:p>
@@ -2954,7 +2941,7 @@
     </w:p>
     <w:p>
       <w:r>
-        <w:t>Laboratoř: Gennet s.r.o., [[ADDRESS_10]]</w:t>
+        <w:t>Laboratoř: Gennet s.r.o., Praha</w:t>
       </w:r>
     </w:p>
     <w:p>
@@ -2995,12 +2982,12 @@
     </w:p>
     <w:p>
       <w:r>
-        <w:t>1) [[PERSON_20]], [[BIRTH_ID_29]]</w:t>
-      </w:r>
-    </w:p>
-    <w:p>
-      <w:r>
-        <w:t>2) [[PERSON_36]], [[BIRTH_ID_30]]</w:t>
+        <w:t>1) [[PERSON_17]], [[BIRTH_ID_29]]</w:t>
+      </w:r>
+    </w:p>
+    <w:p>
+      <w:r>
+        <w:t>2) [[PERSON_32]], [[BIRTH_ID_30]]</w:t>
       </w:r>
     </w:p>
     <w:p/>
@@ -3022,7 +3009,7 @@
     </w:p>
     <w:p>
       <w:r>
-        <w:t>1) MUDr. [[PERSON_31]] (majitel, jednatel)</w:t>
+        <w:t>1) MUDr. [[PERSON_27]] (majitel, jednatel)</w:t>
       </w:r>
     </w:p>
     <w:p>
@@ -3073,7 +3060,7 @@
     </w:p>
     <w:p>
       <w:r>
-        <w:t>3) Bc. [[PERSON_15]] (zdravotní sestra)</w:t>
+        <w:t>3) Bc. [[PERSON_13]] (zdravotní sestra)</w:t>
       </w:r>
     </w:p>
     <w:p>
@@ -3096,7 +3083,7 @@
     </w:p>
     <w:p>
       <w:r>
-        <w:t>4) Ing. [[PERSON_37]] (IT administrátor)</w:t>
+        <w:t>4) Ing. [[PERSON_33]] (IT administrátor)</w:t>
       </w:r>
     </w:p>
     <w:p>
@@ -3370,12 +3357,12 @@
     </w:p>
     <w:p>
       <w:r>
-        <w:t>Lokace: Datová hala [[ADDRESS_10]]</w:t>
-      </w:r>
-    </w:p>
-    <w:p>
-      <w:r>
-        <w:t>[[ADDRESS_27]]</w:t>
+        <w:t>Lokace: Datová hala Praha - Holešovice</w:t>
+      </w:r>
+    </w:p>
+    <w:p>
+      <w:r>
+        <w:t>[[ADDRESS_19]]</w:t>
       </w:r>
     </w:p>
     <w:p>
@@ -3418,12 +3405,12 @@
     </w:p>
     <w:p>
       <w:r>
-        <w:t>Lokace: DataCloud [[ADDRESS_28]]</w:t>
-      </w:r>
-    </w:p>
-    <w:p>
-      <w:r>
-        <w:t>[[ADDRESS_29]]</w:t>
+        <w:t>Lokace: DataCloud Brno</w:t>
+      </w:r>
+    </w:p>
+    <w:p>
+      <w:r>
+        <w:t>[[ADDRESS_20]]</w:t>
       </w:r>
     </w:p>
     <w:p>
@@ -3570,7 +3557,7 @@
     </w:p>
     <w:p>
       <w:r>
-        <w:t>1) Ing. [[PERSON_38]] (Cloud )</w:t>
+        <w:t>1) Ing. [[PERSON_34]] (Cloud )</w:t>
       </w:r>
     </w:p>
     <w:p>
@@ -3593,7 +3580,7 @@
     </w:p>
     <w:p>
       <w:r>
-        <w:t>2) Bc. [[PERSON_39]] (DBA)</w:t>
+        <w:t>2) Bc. [[PERSON_35]] (DBA)</w:t>
       </w:r>
     </w:p>
     <w:p>
@@ -3616,7 +3603,7 @@
     </w:p>
     <w:p>
       <w:r>
-        <w:t>3) Ing. [[PERSON_40]], Ph.D. (Security Officer)</w:t>
+        <w:t>3) Ing. [[PERSON_36]], Ph.D. (Security Officer)</w:t>
       </w:r>
     </w:p>
     <w:p>
@@ -3739,7 +3726,7 @@
     </w:p>
     <w:p>
       <w:r>
-        <w:t>Certifikace: [[ADDRESS_30]], ISO 27018</w:t>
+        <w:t>Certifikace: ISO 27001, ISO 27017, ISO 27018</w:t>
       </w:r>
     </w:p>
     <w:p>
@@ -3749,7 +3736,7 @@
     </w:p>
     <w:p>
       <w:r>
-        <w:t>SCC: Standard [[PERSON_42]] (EU)</w:t>
+        <w:t>SCC: Standard Contractual Clauses (EU)</w:t>
       </w:r>
     </w:p>
     <w:p>
@@ -3767,7 +3754,7 @@
     </w:p>
     <w:p>
       <w:r>
-        <w:t>[[ADDRESS_31]]</w:t>
+        <w:t>Sídlo: [[ADDRESS_21]]</w:t>
       </w:r>
     </w:p>
     <w:p>
@@ -3777,7 +3764,7 @@
     </w:p>
     <w:p>
       <w:r>
-        <w:t>Osoba odpovědná: Ing. [[PERSON_43]], [[BIRTH_ID_39]]</w:t>
+        <w:t>Osoba odpovědná: Ing. [[PERSON_38]], [[BIRTH_ID_39]]</w:t>
       </w:r>
     </w:p>
     <w:p>
@@ -3800,7 +3787,7 @@
     </w:p>
     <w:p>
       <w:r>
-        <w:t>[[ADDRESS_32]]</w:t>
+        <w:t>Sídlo: [[ADDRESS_22]]</w:t>
       </w:r>
     </w:p>
     <w:p>
@@ -3810,7 +3797,7 @@
     </w:p>
     <w:p>
       <w:r>
-        <w:t>Osoba odpovědná: Bc. [[PERSON_44]], [[BIRTH_ID_40]]</w:t>
+        <w:t>Osoba odpovědná: Bc. [[PERSON_39]], [[BIRTH_ID_40]]</w:t>
       </w:r>
     </w:p>
     <w:p>
@@ -3902,7 +3889,7 @@
     </w:p>
     <w:p>
       <w:r>
-        <w:t>6.5. První faktura: [[ADDRESS_33]][[PHONE_25]]</w:t>
+        <w:t>6.5. První faktura: březen 2024, VS[[PHONE_25]]</w:t>
       </w:r>
     </w:p>
     <w:p/>
@@ -4071,7 +4058,7 @@
     <w:p/>
     <w:p>
       <w:r>
-        <w:t>[[ADDRESS_8]] dne [[DATE_33]]</w:t>
+        <w:t>V Praze dne [[DATE_33]]</w:t>
       </w:r>
     </w:p>
     <w:p/>
@@ -4082,7 +4069,7 @@
     </w:p>
     <w:p>
       <w:r>
-        <w:t>MUDr. Bc. [[PERSON_31]], MBA Ing. [[PERSON_15]], Ph.D.</w:t>
+        <w:t>MUDr. Bc. [[PERSON_27]], MBA Ing. [[PERSON_13]], Ph.D.</w:t>
       </w:r>
     </w:p>
     <w:p>
@@ -4157,12 +4144,12 @@
     </w:p>
     <w:p>
       <w:r>
-        <w:t>[[ADDRESS_34]]</w:t>
-      </w:r>
-    </w:p>
-    <w:p>
-      <w:r>
-        <w:t>Zastoupena: Mgr. Ing. [[PERSON_33]], MBA, ředitelka obchodního centra [[ADDRESS_28]]</w:t>
+        <w:t>Sídlo: [[ADDRESS_23]]</w:t>
+      </w:r>
+    </w:p>
+    <w:p>
+      <w:r>
+        <w:t>Zastoupena: Mgr. Ing. [[PERSON_29]], MBA, ředitelka obchodního centra Brno</w:t>
       </w:r>
     </w:p>
     <w:p>
@@ -4188,7 +4175,7 @@
     </w:p>
     <w:p>
       <w:r>
-        <w:t>Mgr. [[PERSON_45]]</w:t>
+        <w:t>Mgr. [[PERSON_40]]</w:t>
       </w:r>
     </w:p>
     <w:p>
@@ -4208,7 +4195,7 @@
     </w:p>
     <w:p>
       <w:r>
-        <w:t>[[ADDRESS_35]]</w:t>
+        <w:t>Trvalý pobyt: [[ADDRESS_24]]</w:t>
       </w:r>
     </w:p>
     <w:p>
@@ -4218,7 +4205,7 @@
     </w:p>
     <w:p>
       <w:r>
-        <w:t>Číslo [[ID_CARD_3]], platný do [[DATE_48]], vydal ÚMČ [[ADDRESS_36]]</w:t>
+        <w:t>Číslo [[ID_CARD_3]], platný do [[DATE_48]], vydal ÚMČ Brno-střed</w:t>
       </w:r>
     </w:p>
     <w:p>
@@ -4254,7 +4241,7 @@
     </w:p>
     <w:p>
       <w:r>
-        <w:t>Manželka: Bc. [[PERSON_46]], roz. [[PERSON_2]]</w:t>
+        <w:t>Manželka: Bc. [[PERSON_41]], roz. [[PERSON_2]]</w:t>
       </w:r>
     </w:p>
     <w:p>
@@ -4288,7 +4275,7 @@
     </w:p>
     <w:p>
       <w:r>
-        <w:t>Ing. [[PERSON_47]] (otec dlužníka)</w:t>
+        <w:t>Ing. [[PERSON_42]] (otec dlužníka)</w:t>
       </w:r>
     </w:p>
     <w:p>
@@ -4303,7 +4290,7 @@
     </w:p>
     <w:p>
       <w:r>
-        <w:t>[[ADDRESS_37]]</w:t>
+        <w:t>Trvalý pobyt: [[ADDRESS_25]]</w:t>
       </w:r>
     </w:p>
     <w:p>
@@ -4342,7 +4329,7 @@
     </w:p>
     <w:p>
       <w:r>
-        <w:t>Mgr. [[PERSON_48]] (švagr dlužníka)</w:t>
+        <w:t>Mgr. [[PERSON_43]] (švagr dlužníka)</w:t>
       </w:r>
     </w:p>
     <w:p>
@@ -4357,7 +4344,7 @@
     </w:p>
     <w:p>
       <w:r>
-        <w:t>[[ADDRESS_38]]</w:t>
+        <w:t>Trvalý pobyt: [[ADDRESS_26]]</w:t>
       </w:r>
     </w:p>
     <w:p>
@@ -4520,7 +4507,7 @@
     </w:p>
     <w:p>
       <w:r>
-        <w:t>Potvrzeno: Ing. [[PERSON_33]], HR AutoTech s.r.o.</w:t>
+        <w:t>Potvrzeno: Ing. [[PERSON_29]], HR AutoTech s.r.o.</w:t>
       </w:r>
     </w:p>
     <w:p>
@@ -4570,7 +4557,7 @@
     </w:p>
     <w:p>
       <w:r>
-        <w:t>- Nájem: 18 000 Kč/měs. (byt 3+1, [[ADDRESS_39]])</w:t>
+        <w:t>- Nájem: 18 000 Kč/měs. (byt 3+1, [[ADDRESS_24]])</w:t>
       </w:r>
     </w:p>
     <w:p>
@@ -4743,7 +4730,7 @@
     </w:p>
     <w:p>
       <w:r>
-        <w:t>Vozidlo: Škoda Octavia, [[LICENSE_PLATE_3]]</w:t>
+        <w:t>Vozidlo: Škoda Octavia, [[LICENSE_PLATE_1]]</w:t>
       </w:r>
     </w:p>
     <w:p>
@@ -4857,7 +4844,7 @@
     </w:p>
     <w:p>
       <w:r>
-        <w:t>- Automobil: Škoda Superb, [[ADDRESS_40]]: [[LICENSE_PLATE_4]]</w:t>
+        <w:t>- Automobil: Škoda Superb, rok 2019, [[LICENSE_PLATE_2]]</w:t>
       </w:r>
     </w:p>
     <w:p>
@@ -4897,7 +4884,7 @@
     <w:p/>
     <w:p>
       <w:r>
-        <w:t>3.3. MAJETEK RUČITELE 1 ([[PERSON_47]], otec):</w:t>
+        <w:t>3.3. MAJETEK RUČITELE 1 ([[PERSON_42]], otec):</w:t>
       </w:r>
     </w:p>
     <w:p>
@@ -4910,7 +4897,7 @@
     </w:p>
     <w:p>
       <w:r>
-        <w:t>- Rodinný dům, [[ADDRESS_37]]</w:t>
+        <w:t>- Rodinný dům, [[ADDRESS_25]]</w:t>
       </w:r>
     </w:p>
     <w:p>
@@ -4925,7 +4912,7 @@
     </w:p>
     <w:p>
       <w:r>
-        <w:t>Katastrální území: [[ADDRESS_36]]</w:t>
+        <w:t>Katastrální území: Brno-střed</w:t>
       </w:r>
     </w:p>
     <w:p>
@@ -4954,7 +4941,7 @@
     <w:p/>
     <w:p>
       <w:r>
-        <w:t>3.4. MAJETEK RUČITELE 2 ([[PERSON_48]], švagr):</w:t>
+        <w:t>3.4. MAJETEK RUČITELE 2 ([[PERSON_43]], švagr):</w:t>
       </w:r>
     </w:p>
     <w:p>
@@ -4967,7 +4954,7 @@
     </w:p>
     <w:p>
       <w:r>
-        <w:t>- Byt 3+kk, [[ADDRESS_38]]</w:t>
+        <w:t>- Byt 3+kk, [[ADDRESS_26]]</w:t>
       </w:r>
     </w:p>
     <w:p>
@@ -5088,7 +5075,7 @@
     <w:p/>
     <w:p>
       <w:r>
-        <w:t>4.3. CREDIT SCORING RUČITELE 1 ([[PERSON_47]]):</w:t>
+        <w:t>4.3. CREDIT SCORING RUČITELE 1 ([[PERSON_42]]):</w:t>
       </w:r>
     </w:p>
     <w:p>
@@ -5109,7 +5096,7 @@
     <w:p/>
     <w:p>
       <w:r>
-        <w:t>4.4. CREDIT SCORING RUČITELE 2 ([[PERSON_48]]):</w:t>
+        <w:t>4.4. CREDIT SCORING RUČITELE 2 ([[PERSON_43]]):</w:t>
       </w:r>
     </w:p>
     <w:p>
@@ -5147,7 +5134,7 @@
     </w:p>
     <w:p>
       <w:r>
-        <w:t>Pojistník: Mgr. [[PERSON_45]]</w:t>
+        <w:t>Pojistník: Mgr. [[PERSON_40]]</w:t>
       </w:r>
     </w:p>
     <w:p>
@@ -5193,7 +5180,7 @@
     </w:p>
     <w:p>
       <w:r>
-        <w:t>[[LICENSE_PLATE_4]]</w:t>
+        <w:t>[[LICENSE_PLATE_2]]</w:t>
       </w:r>
     </w:p>
     <w:p>
@@ -5219,7 +5206,7 @@
     </w:p>
     <w:p>
       <w:r>
-        <w:t>Ručitel 1: Ing. [[PERSON_47]], [[BIRTH_ID_43]]</w:t>
+        <w:t>Ručitel 1: Ing. [[PERSON_42]], [[BIRTH_ID_43]]</w:t>
       </w:r>
     </w:p>
     <w:p>
@@ -5237,7 +5224,7 @@
     </w:p>
     <w:p>
       <w:r>
-        <w:t>Ručitel 2: Mgr. [[PERSON_48]], [[BIRTH_ID_44]]</w:t>
+        <w:t>Ručitel 2: Mgr. [[PERSON_43]], [[BIRTH_ID_44]]</w:t>
       </w:r>
     </w:p>
     <w:p>
@@ -5317,7 +5304,7 @@
     </w:p>
     <w:p>
       <w:r>
-        <w:t>Majitel: Mgr. [[PERSON_45]], [[BIRTH_ID_41]]</w:t>
+        <w:t>Majitel: Mgr. [[PERSON_40]], [[BIRTH_ID_41]]</w:t>
       </w:r>
     </w:p>
     <w:p/>
@@ -5408,7 +5395,7 @@
     </w:p>
     <w:p>
       <w:r>
-        <w:t>Mgr. [[PERSON_49]], Data</w:t>
+        <w:t>Mgr. [[PERSON_44]], Data</w:t>
       </w:r>
     </w:p>
     <w:p>
@@ -5442,7 +5429,7 @@
     <w:p/>
     <w:p>
       <w:r>
-        <w:t>1) Mgr. Ing. [[PERSON_33]], MBA (ředitelka obchodního centra)</w:t>
+        <w:t>1) Mgr. Ing. [[PERSON_29]], MBA (ředitelka obchodního centra)</w:t>
       </w:r>
     </w:p>
     <w:p>
@@ -5458,7 +5445,7 @@
     <w:p/>
     <w:p>
       <w:r>
-        <w:t>2) Bc. [[PERSON_38]] (úvěrový specialista)</w:t>
+        <w:t>2) Bc. [[PERSON_34]] (úvěrový specialista)</w:t>
       </w:r>
     </w:p>
     <w:p>
@@ -5474,7 +5461,7 @@
     <w:p/>
     <w:p>
       <w:r>
-        <w:t>3) Ing. [[PERSON_28]] ( manager)</w:t>
+        <w:t>3) Ing. [[PERSON_24]] ( manager)</w:t>
       </w:r>
     </w:p>
     <w:p>
@@ -5490,7 +5477,7 @@
     <w:p/>
     <w:p>
       <w:r>
-        <w:t>4) Bc. [[PERSON_44]] (back office)</w:t>
+        <w:t>4) Bc. [[PERSON_39]] (back office)</w:t>
       </w:r>
     </w:p>
     <w:p>
@@ -5518,7 +5505,7 @@
     <w:p/>
     <w:p>
       <w:r>
-        <w:t>[[ADDRESS_41]] dne [[DATE_46]]</w:t>
+        <w:t>V Brně dne [[DATE_46]]</w:t>
       </w:r>
     </w:p>
     <w:p/>
@@ -5529,7 +5516,7 @@
     </w:p>
     <w:p>
       <w:r>
-        <w:t>Mgr. Ing. [[PERSON_33]], MBA</w:t>
+        <w:t>Mgr. Ing. [[PERSON_29]], MBA</w:t>
       </w:r>
     </w:p>
     <w:p>
@@ -5555,7 +5542,7 @@
     </w:p>
     <w:p>
       <w:r>
-        <w:t>Mgr. [[PERSON_45]] Bc. [[PERSON_46]]</w:t>
+        <w:t>Mgr. [[PERSON_40]] Bc. [[PERSON_41]]</w:t>
       </w:r>
     </w:p>
     <w:p>
@@ -5576,7 +5563,7 @@
     </w:p>
     <w:p>
       <w:r>
-        <w:t>Ing. [[PERSON_47]] Mgr. [[PERSON_48]]</w:t>
+        <w:t>Ing. [[PERSON_42]] Mgr. [[PERSON_43]]</w:t>
       </w:r>
     </w:p>
     <w:p>
@@ -5664,12 +5651,12 @@
     </w:p>
     <w:p>
       <w:r>
-        <w:t>[[ADDRESS_42]]</w:t>
-      </w:r>
-    </w:p>
-    <w:p>
-      <w:r>
-        <w:t>Zastoupena: Ing. Mgr. [[PERSON_31]], Ph.D., CEO</w:t>
+        <w:t>Sídlo: [[ADDRESS_30]]</w:t>
+      </w:r>
+    </w:p>
+    <w:p>
+      <w:r>
+        <w:t>Zastoupena: Ing. Mgr. [[PERSON_27]], Ph.D., CEO</w:t>
       </w:r>
     </w:p>
     <w:p>
@@ -5720,7 +5707,7 @@
     </w:p>
     <w:p>
       <w:r>
-        <w:t>[[ADDRESS_43]]</w:t>
+        <w:t>Sídlo: [[ADDRESS_31]]</w:t>
       </w:r>
     </w:p>
     <w:p>
@@ -5955,7 +5942,7 @@
     </w:p>
     <w:p>
       <w:r>
-        <w:t>Kontaktní osoba: MUDr. Ing. [[PERSON_25]], Ph.D., primář radiologie</w:t>
+        <w:t>Kontaktní osoba: MUDr. Ing. [[PERSON_22]], Ph.D., primář radiologie</w:t>
       </w:r>
     </w:p>
     <w:p>
@@ -6060,7 +6047,7 @@
     </w:p>
     <w:p>
       <w:r>
-        <w:t>Kontaktní osoba: Prof. MUDr. [[PERSON_28]], DrSc., ředitelka kardiologie</w:t>
+        <w:t>Kontaktní osoba: Prof. MUDr. [[PERSON_24]], DrSc., ředitelka kardiologie</w:t>
       </w:r>
     </w:p>
     <w:p>
@@ -6145,7 +6132,7 @@
     </w:p>
     <w:p>
       <w:r>
-        <w:t>Klient: Masarykův onkologický ústav, [[ADDRESS_28]]</w:t>
+        <w:t>Klient: Masarykův onkologický ústav, Brno</w:t>
       </w:r>
     </w:p>
     <w:p>
@@ -6155,7 +6142,7 @@
     </w:p>
     <w:p>
       <w:r>
-        <w:t>Kontaktní osoba: MUDr. [[PERSON_51]], Ph.D., vedoucí oddělení</w:t>
+        <w:t>Kontaktní osoba: MUDr. [[PERSON_46]], Ph.D., vedoucí oddělení</w:t>
       </w:r>
     </w:p>
     <w:p>
@@ -6316,7 +6303,7 @@
     </w:p>
     <w:p>
       <w:r>
-        <w:t>1) Ing. Mgr. [[PERSON_31]], Ph.D. - CEO</w:t>
+        <w:t>1) Ing. Mgr. [[PERSON_27]], Ph.D. - CEO</w:t>
       </w:r>
     </w:p>
     <w:p>
@@ -6341,15 +6328,15 @@
     </w:p>
     <w:p>
       <w:r>
-        <w:t>LinkedIn: linkedin.com/in/[[PERSON_31]]-novak-ai</w:t>
-      </w:r>
-    </w:p>
-    <w:p>
-      <w:r/>
-    </w:p>
-    <w:p>
-      <w:r>
-        <w:t>2) Ing. [[PERSON_39]], Ph.D. - CTO</w:t>
+        <w:t>LinkedIn: linkedin.com/in/[[PERSON_27]]-novak-ai</w:t>
+      </w:r>
+    </w:p>
+    <w:p>
+      <w:r/>
+    </w:p>
+    <w:p>
+      <w:r>
+        <w:t>2) Ing. [[PERSON_35]], Ph.D. - CTO</w:t>
       </w:r>
     </w:p>
     <w:p>
@@ -6382,12 +6369,12 @@
     </w:p>
     <w:p>
       <w:r>
-        <w:t>- PhD: Computer Vision, ČVUT [[ADDRESS_10]] (2015)</w:t>
-      </w:r>
-    </w:p>
-    <w:p>
-      <w:r>
-        <w:t>- Předchozí: Google Zürich (2015-2019), [[PERSON_52]] (2019-2021)</w:t>
+        <w:t>- PhD: Computer Vision, ČVUT Praha (2015)</w:t>
+      </w:r>
+    </w:p>
+    <w:p>
+      <w:r>
+        <w:t>- Předchozí: Google Zürich (2015-2019), Meta London (2019-2021)</w:t>
       </w:r>
     </w:p>
     <w:p>
@@ -6400,7 +6387,7 @@
     </w:p>
     <w:p>
       <w:r>
-        <w:t>3) MUDr. Ing. [[PERSON_53]], Ph.D. - Chief</w:t>
+        <w:t>3) MUDr. Ing. [[PERSON_47]], Ph.D. - Chief</w:t>
       </w:r>
     </w:p>
     <w:p>
@@ -6433,7 +6420,7 @@
     </w:p>
     <w:p>
       <w:r>
-        <w:t>- MUDr: 1. LF UK [[ADDRESS_10]] (2004)</w:t>
+        <w:t>- MUDr: 1. LF UK Praha (2004)</w:t>
       </w:r>
     </w:p>
     <w:p>
@@ -6443,15 +6430,15 @@
     </w:p>
     <w:p>
       <w:r>
-        <w:t>- PhD: Imaging, UK [[ADDRESS_10]] (2013)</w:t>
-      </w:r>
-    </w:p>
-    <w:p>
-      <w:r/>
-    </w:p>
-    <w:p>
-      <w:r>
-        <w:t>4) Bc. [[PERSON_55]] - Lead ML Engineer</w:t>
+        <w:t>- PhD: Imaging, UK Praha (2013)</w:t>
+      </w:r>
+    </w:p>
+    <w:p>
+      <w:r/>
+    </w:p>
+    <w:p>
+      <w:r>
+        <w:t>4) Bc. [[PERSON_49]] - Lead ML Engineer</w:t>
       </w:r>
     </w:p>
     <w:p>
@@ -6487,7 +6474,7 @@
     </w:p>
     <w:p>
       <w:r>
-        <w:t>5) Ing. [[PERSON_56]] - Head of Sales</w:t>
+        <w:t>5) Ing. [[PERSON_50]] - Head of Sales</w:t>
       </w:r>
     </w:p>
     <w:p>
@@ -6534,12 +6521,12 @@
     </w:p>
     <w:p>
       <w:r>
-        <w:t>- Ing. [[PERSON_31]] (CEO): 45%</w:t>
-      </w:r>
-    </w:p>
-    <w:p>
-      <w:r>
-        <w:t>- Ing. [[PERSON_39]] (CTO): 25%</w:t>
+        <w:t>- Ing. [[PERSON_27]] (CEO): 45%</w:t>
+      </w:r>
+    </w:p>
+    <w:p>
+      <w:r>
+        <w:t>- Ing. [[PERSON_35]] (CTO): 25%</w:t>
       </w:r>
     </w:p>
     <w:p>
@@ -6549,7 +6536,7 @@
     </w:p>
     <w:p>
       <w:r>
-        <w:t>Kontakt: Mgr. [[PERSON_17]], partner</w:t>
+        <w:t>Kontakt: Mgr. [[PERSON_15]], partner</w:t>
       </w:r>
     </w:p>
     <w:p>
@@ -6572,7 +6559,7 @@
     </w:p>
     <w:p>
       <w:r>
-        <w:t>Kontakt: [[PERSON_57]], managing partner</w:t>
+        <w:t>Kontakt: [[PERSON_51]], managing partner</w:t>
       </w:r>
     </w:p>
     <w:p>
@@ -6622,7 +6609,7 @@
     </w:p>
     <w:p>
       <w:r>
-        <w:t>Vynálezci: [[PERSON_39]], [[PERSON_55]]</w:t>
+        <w:t>Vynálezci: [[PERSON_35]], [[PERSON_49]]</w:t>
       </w:r>
     </w:p>
     <w:p>
@@ -6650,7 +6637,7 @@
     </w:p>
     <w:p>
       <w:r>
-        <w:t>Vynálezci: [[PERSON_31]], [[PERSON_53]]</w:t>
+        <w:t>Vynálezci: [[PERSON_27]], [[PERSON_47]]</w:t>
       </w:r>
     </w:p>
     <w:p>
@@ -6710,7 +6697,7 @@
     </w:p>
     <w:p>
       <w:r>
-        <w:t>Key person: Ing. [[PERSON_58]], CEO</w:t>
+        <w:t>Key person: Ing. [[PERSON_52]], CEO</w:t>
       </w:r>
     </w:p>
     <w:p>
@@ -6743,7 +6730,7 @@
     </w:p>
     <w:p>
       <w:r>
-        <w:t>Key person: Dr. [[PERSON_59]], CEO</w:t>
+        <w:t>Key person: Dr. [[PERSON_53]], CEO</w:t>
       </w:r>
     </w:p>
     <w:p>
@@ -6800,7 +6787,7 @@
     </w:p>
     <w:p>
       <w:r>
-        <w:t>- Pilot s VFN [[ADDRESS_10]] (hodnota 3.2M Kč)</w:t>
+        <w:t>- Pilot s VFN Praha (hodnota 3.2M Kč)</w:t>
       </w:r>
     </w:p>
     <w:p>
@@ -7042,7 +7029,7 @@
     </w:p>
     <w:p>
       <w:r>
-        <w:t>2) Ing. [[PERSON_60]] (CTO)</w:t>
+        <w:t>2) Ing. [[PERSON_54]] (CTO)</w:t>
       </w:r>
     </w:p>
     <w:p>
@@ -7065,7 +7052,7 @@
     </w:p>
     <w:p>
       <w:r>
-        <w:t>3) Mgr. [[PERSON_59]] (Legal counsel)</w:t>
+        <w:t>3) Mgr. [[PERSON_53]] (Legal counsel)</w:t>
       </w:r>
     </w:p>
     <w:p>
@@ -7298,7 +7285,7 @@
     <w:p/>
     <w:p>
       <w:r>
-        <w:t>[[ADDRESS_8]] dne [[DATE_57]]</w:t>
+        <w:t>V Praze dne [[DATE_57]]</w:t>
       </w:r>
     </w:p>
     <w:p/>
@@ -7309,7 +7296,7 @@
     </w:p>
     <w:p>
       <w:r>
-        <w:t>Ing. Mgr. [[PERSON_31]], Ph.D. Ing. [[PERSON_9]], MBA</w:t>
+        <w:t>Ing. Mgr. [[PERSON_27]], Ph.D. Ing. [[PERSON_9]], MBA</w:t>
       </w:r>
     </w:p>
     <w:p>
@@ -7399,6 +7386,12 @@
       </w:r>
     </w:p>
     <w:sectPr>
+      <w:headerReference w:type="default" r:id="rId6"/>
+      <w:footerReference w:type="default" r:id="rId7"/>
+      <w:headerReference w:type="first" r:id="rId8"/>
+      <w:footerReference w:type="first" r:id="rId9"/>
+      <w:headerReference w:type="even" r:id="rId10"/>
+      <w:footerReference w:type="even" r:id="rId11"/>
       <w:pgSz w:w="11906" w:h="16838"/>
       <w:pgMar w:top="1440" w:right="1440" w:bottom="1440" w:left="1440" w:header="708" w:footer="708" w:gutter="0"/>
       <w:cols w:space="708"/>
@@ -7406,6 +7399,66 @@
     </w:sectPr>
   </w:body>
 </w:document>
+</file>
+
+<file path=word/footer1.xml><?xml version="1.0" encoding="utf-8"?>
+<w:ftr xmlns:m="http://schemas.openxmlformats.org/officeDocument/2006/math" xmlns:mc="http://schemas.openxmlformats.org/markup-compatibility/2006" xmlns:mo="http://schemas.microsoft.com/office/mac/office/2008/main" xmlns:mv="urn:schemas-microsoft-com:mac:vml" xmlns:o="urn:schemas-microsoft-com:office:office" xmlns:r="http://schemas.openxmlformats.org/officeDocument/2006/relationships" xmlns:v="urn:schemas-microsoft-com:vml" xmlns:w10="urn:schemas-microsoft-com:office:word" xmlns:w14="http://schemas.microsoft.com/office/word/2010/wordml" xmlns:w="http://schemas.openxmlformats.org/wordprocessingml/2006/main" xmlns:wne="http://schemas.microsoft.com/office/word/2006/wordml" xmlns:wp14="http://schemas.microsoft.com/office/word/2010/wordprocessingDrawing" xmlns:wp="http://schemas.openxmlformats.org/drawingml/2006/wordprocessingDrawing" xmlns:wpc="http://schemas.microsoft.com/office/word/2010/wordprocessingCanvas" xmlns:wpg="http://schemas.microsoft.com/office/word/2010/wordprocessingGroup" xmlns:wpi="http://schemas.microsoft.com/office/word/2010/wordprocessingInk" xmlns:wps="http://schemas.microsoft.com/office/word/2010/wordprocessingShape" mc:Ignorable="w14 wp14">
+  <w:p>
+    <w:pPr>
+      <w:pStyle w:val="Footer"/>
+    </w:pPr>
+  </w:p>
+</w:ftr>
+</file>
+
+<file path=word/footer2.xml><?xml version="1.0" encoding="utf-8"?>
+<w:ftr xmlns:m="http://schemas.openxmlformats.org/officeDocument/2006/math" xmlns:mc="http://schemas.openxmlformats.org/markup-compatibility/2006" xmlns:mo="http://schemas.microsoft.com/office/mac/office/2008/main" xmlns:mv="urn:schemas-microsoft-com:mac:vml" xmlns:o="urn:schemas-microsoft-com:office:office" xmlns:r="http://schemas.openxmlformats.org/officeDocument/2006/relationships" xmlns:v="urn:schemas-microsoft-com:vml" xmlns:w10="urn:schemas-microsoft-com:office:word" xmlns:w14="http://schemas.microsoft.com/office/word/2010/wordml" xmlns:w="http://schemas.openxmlformats.org/wordprocessingml/2006/main" xmlns:wne="http://schemas.microsoft.com/office/word/2006/wordml" xmlns:wp14="http://schemas.microsoft.com/office/word/2010/wordprocessingDrawing" xmlns:wp="http://schemas.openxmlformats.org/drawingml/2006/wordprocessingDrawing" xmlns:wpc="http://schemas.microsoft.com/office/word/2010/wordprocessingCanvas" xmlns:wpg="http://schemas.microsoft.com/office/word/2010/wordprocessingGroup" xmlns:wpi="http://schemas.microsoft.com/office/word/2010/wordprocessingInk" xmlns:wps="http://schemas.microsoft.com/office/word/2010/wordprocessingShape" mc:Ignorable="w14 wp14">
+  <w:p>
+    <w:pPr>
+      <w:pStyle w:val="Footer"/>
+    </w:pPr>
+  </w:p>
+</w:ftr>
+</file>
+
+<file path=word/footer3.xml><?xml version="1.0" encoding="utf-8"?>
+<w:ftr xmlns:m="http://schemas.openxmlformats.org/officeDocument/2006/math" xmlns:mc="http://schemas.openxmlformats.org/markup-compatibility/2006" xmlns:mo="http://schemas.microsoft.com/office/mac/office/2008/main" xmlns:mv="urn:schemas-microsoft-com:mac:vml" xmlns:o="urn:schemas-microsoft-com:office:office" xmlns:r="http://schemas.openxmlformats.org/officeDocument/2006/relationships" xmlns:v="urn:schemas-microsoft-com:vml" xmlns:w10="urn:schemas-microsoft-com:office:word" xmlns:w14="http://schemas.microsoft.com/office/word/2010/wordml" xmlns:w="http://schemas.openxmlformats.org/wordprocessingml/2006/main" xmlns:wne="http://schemas.microsoft.com/office/word/2006/wordml" xmlns:wp14="http://schemas.microsoft.com/office/word/2010/wordprocessingDrawing" xmlns:wp="http://schemas.openxmlformats.org/drawingml/2006/wordprocessingDrawing" xmlns:wpc="http://schemas.microsoft.com/office/word/2010/wordprocessingCanvas" xmlns:wpg="http://schemas.microsoft.com/office/word/2010/wordprocessingGroup" xmlns:wpi="http://schemas.microsoft.com/office/word/2010/wordprocessingInk" xmlns:wps="http://schemas.microsoft.com/office/word/2010/wordprocessingShape" mc:Ignorable="w14 wp14">
+  <w:p>
+    <w:pPr>
+      <w:pStyle w:val="Footer"/>
+    </w:pPr>
+  </w:p>
+</w:ftr>
+</file>
+
+<file path=word/header1.xml><?xml version="1.0" encoding="utf-8"?>
+<w:hdr xmlns:m="http://schemas.openxmlformats.org/officeDocument/2006/math" xmlns:mc="http://schemas.openxmlformats.org/markup-compatibility/2006" xmlns:mo="http://schemas.microsoft.com/office/mac/office/2008/main" xmlns:mv="urn:schemas-microsoft-com:mac:vml" xmlns:o="urn:schemas-microsoft-com:office:office" xmlns:r="http://schemas.openxmlformats.org/officeDocument/2006/relationships" xmlns:v="urn:schemas-microsoft-com:vml" xmlns:w10="urn:schemas-microsoft-com:office:word" xmlns:w14="http://schemas.microsoft.com/office/word/2010/wordml" xmlns:w="http://schemas.openxmlformats.org/wordprocessingml/2006/main" xmlns:wne="http://schemas.microsoft.com/office/word/2006/wordml" xmlns:wp14="http://schemas.microsoft.com/office/word/2010/wordprocessingDrawing" xmlns:wp="http://schemas.openxmlformats.org/drawingml/2006/wordprocessingDrawing" xmlns:wpc="http://schemas.microsoft.com/office/word/2010/wordprocessingCanvas" xmlns:wpg="http://schemas.microsoft.com/office/word/2010/wordprocessingGroup" xmlns:wpi="http://schemas.microsoft.com/office/word/2010/wordprocessingInk" xmlns:wps="http://schemas.microsoft.com/office/word/2010/wordprocessingShape" mc:Ignorable="w14 wp14">
+  <w:p>
+    <w:pPr>
+      <w:pStyle w:val="Header"/>
+    </w:pPr>
+  </w:p>
+</w:hdr>
+</file>
+
+<file path=word/header2.xml><?xml version="1.0" encoding="utf-8"?>
+<w:hdr xmlns:m="http://schemas.openxmlformats.org/officeDocument/2006/math" xmlns:mc="http://schemas.openxmlformats.org/markup-compatibility/2006" xmlns:mo="http://schemas.microsoft.com/office/mac/office/2008/main" xmlns:mv="urn:schemas-microsoft-com:mac:vml" xmlns:o="urn:schemas-microsoft-com:office:office" xmlns:r="http://schemas.openxmlformats.org/officeDocument/2006/relationships" xmlns:v="urn:schemas-microsoft-com:vml" xmlns:w10="urn:schemas-microsoft-com:office:word" xmlns:w14="http://schemas.microsoft.com/office/word/2010/wordml" xmlns:w="http://schemas.openxmlformats.org/wordprocessingml/2006/main" xmlns:wne="http://schemas.microsoft.com/office/word/2006/wordml" xmlns:wp14="http://schemas.microsoft.com/office/word/2010/wordprocessingDrawing" xmlns:wp="http://schemas.openxmlformats.org/drawingml/2006/wordprocessingDrawing" xmlns:wpc="http://schemas.microsoft.com/office/word/2010/wordprocessingCanvas" xmlns:wpg="http://schemas.microsoft.com/office/word/2010/wordprocessingGroup" xmlns:wpi="http://schemas.microsoft.com/office/word/2010/wordprocessingInk" xmlns:wps="http://schemas.microsoft.com/office/word/2010/wordprocessingShape" mc:Ignorable="w14 wp14">
+  <w:p>
+    <w:pPr>
+      <w:pStyle w:val="Header"/>
+    </w:pPr>
+  </w:p>
+</w:hdr>
+</file>
+
+<file path=word/header3.xml><?xml version="1.0" encoding="utf-8"?>
+<w:hdr xmlns:m="http://schemas.openxmlformats.org/officeDocument/2006/math" xmlns:mc="http://schemas.openxmlformats.org/markup-compatibility/2006" xmlns:mo="http://schemas.microsoft.com/office/mac/office/2008/main" xmlns:mv="urn:schemas-microsoft-com:mac:vml" xmlns:o="urn:schemas-microsoft-com:office:office" xmlns:r="http://schemas.openxmlformats.org/officeDocument/2006/relationships" xmlns:v="urn:schemas-microsoft-com:vml" xmlns:w10="urn:schemas-microsoft-com:office:word" xmlns:w14="http://schemas.microsoft.com/office/word/2010/wordml" xmlns:w="http://schemas.openxmlformats.org/wordprocessingml/2006/main" xmlns:wne="http://schemas.microsoft.com/office/word/2006/wordml" xmlns:wp14="http://schemas.microsoft.com/office/word/2010/wordprocessingDrawing" xmlns:wp="http://schemas.openxmlformats.org/drawingml/2006/wordprocessingDrawing" xmlns:wpc="http://schemas.microsoft.com/office/word/2010/wordprocessingCanvas" xmlns:wpg="http://schemas.microsoft.com/office/word/2010/wordprocessingGroup" xmlns:wpi="http://schemas.microsoft.com/office/word/2010/wordprocessingInk" xmlns:wps="http://schemas.microsoft.com/office/word/2010/wordprocessingShape" mc:Ignorable="w14 wp14">
+  <w:p>
+    <w:pPr>
+      <w:pStyle w:val="Header"/>
+    </w:pPr>
+  </w:p>
+</w:hdr>
 </file>
 
 <file path=word/styles.xml><?xml version="1.0" encoding="utf-8"?>

--- a/test_data/smlouva15_anon.docx
+++ b/test_data/smlouva15_anon.docx
@@ -130,7 +130,7 @@
     </w:p>
     <w:p>
       <w:r>
-        <w:t>Místo narození: [[BIRTH_PLACE_1]]</w:t>
+        <w:t>Místo narození: [[ADDRESS_2]]</w:t>
       </w:r>
     </w:p>
     <w:p>
@@ -140,12 +140,12 @@
     </w:p>
     <w:p>
       <w:r>
-        <w:t>Trvalý pobyt: [[ADDRESS_2]]</w:t>
-      </w:r>
-    </w:p>
-    <w:p>
-      <w:r>
-        <w:t>Přechodný pobyt: [[ADDRESS_3]] (od [[DATE_3]])</w:t>
+        <w:t>Trvalý pobyt: [[ADDRESS_3]]</w:t>
+      </w:r>
+    </w:p>
+    <w:p>
+      <w:r>
+        <w:t>Přechodný pobyt: [[ADDRESS_4]] (od [[DATE_3]])</w:t>
       </w:r>
     </w:p>
     <w:p>
@@ -218,7 +218,7 @@
     </w:p>
     <w:p>
       <w:r>
-        <w:t>[[ADDRESS_4]]</w:t>
+        <w:t>[[ADDRESS_2]]</w:t>
       </w:r>
     </w:p>
     <w:p>
@@ -3410,7 +3410,7 @@
     </w:p>
     <w:p>
       <w:r>
-        <w:t>[[ADDRESS_20]]</w:t>
+        <w:t>[[ADDRESS_2]]</w:t>
       </w:r>
     </w:p>
     <w:p>
@@ -3754,7 +3754,7 @@
     </w:p>
     <w:p>
       <w:r>
-        <w:t>Sídlo: [[ADDRESS_21]]</w:t>
+        <w:t>Sídlo: [[ADDRESS_20]]</w:t>
       </w:r>
     </w:p>
     <w:p>
@@ -3787,7 +3787,7 @@
     </w:p>
     <w:p>
       <w:r>
-        <w:t>Sídlo: [[ADDRESS_22]]</w:t>
+        <w:t>Sídlo: [[ADDRESS_2]]</w:t>
       </w:r>
     </w:p>
     <w:p>
@@ -3889,7 +3889,7 @@
     </w:p>
     <w:p>
       <w:r>
-        <w:t>6.5. První faktura: březen 2024, VS[[PHONE_25]]</w:t>
+        <w:t>6.5. První faktura: březen 2024, VS: 202403089</w:t>
       </w:r>
     </w:p>
     <w:p/>
@@ -3994,7 +3994,7 @@
     </w:p>
     <w:p>
       <w:r>
-        <w:t>- SMS[[PHONE_26]]</w:t>
+        <w:t>- SMS[[PHONE_25]]</w:t>
       </w:r>
     </w:p>
     <w:p>
@@ -4144,7 +4144,7 @@
     </w:p>
     <w:p>
       <w:r>
-        <w:t>Sídlo: [[ADDRESS_23]]</w:t>
+        <w:t>Sídlo: [[ADDRESS_2]]</w:t>
       </w:r>
     </w:p>
     <w:p>
@@ -4159,58 +4159,138 @@
     </w:p>
     <w:p>
       <w:r>
+        <w:t>[[PHONE_26]]</w:t>
+      </w:r>
+    </w:p>
+    <w:p>
+      <w:r>
+        <w:t>Licence ČNB: BAN-0345/2005</w:t>
+      </w:r>
+    </w:p>
+    <w:p/>
+    <w:p>
+      <w:r>
+        <w:t>DLUŽNÍK:</w:t>
+      </w:r>
+    </w:p>
+    <w:p>
+      <w:r>
+        <w:t>Mgr. [[PERSON_40]]</w:t>
+      </w:r>
+    </w:p>
+    <w:p>
+      <w:r>
+        <w:t>[[DATE_47]]</w:t>
+      </w:r>
+    </w:p>
+    <w:p>
+      <w:r>
+        <w:t>[[BIRTH_ID_41]]</w:t>
+      </w:r>
+    </w:p>
+    <w:p>
+      <w:r>
+        <w:t>Místo narození: [[ADDRESS_2]]</w:t>
+      </w:r>
+    </w:p>
+    <w:p>
+      <w:r>
+        <w:t>Trvalý pobyt: [[ADDRESS_2]]</w:t>
+      </w:r>
+    </w:p>
+    <w:p>
+      <w:r>
+        <w:t>Korespondenční adresa: stejná</w:t>
+      </w:r>
+    </w:p>
+    <w:p>
+      <w:r>
+        <w:t>Číslo [[ID_CARD_3]], platný do [[DATE_48]], vydal ÚMČ Brno-střed</w:t>
+      </w:r>
+    </w:p>
+    <w:p>
+      <w:r>
+        <w:t>Email: [[EMAIL_21]]</w:t>
+      </w:r>
+    </w:p>
+    <w:p>
+      <w:r>
         <w:t>[[PHONE_27]]</w:t>
       </w:r>
     </w:p>
     <w:p>
       <w:r>
-        <w:t>Licence ČNB: BAN-0345/2005</w:t>
-      </w:r>
-    </w:p>
-    <w:p/>
-    <w:p>
-      <w:r>
-        <w:t>DLUŽNÍK:</w:t>
-      </w:r>
-    </w:p>
-    <w:p>
-      <w:r>
-        <w:t>Mgr. [[PERSON_40]]</w:t>
-      </w:r>
-    </w:p>
-    <w:p>
-      <w:r>
-        <w:t>[[DATE_47]]</w:t>
-      </w:r>
-    </w:p>
-    <w:p>
-      <w:r>
-        <w:t>[[BIRTH_ID_41]]</w:t>
-      </w:r>
-    </w:p>
-    <w:p>
-      <w:r>
-        <w:t>Místo narození: [[BIRTH_PLACE_1]]</w:t>
-      </w:r>
-    </w:p>
-    <w:p>
-      <w:r>
-        <w:t>Trvalý pobyt: [[ADDRESS_24]]</w:t>
-      </w:r>
-    </w:p>
-    <w:p>
-      <w:r>
-        <w:t>Korespondenční adresa: stejná</w:t>
-      </w:r>
-    </w:p>
-    <w:p>
-      <w:r>
-        <w:t>Číslo [[ID_CARD_3]], platný do [[DATE_48]], vydal ÚMČ Brno-střed</w:t>
-      </w:r>
-    </w:p>
-    <w:p>
-      <w:r>
-        <w:t>Email: [[EMAIL_21]]</w:t>
+        <w:t>Zaměstnavatel: AutoTech s.r.o., [[ICO_8]]</w:t>
+      </w:r>
+    </w:p>
+    <w:p>
+      <w:r>
+        <w:t>Pozice: Obchodní ředitel</w:t>
+      </w:r>
+    </w:p>
+    <w:p>
+      <w:r>
+        <w:t>Nástup do zaměstnání: [[DATE_49]]</w:t>
+      </w:r>
+    </w:p>
+    <w:p/>
+    <w:p>
+      <w:r>
+        <w:t>RODINNÝ STAV: ženatý</w:t>
+      </w:r>
+    </w:p>
+    <w:p>
+      <w:r>
+        <w:t>Manželka: Bc. [[PERSON_41]], roz. [[PERSON_2]]</w:t>
+      </w:r>
+    </w:p>
+    <w:p>
+      <w:r>
+        <w:t>[[DATE_50]], [[BIRTH_ID_42]]</w:t>
+      </w:r>
+    </w:p>
+    <w:p>
+      <w:r>
+        <w:t>Zaměstnavatel: Účetní firma AUDIT s.r.o.</w:t>
+      </w:r>
+    </w:p>
+    <w:p>
+      <w:r>
+        <w:t>Pozice: Senior účetní, hrubá mzda: 58 000 Kč/</w:t>
+      </w:r>
+      <w:proofErr w:type="spellStart"/>
+      <w:r>
+        <w:t>měs</w:t>
+      </w:r>
+      <w:proofErr w:type="spellEnd"/>
+      <w:r>
+        <w:t>.</w:t>
+      </w:r>
+    </w:p>
+    <w:p/>
+    <w:p>
+      <w:r>
+        <w:t>RUČITEL 1:</w:t>
+      </w:r>
+    </w:p>
+    <w:p>
+      <w:r>
+        <w:t>Ing. [[PERSON_42]] (otec dlužníka)</w:t>
+      </w:r>
+    </w:p>
+    <w:p>
+      <w:r>
+        <w:t>[[DATE_51]]</w:t>
+      </w:r>
+    </w:p>
+    <w:p>
+      <w:r>
+        <w:t>[[BIRTH_ID_43]]</w:t>
+      </w:r>
+    </w:p>
+    <w:p>
+      <w:r>
+        <w:t>Trvalý pobyt: [[ADDRESS_2]]</w:t>
       </w:r>
     </w:p>
     <w:p>
@@ -4220,43 +4300,17 @@
     </w:p>
     <w:p>
       <w:r>
-        <w:t>Zaměstnavatel: AutoTech s.r.o., [[ICO_8]]</w:t>
-      </w:r>
-    </w:p>
-    <w:p>
-      <w:r>
-        <w:t>Pozice: Obchodní ředitel</w:t>
-      </w:r>
-    </w:p>
-    <w:p>
-      <w:r>
-        <w:t>Nástup do zaměstnání: [[DATE_49]]</w:t>
-      </w:r>
-    </w:p>
-    <w:p/>
-    <w:p>
-      <w:r>
-        <w:t>RODINNÝ STAV: ženatý</w:t>
-      </w:r>
-    </w:p>
-    <w:p>
-      <w:r>
-        <w:t>Manželka: Bc. [[PERSON_41]], roz. [[PERSON_2]]</w:t>
-      </w:r>
-    </w:p>
-    <w:p>
-      <w:r>
-        <w:t>[[DATE_50]], [[BIRTH_ID_42]]</w:t>
-      </w:r>
-    </w:p>
-    <w:p>
-      <w:r>
-        <w:t>Zaměstnavatel: Účetní firma AUDIT s.r.o.</w:t>
-      </w:r>
-    </w:p>
-    <w:p>
-      <w:r>
-        <w:t>Pozice: Senior účetní, hrubá mzda: 58 000 Kč/</w:t>
+        <w:t>Email: [[EMAIL_22]]</w:t>
+      </w:r>
+    </w:p>
+    <w:p>
+      <w:r>
+        <w:t>Zaměstnání: důchodce (od 2020)</w:t>
+      </w:r>
+    </w:p>
+    <w:p>
+      <w:r>
+        <w:t>Důchod: 24 500 Kč/</w:t>
       </w:r>
       <w:proofErr w:type="spellStart"/>
       <w:r>
@@ -4270,27 +4324,27 @@
     <w:p/>
     <w:p>
       <w:r>
-        <w:t>RUČITEL 1:</w:t>
-      </w:r>
-    </w:p>
-    <w:p>
-      <w:r>
-        <w:t>Ing. [[PERSON_42]] (otec dlužníka)</w:t>
-      </w:r>
-    </w:p>
-    <w:p>
-      <w:r>
-        <w:t>[[DATE_51]]</w:t>
-      </w:r>
-    </w:p>
-    <w:p>
-      <w:r>
-        <w:t>[[BIRTH_ID_43]]</w:t>
-      </w:r>
-    </w:p>
-    <w:p>
-      <w:r>
-        <w:t>Trvalý pobyt: [[ADDRESS_25]]</w:t>
+        <w:t>RUČITEL 2:</w:t>
+      </w:r>
+    </w:p>
+    <w:p>
+      <w:r>
+        <w:t>Mgr. [[PERSON_43]] (švagr dlužníka)</w:t>
+      </w:r>
+    </w:p>
+    <w:p>
+      <w:r>
+        <w:t>[[DATE_52]]</w:t>
+      </w:r>
+    </w:p>
+    <w:p>
+      <w:r>
+        <w:t>[[BIRTH_ID_44]]</w:t>
+      </w:r>
+    </w:p>
+    <w:p>
+      <w:r>
+        <w:t>Trvalý pobyt: [[ADDRESS_2]]</w:t>
       </w:r>
     </w:p>
     <w:p>
@@ -4300,17 +4354,22 @@
     </w:p>
     <w:p>
       <w:r>
-        <w:t>Email: [[EMAIL_22]]</w:t>
-      </w:r>
-    </w:p>
-    <w:p>
-      <w:r>
-        <w:t>Zaměstnání: důchodce (od 2020)</w:t>
-      </w:r>
-    </w:p>
-    <w:p>
-      <w:r>
-        <w:t>Důchod: 24 500 Kč/</w:t>
+        <w:t>Email: [[EMAIL_23]]</w:t>
+      </w:r>
+    </w:p>
+    <w:p>
+      <w:r>
+        <w:t>Zaměstnavatel: a.s.</w:t>
+      </w:r>
+    </w:p>
+    <w:p>
+      <w:r>
+        <w:t>Pozice: IT</w:t>
+      </w:r>
+    </w:p>
+    <w:p>
+      <w:r>
+        <w:t>Hrubá mzda: 95 000 Kč/</w:t>
       </w:r>
       <w:proofErr w:type="spellStart"/>
       <w:r>
@@ -4324,60 +4383,75 @@
     <w:p/>
     <w:p>
       <w:r>
-        <w:t>RUČITEL 2:</w:t>
-      </w:r>
-    </w:p>
-    <w:p>
-      <w:r>
-        <w:t>Mgr. [[PERSON_43]] (švagr dlužníka)</w:t>
-      </w:r>
-    </w:p>
-    <w:p>
-      <w:r>
-        <w:t>[[DATE_52]]</w:t>
-      </w:r>
-    </w:p>
-    <w:p>
-      <w:r>
-        <w:t>[[BIRTH_ID_44]]</w:t>
-      </w:r>
-    </w:p>
-    <w:p>
-      <w:r>
-        <w:t>Trvalý pobyt: [[ADDRESS_26]]</w:t>
-      </w:r>
-    </w:p>
-    <w:p>
-      <w:r>
-        <w:t>[[PHONE_30]]</w:t>
-      </w:r>
-    </w:p>
-    <w:p>
-      <w:r>
-        <w:t>Email: [[EMAIL_23]]</w:t>
-      </w:r>
-    </w:p>
-    <w:p>
-      <w:r>
-        <w:t>Zaměstnavatel: a.s.</w:t>
-      </w:r>
-    </w:p>
-    <w:p>
-      <w:r>
-        <w:t>Pozice: IT</w:t>
-      </w:r>
-    </w:p>
-    <w:p>
-      <w:r>
-        <w:t>Hrubá mzda: 95 000 Kč/</w:t>
+        <w:t>───────────────────────────────────────────────────────────────────────────────</w:t>
+      </w:r>
+    </w:p>
+    <w:p/>
+    <w:p>
+      <w:r>
+        <w:t>ČLÁNEK I. - ZÁKLADNÍ PARAMETRY ÚVĚRU</w:t>
+      </w:r>
+    </w:p>
+    <w:p/>
+    <w:p>
+      <w:r>
+        <w:t>1.1. Účel úvěru: Refinancování spotřebitelských úvěrů a nákup automobilu</w:t>
+      </w:r>
+    </w:p>
+    <w:p>
+      <w:r>
+        <w:t>1.2. Výše úvěru: 850 000 Kč</w:t>
+      </w:r>
+    </w:p>
+    <w:p>
+      <w:r>
+        <w:t>1.3. Úroková sazba: 8.</w:t>
+      </w:r>
+      <w:proofErr w:type="gramStart"/>
+      <w:r>
+        <w:t>9%</w:t>
+      </w:r>
+      <w:proofErr w:type="gramEnd"/>
+      <w:r>
+        <w:t xml:space="preserve"> </w:t>
       </w:r>
       <w:proofErr w:type="spellStart"/>
       <w:r>
-        <w:t>měs</w:t>
+        <w:t>p.a</w:t>
       </w:r>
       <w:proofErr w:type="spellEnd"/>
       <w:r>
-        <w:t>.</w:t>
+        <w:t>. (fixace 5 let)</w:t>
+      </w:r>
+    </w:p>
+    <w:p>
+      <w:r>
+        <w:t>1.4. Doba splatnosti: 7 let (84 měsíců)</w:t>
+      </w:r>
+    </w:p>
+    <w:p>
+      <w:r>
+        <w:t>1.5. Měsíční splátka: 13 847 Kč</w:t>
+      </w:r>
+    </w:p>
+    <w:p>
+      <w:r>
+        <w:t>1.6. Celková zaplacená částka: 1 163 148 Kč</w:t>
+      </w:r>
+    </w:p>
+    <w:p>
+      <w:r>
+        <w:t>1.7. RPSN: 9.25%</w:t>
+      </w:r>
+    </w:p>
+    <w:p>
+      <w:r>
+        <w:t>1.8. Datum čerpání: [[DATE_9]]</w:t>
+      </w:r>
+    </w:p>
+    <w:p>
+      <w:r>
+        <w:t>1.9. První splátka: [[DATE_53]]</w:t>
       </w:r>
     </w:p>
     <w:p/>
@@ -4389,69 +4463,316 @@
     <w:p/>
     <w:p>
       <w:r>
-        <w:t>ČLÁNEK I. - ZÁKLADNÍ PARAMETRY ÚVĚRU</w:t>
-      </w:r>
-    </w:p>
-    <w:p/>
-    <w:p>
-      <w:r>
-        <w:t>1.1. Účel úvěru: Refinancování spotřebitelských úvěrů a nákup automobilu</w:t>
-      </w:r>
-    </w:p>
-    <w:p>
-      <w:r>
-        <w:t>1.2. Výše úvěru: 850 000 Kč</w:t>
-      </w:r>
-    </w:p>
-    <w:p>
-      <w:r>
-        <w:t>1.3. Úroková sazba: 8.</w:t>
-      </w:r>
-      <w:proofErr w:type="gramStart"/>
-      <w:r>
-        <w:t>9%</w:t>
-      </w:r>
-      <w:proofErr w:type="gramEnd"/>
-      <w:r>
-        <w:t xml:space="preserve"> </w:t>
+        <w:t>ČLÁNEK II. - FINANČNÍ SITUACE DLUŽNÍKA</w:t>
+      </w:r>
+    </w:p>
+    <w:p/>
+    <w:p>
+      <w:r>
+        <w:t>2.1. PŘÍJMY DLUŽNÍKA:</w:t>
+      </w:r>
+    </w:p>
+    <w:p>
+      <w:r>
+        <w:t>Zaměstnání - AutoTech s.r.o.:</w:t>
+      </w:r>
+    </w:p>
+    <w:p>
+      <w:r>
+        <w:t>- Hrubá mzda: 78 000 Kč/měs.</w:t>
+      </w:r>
+    </w:p>
+    <w:p>
+      <w:r>
+        <w:t>- Čistá mzda: cca 58 500 Kč/měs.</w:t>
+      </w:r>
+    </w:p>
+    <w:p>
+      <w:r>
+        <w:t>- Roční bonus: 2 měsíční platy (156 000 Kč)</w:t>
+      </w:r>
+    </w:p>
+    <w:p>
+      <w:r>
+        <w:t>- Celkový roční příjem: 1 092 000 Kč</w:t>
+      </w:r>
+    </w:p>
+    <w:p>
+      <w:r/>
+    </w:p>
+    <w:p>
+      <w:r>
+        <w:t>Potvrzení o příjmu ze dne [[DATE_37]]:</w:t>
+      </w:r>
+    </w:p>
+    <w:p>
+      <w:r>
+        <w:t>Potvrzeno: Ing. [[PERSON_29]], HR AutoTech s.r.o.</w:t>
+      </w:r>
+    </w:p>
+    <w:p>
+      <w:r>
+        <w:t>Kontakt: [[EMAIL_24]], [[PHONE_30]]</w:t>
+      </w:r>
+    </w:p>
+    <w:p/>
+    <w:p>
+      <w:r>
+        <w:t>2.2. PŘÍJMY MANŽELKY (spoludlužník):</w:t>
+      </w:r>
+    </w:p>
+    <w:p>
+      <w:r>
+        <w:t>Zaměstnání - AUDIT s.r.o.:</w:t>
+      </w:r>
+    </w:p>
+    <w:p>
+      <w:r>
+        <w:t>- Hrubá mzda: 58 000 Kč/měs.</w:t>
+      </w:r>
+    </w:p>
+    <w:p>
+      <w:r>
+        <w:t>- Čistá mzda: cca 43 500 Kč/měs.</w:t>
+      </w:r>
+    </w:p>
+    <w:p>
+      <w:r>
+        <w:t>- Roční příjem: 696 000 Kč</w:t>
+      </w:r>
+    </w:p>
+    <w:p>
+      <w:r/>
+    </w:p>
+    <w:p>
+      <w:r>
+        <w:t>Společný roční příjem domácnosti: 1 788 000 Kč</w:t>
+      </w:r>
+    </w:p>
+    <w:p/>
+    <w:p>
+      <w:r>
+        <w:t>2.3. VÝDAJE DOMÁCNOSTI:</w:t>
+      </w:r>
+    </w:p>
+    <w:p>
+      <w:r>
+        <w:t>- Nájem: 18 000 Kč/měs. (byt 3+1, [[ADDRESS_2]])</w:t>
+      </w:r>
+    </w:p>
+    <w:p>
+      <w:r>
+        <w:t>- Energie: 4 500 Kč/měs.</w:t>
+      </w:r>
+    </w:p>
+    <w:p>
+      <w:r>
+        <w:t>- Potraviny: 12 000 Kč/měs.</w:t>
+      </w:r>
+    </w:p>
+    <w:p>
+      <w:r>
+        <w:t>- Doprava: 5 000 Kč/měs.</w:t>
+      </w:r>
+    </w:p>
+    <w:p>
+      <w:r>
+        <w:t>- Telekomunikace: 1 500 Kč/měs.</w:t>
+      </w:r>
+    </w:p>
+    <w:p>
+      <w:r>
+        <w:t>- Pojištění: 3 200 Kč/měs.</w:t>
+      </w:r>
+    </w:p>
+    <w:p>
+      <w:r>
+        <w:t>- Ostatní: 8 000 Kč/měs.</w:t>
+      </w:r>
+    </w:p>
+    <w:p>
+      <w:r>
+        <w:t>CELKEM: 52 200 Kč/měs.</w:t>
+      </w:r>
+    </w:p>
+    <w:p/>
+    <w:p>
+      <w:r>
+        <w:t>2.4. EXISTUJÍCÍ ZÁVAZKY (před refinancováním):</w:t>
+      </w:r>
+    </w:p>
+    <w:p>
+      <w:r/>
+    </w:p>
+    <w:p>
+      <w:r>
+        <w:t>A) Spotřebitelský úvěr 1 - ČSOB</w:t>
+      </w:r>
+    </w:p>
+    <w:p>
+      <w:r>
+        <w:t>Číslo smlouvy: SU-2021-456789</w:t>
+      </w:r>
+    </w:p>
+    <w:p>
+      <w:r>
+        <w:t>Původní výše: 450 000 Kč</w:t>
+      </w:r>
+    </w:p>
+    <w:p>
+      <w:r>
+        <w:t>Zbývá splatit: 287 000 Kč</w:t>
+      </w:r>
+    </w:p>
+    <w:p>
+      <w:r>
+        <w:t>Měsíční splátka: 8 750 Kč</w:t>
+      </w:r>
+    </w:p>
+    <w:p>
+      <w:r>
+        <w:t>Splatnost: 12/2026</w:t>
+      </w:r>
+    </w:p>
+    <w:p>
+      <w:r>
+        <w:t>Bude refinancován touto smlouvou</w:t>
+      </w:r>
+    </w:p>
+    <w:p>
+      <w:r/>
+    </w:p>
+    <w:p>
+      <w:r>
+        <w:t>B) Spotřebitelský úvěr 2 - Home Credit</w:t>
+      </w:r>
+    </w:p>
+    <w:p>
+      <w:r>
+        <w:t>Číslo smlouvy: HC-2022-789012</w:t>
+      </w:r>
+    </w:p>
+    <w:p>
+      <w:r>
+        <w:t>Původní výše: 180 000 Kč</w:t>
+      </w:r>
+    </w:p>
+    <w:p>
+      <w:r>
+        <w:t>Zbývá splatit: 95 000 Kč</w:t>
+      </w:r>
+    </w:p>
+    <w:p>
+      <w:r>
+        <w:t>Měsíční splátka: 5 890 Kč</w:t>
+      </w:r>
+    </w:p>
+    <w:p>
+      <w:r>
+        <w:t>Splatnost: 06/2025</w:t>
+      </w:r>
+    </w:p>
+    <w:p>
+      <w:r>
+        <w:t>Bude refinancován touto smlouvou</w:t>
+      </w:r>
+    </w:p>
+    <w:p>
+      <w:r/>
+    </w:p>
+    <w:p>
+      <w:r>
+        <w:t>C) Kreditní karta - ČSOB VISA</w:t>
+      </w:r>
+    </w:p>
+    <w:p>
+      <w:r>
+        <w:t>[[CARD_2]]</w:t>
+      </w:r>
+    </w:p>
+    <w:p>
+      <w:r>
+        <w:t>Expir: 09/27</w:t>
+      </w:r>
+    </w:p>
+    <w:p>
+      <w:r>
+        <w:t>Limit: 100 000 Kč</w:t>
+      </w:r>
+    </w:p>
+    <w:p>
+      <w:r>
+        <w:t>Čerpáno: 34 500 Kč</w:t>
+      </w:r>
+    </w:p>
+    <w:p>
+      <w:r>
+        <w:t>Minimální splátka: 3 450 Kč/měs.</w:t>
+      </w:r>
+    </w:p>
+    <w:p>
+      <w:r>
+        <w:t>Zůstane aktivní</w:t>
+      </w:r>
+    </w:p>
+    <w:p>
+      <w:r/>
+    </w:p>
+    <w:p>
+      <w:r>
+        <w:t>D) Leasing automobilu (manželka)</w:t>
+      </w:r>
+    </w:p>
+    <w:p>
+      <w:r>
+        <w:t>Společnost: UniCredit Leasing</w:t>
+      </w:r>
+    </w:p>
+    <w:p>
+      <w:r>
+        <w:t>Vozidlo: Škoda Octavia, [[LICENSE_PLATE_1]]</w:t>
+      </w:r>
+    </w:p>
+    <w:p>
+      <w:r>
+        <w:t>Měsíční splátka: 9 200 Kč</w:t>
+      </w:r>
+    </w:p>
+    <w:p>
+      <w:r>
+        <w:t>Zbývá: 18 měsíců</w:t>
+      </w:r>
+    </w:p>
+    <w:p/>
+    <w:p>
+      <w:r>
+        <w:t>2.5. DTI (</w:t>
       </w:r>
       <w:proofErr w:type="spellStart"/>
       <w:r>
-        <w:t>p.a</w:t>
+        <w:t>Debt</w:t>
       </w:r>
       <w:proofErr w:type="spellEnd"/>
       <w:r>
-        <w:t>. (fixace 5 let)</w:t>
-      </w:r>
-    </w:p>
-    <w:p>
-      <w:r>
-        <w:t>1.4. Doba splatnosti: 7 let (84 měsíců)</w:t>
-      </w:r>
-    </w:p>
-    <w:p>
-      <w:r>
-        <w:t>1.5. Měsíční splátka: 13 847 Kč</w:t>
-      </w:r>
-    </w:p>
-    <w:p>
-      <w:r>
-        <w:t>1.6. Celková zaplacená částka: 1 163 148 Kč</w:t>
-      </w:r>
-    </w:p>
-    <w:p>
-      <w:r>
-        <w:t>1.7. RPSN: 9.25%</w:t>
-      </w:r>
-    </w:p>
-    <w:p>
-      <w:r>
-        <w:t>1.8. Datum čerpání: [[DATE_9]]</w:t>
-      </w:r>
-    </w:p>
-    <w:p>
-      <w:r>
-        <w:t>1.9. První splátka: [[DATE_53]]</w:t>
+        <w:t>-to-</w:t>
+      </w:r>
+      <w:proofErr w:type="spellStart"/>
+      <w:r>
+        <w:t>Income</w:t>
+      </w:r>
+      <w:proofErr w:type="spellEnd"/>
+      <w:r>
+        <w:t>):</w:t>
+      </w:r>
+    </w:p>
+    <w:p>
+      <w:r>
+        <w:t>Současný DTI: 42% (před refinancováním)</w:t>
+      </w:r>
+    </w:p>
+    <w:p>
+      <w:r>
+        <w:t>DTI po refinancování: 28%</w:t>
       </w:r>
     </w:p>
     <w:p/>
@@ -4463,316 +4784,205 @@
     <w:p/>
     <w:p>
       <w:r>
-        <w:t>ČLÁNEK II. - FINANČNÍ SITUACE DLUŽNÍKA</w:t>
-      </w:r>
-    </w:p>
-    <w:p/>
-    <w:p>
-      <w:r>
-        <w:t>2.1. PŘÍJMY DLUŽNÍKA:</w:t>
-      </w:r>
-    </w:p>
-    <w:p>
-      <w:r>
-        <w:t>Zaměstnání - AutoTech s.r.o.:</w:t>
-      </w:r>
-    </w:p>
-    <w:p>
-      <w:r>
-        <w:t>- Hrubá mzda: 78 000 Kč/měs.</w:t>
-      </w:r>
-    </w:p>
-    <w:p>
-      <w:r>
-        <w:t>- Čistá mzda: cca 58 500 Kč/měs.</w:t>
-      </w:r>
-    </w:p>
-    <w:p>
-      <w:r>
-        <w:t>- Roční bonus: 2 měsíční platy (156 000 Kč)</w:t>
-      </w:r>
-    </w:p>
-    <w:p>
-      <w:r>
-        <w:t>- Celkový roční příjem: 1 092 000 Kč</w:t>
-      </w:r>
-    </w:p>
-    <w:p>
-      <w:r/>
-    </w:p>
-    <w:p>
-      <w:r>
-        <w:t>Potvrzení o příjmu ze dne [[DATE_37]]:</w:t>
-      </w:r>
-    </w:p>
-    <w:p>
-      <w:r>
-        <w:t>Potvrzeno: Ing. [[PERSON_29]], HR AutoTech s.r.o.</w:t>
-      </w:r>
-    </w:p>
-    <w:p>
-      <w:r>
-        <w:t>Kontakt: [[EMAIL_24]], [[PHONE_31]]</w:t>
-      </w:r>
-    </w:p>
-    <w:p/>
-    <w:p>
-      <w:r>
-        <w:t>2.2. PŘÍJMY MANŽELKY (spoludlužník):</w:t>
-      </w:r>
-    </w:p>
-    <w:p>
-      <w:r>
-        <w:t>Zaměstnání - AUDIT s.r.o.:</w:t>
-      </w:r>
-    </w:p>
-    <w:p>
-      <w:r>
-        <w:t>- Hrubá mzda: 58 000 Kč/měs.</w:t>
-      </w:r>
-    </w:p>
-    <w:p>
-      <w:r>
-        <w:t>- Čistá mzda: cca 43 500 Kč/měs.</w:t>
-      </w:r>
-    </w:p>
-    <w:p>
-      <w:r>
-        <w:t>- Roční příjem: 696 000 Kč</w:t>
-      </w:r>
-    </w:p>
-    <w:p>
-      <w:r/>
-    </w:p>
-    <w:p>
-      <w:r>
-        <w:t>Společný roční příjem domácnosti: 1 788 000 Kč</w:t>
-      </w:r>
-    </w:p>
-    <w:p/>
-    <w:p>
-      <w:r>
-        <w:t>2.3. VÝDAJE DOMÁCNOSTI:</w:t>
-      </w:r>
-    </w:p>
-    <w:p>
-      <w:r>
-        <w:t>- Nájem: 18 000 Kč/měs. (byt 3+1, [[ADDRESS_24]])</w:t>
-      </w:r>
-    </w:p>
-    <w:p>
-      <w:r>
-        <w:t>- Energie: 4 500 Kč/měs.</w:t>
-      </w:r>
-    </w:p>
-    <w:p>
-      <w:r>
-        <w:t>- Potraviny: 12 000 Kč/měs.</w:t>
-      </w:r>
-    </w:p>
-    <w:p>
-      <w:r>
-        <w:t>- Doprava: 5 000 Kč/měs.</w:t>
-      </w:r>
-    </w:p>
-    <w:p>
-      <w:r>
-        <w:t>- Telekomunikace: 1 500 Kč/měs.</w:t>
-      </w:r>
-    </w:p>
-    <w:p>
-      <w:r>
-        <w:t>- Pojištění: 3 200 Kč/měs.</w:t>
-      </w:r>
-    </w:p>
-    <w:p>
-      <w:r>
-        <w:t>- Ostatní: 8 000 Kč/měs.</w:t>
-      </w:r>
-    </w:p>
-    <w:p>
-      <w:r>
-        <w:t>CELKEM: 52 200 Kč/měs.</w:t>
-      </w:r>
-    </w:p>
-    <w:p/>
-    <w:p>
-      <w:r>
-        <w:t>2.4. EXISTUJÍCÍ ZÁVAZKY (před refinancováním):</w:t>
-      </w:r>
-    </w:p>
-    <w:p>
-      <w:r/>
-    </w:p>
-    <w:p>
-      <w:r>
-        <w:t>A) Spotřebitelský úvěr 1 - ČSOB</w:t>
-      </w:r>
-    </w:p>
-    <w:p>
-      <w:r>
-        <w:t>Číslo smlouvy: SU-2021-456789</w:t>
-      </w:r>
-    </w:p>
-    <w:p>
-      <w:r>
-        <w:t>Původní výše: 450 000 Kč</w:t>
-      </w:r>
-    </w:p>
-    <w:p>
-      <w:r>
-        <w:t>Zbývá splatit: 287 000 Kč</w:t>
-      </w:r>
-    </w:p>
-    <w:p>
-      <w:r>
-        <w:t>Měsíční splátka: 8 750 Kč</w:t>
-      </w:r>
-    </w:p>
-    <w:p>
-      <w:r>
-        <w:t>Splatnost: 12/2026</w:t>
-      </w:r>
-    </w:p>
-    <w:p>
-      <w:r>
-        <w:t>Bude refinancován touto smlouvou</w:t>
-      </w:r>
-    </w:p>
-    <w:p>
-      <w:r/>
-    </w:p>
-    <w:p>
-      <w:r>
-        <w:t>B) Spotřebitelský úvěr 2 - Home Credit</w:t>
-      </w:r>
-    </w:p>
-    <w:p>
-      <w:r>
-        <w:t>Číslo smlouvy: HC-2022-789012</w:t>
-      </w:r>
-    </w:p>
-    <w:p>
-      <w:r>
-        <w:t>Původní výše: 180 000 Kč</w:t>
-      </w:r>
-    </w:p>
-    <w:p>
-      <w:r>
-        <w:t>Zbývá splatit: 95 000 Kč</w:t>
-      </w:r>
-    </w:p>
-    <w:p>
-      <w:r>
-        <w:t>Měsíční splátka: 5 890 Kč</w:t>
-      </w:r>
-    </w:p>
-    <w:p>
-      <w:r>
-        <w:t>Splatnost: 06/2025</w:t>
-      </w:r>
-    </w:p>
-    <w:p>
-      <w:r>
-        <w:t>Bude refinancován touto smlouvou</w:t>
-      </w:r>
-    </w:p>
-    <w:p>
-      <w:r/>
-    </w:p>
-    <w:p>
-      <w:r>
-        <w:t>C) Kreditní karta - ČSOB VISA</w:t>
-      </w:r>
-    </w:p>
-    <w:p>
-      <w:r>
-        <w:t>[[CARD_2]]</w:t>
-      </w:r>
-    </w:p>
-    <w:p>
-      <w:r>
-        <w:t>Expir: 09/27</w:t>
-      </w:r>
-    </w:p>
-    <w:p>
-      <w:r>
-        <w:t>Limit: 100 000 Kč</w:t>
-      </w:r>
-    </w:p>
-    <w:p>
-      <w:r>
-        <w:t>Čerpáno: 34 500 Kč</w:t>
-      </w:r>
-    </w:p>
-    <w:p>
-      <w:r>
-        <w:t>Minimální splátka: 3 450 Kč/měs.</w:t>
-      </w:r>
-    </w:p>
-    <w:p>
-      <w:r>
-        <w:t>Zůstane aktivní</w:t>
-      </w:r>
-    </w:p>
-    <w:p>
-      <w:r/>
-    </w:p>
-    <w:p>
-      <w:r>
-        <w:t>D) Leasing automobilu (manželka)</w:t>
-      </w:r>
-    </w:p>
-    <w:p>
-      <w:r>
-        <w:t>Společnost: UniCredit Leasing</w:t>
-      </w:r>
-    </w:p>
-    <w:p>
-      <w:r>
-        <w:t>Vozidlo: Škoda Octavia, [[LICENSE_PLATE_1]]</w:t>
-      </w:r>
-    </w:p>
-    <w:p>
-      <w:r>
-        <w:t>Měsíční splátka: 9 200 Kč</w:t>
-      </w:r>
-    </w:p>
-    <w:p>
-      <w:r>
-        <w:t>Zbývá: 18 měsíců</w:t>
-      </w:r>
-    </w:p>
-    <w:p/>
-    <w:p>
-      <w:r>
-        <w:t>2.5. DTI (</w:t>
-      </w:r>
-      <w:proofErr w:type="spellStart"/>
-      <w:r>
-        <w:t>Debt</w:t>
-      </w:r>
-      <w:proofErr w:type="spellEnd"/>
-      <w:r>
-        <w:t>-to-</w:t>
-      </w:r>
-      <w:proofErr w:type="spellStart"/>
-      <w:r>
-        <w:t>Income</w:t>
-      </w:r>
-      <w:proofErr w:type="spellEnd"/>
-      <w:r>
-        <w:t>):</w:t>
-      </w:r>
-    </w:p>
-    <w:p>
-      <w:r>
-        <w:t>Současný DTI: 42% (před refinancováním)</w:t>
-      </w:r>
-    </w:p>
-    <w:p>
-      <w:r>
-        <w:t>DTI po refinancování: 28%</w:t>
+        <w:t>ČLÁNEK III. - MAJETKOVÉ POMĚRY</w:t>
+      </w:r>
+    </w:p>
+    <w:p/>
+    <w:p>
+      <w:r>
+        <w:t>3.1. MAJETEK DLUŽNÍKA:</w:t>
+      </w:r>
+    </w:p>
+    <w:p>
+      <w:r/>
+    </w:p>
+    <w:p>
+      <w:r>
+        <w:t>Bankovní účty:</w:t>
+      </w:r>
+    </w:p>
+    <w:p>
+      <w:r>
+        <w:t>- Běžný [[BANK_5]], zůstatek: 45 600 Kč</w:t>
+      </w:r>
+    </w:p>
+    <w:p>
+      <w:r>
+        <w:t>- Spořící [[BANK_6]], zůstatek: 128 000 Kč</w:t>
+      </w:r>
+    </w:p>
+    <w:p>
+      <w:r>
+        <w:t>- Stavební spoření: [[BANK_7]], naspořeno: 187 500 Kč</w:t>
+      </w:r>
+    </w:p>
+    <w:p>
+      <w:r/>
+    </w:p>
+    <w:p>
+      <w:r>
+        <w:t>Investice:</w:t>
+      </w:r>
+    </w:p>
+    <w:p>
+      <w:r>
+        <w:t>- Podílové fondy: 234 000 Kč (Pioneer investiční společnost)</w:t>
+      </w:r>
+    </w:p>
+    <w:p>
+      <w:r>
+        <w:t>- Akcie ČEZ: 100 ks, aktuální hodnota: 56 000 Kč</w:t>
+      </w:r>
+    </w:p>
+    <w:p>
+      <w:r/>
+    </w:p>
+    <w:p>
+      <w:r>
+        <w:t>Movitý majetek:</w:t>
+      </w:r>
+    </w:p>
+    <w:p>
+      <w:r>
+        <w:t>- Automobil: Škoda Superb, rok 2019, [[LICENSE_PLATE_2]]</w:t>
+      </w:r>
+    </w:p>
+    <w:p>
+      <w:r>
+        <w:t>Odhad hodnoty: 380 000 Kč</w:t>
+      </w:r>
+    </w:p>
+    <w:p>
+      <w:r>
+        <w:t>Zatížení: ŽÁDNÉ</w:t>
+      </w:r>
+    </w:p>
+    <w:p/>
+    <w:p>
+      <w:r>
+        <w:t>3.2. MAJETEK MANŽELKY:</w:t>
+      </w:r>
+    </w:p>
+    <w:p>
+      <w:r/>
+    </w:p>
+    <w:p>
+      <w:r>
+        <w:t>Bankovní účty:</w:t>
+      </w:r>
+    </w:p>
+    <w:p>
+      <w:r>
+        <w:t>- Běžný [[BANK_3]], zůstatek: 32 400 Kč</w:t>
+      </w:r>
+    </w:p>
+    <w:p>
+      <w:r>
+        <w:t>- Spořící [[BANK_8]], zůstatek: 96 500 Kč</w:t>
+      </w:r>
+    </w:p>
+    <w:p/>
+    <w:p>
+      <w:r>
+        <w:t>3.3. MAJETEK RUČITELE 1 ([[PERSON_42]], otec):</w:t>
+      </w:r>
+    </w:p>
+    <w:p>
+      <w:r/>
+    </w:p>
+    <w:p>
+      <w:r>
+        <w:t>Nemovitosti:</w:t>
+      </w:r>
+    </w:p>
+    <w:p>
+      <w:r>
+        <w:t>- Rodinný dům, [[ADDRESS_24]]</w:t>
+      </w:r>
+    </w:p>
+    <w:p>
+      <w:r>
+        <w:t>Odhad hodnoty: 5 200 000 Kč</w:t>
+      </w:r>
+    </w:p>
+    <w:p>
+      <w:r>
+        <w:t>Zatížení: ŽÁDNÉ</w:t>
+      </w:r>
+    </w:p>
+    <w:p>
+      <w:r>
+        <w:t>Katastrální území: Brno-střed</w:t>
+      </w:r>
+    </w:p>
+    <w:p>
+      <w:r>
+        <w:t>Číslo LV: 4567</w:t>
+      </w:r>
+    </w:p>
+    <w:p>
+      <w:r>
+        <w:t>Parcelní číslo: 789/45</w:t>
+      </w:r>
+    </w:p>
+    <w:p>
+      <w:r/>
+    </w:p>
+    <w:p>
+      <w:r>
+        <w:t>Bankovní účty:</w:t>
+      </w:r>
+    </w:p>
+    <w:p>
+      <w:r>
+        <w:t>- Důchodový [[BANK_9]], průměrný zůstatek: 156 000 Kč</w:t>
+      </w:r>
+    </w:p>
+    <w:p/>
+    <w:p>
+      <w:r>
+        <w:t>3.4. MAJETEK RUČITELE 2 ([[PERSON_43]], švagr):</w:t>
+      </w:r>
+    </w:p>
+    <w:p>
+      <w:r/>
+    </w:p>
+    <w:p>
+      <w:r>
+        <w:t>Nemovitosti:</w:t>
+      </w:r>
+    </w:p>
+    <w:p>
+      <w:r>
+        <w:t>- Byt 3+kk, [[ADDRESS_25]]</w:t>
+      </w:r>
+    </w:p>
+    <w:p>
+      <w:r>
+        <w:t>Odhad hodnoty: 3 800 000 Kč</w:t>
+      </w:r>
+    </w:p>
+    <w:p>
+      <w:r>
+        <w:t>Hypotéka: 1 200 000 Kč (zbývá), splátka 18 500 Kč/měs.</w:t>
+      </w:r>
+    </w:p>
+    <w:p>
+      <w:r/>
+    </w:p>
+    <w:p>
+      <w:r>
+        <w:t>Bankovní účty:</w:t>
+      </w:r>
+    </w:p>
+    <w:p>
+      <w:r>
+        <w:t>- Běžný [[BANK_10]], průměrný zůstatek: 89 000 Kč</w:t>
+      </w:r>
+    </w:p>
+    <w:p>
+      <w:r>
+        <w:t>- Investiční [[BANK_11]], hodnota portfolia: 456 000 Kč</w:t>
       </w:r>
     </w:p>
     <w:p/>
@@ -4784,67 +4994,198 @@
     <w:p/>
     <w:p>
       <w:r>
-        <w:t>ČLÁNEK III. - MAJETKOVÉ POMĚRY</w:t>
-      </w:r>
-    </w:p>
-    <w:p/>
-    <w:p>
-      <w:r>
-        <w:t>3.1. MAJETEK DLUŽNÍKA:</w:t>
-      </w:r>
-    </w:p>
-    <w:p>
-      <w:r/>
-    </w:p>
-    <w:p>
-      <w:r>
-        <w:t>Bankovní účty:</w:t>
-      </w:r>
-    </w:p>
-    <w:p>
-      <w:r>
-        <w:t>- Běžný [[BANK_5]], zůstatek: 45 600 Kč</w:t>
-      </w:r>
-    </w:p>
-    <w:p>
-      <w:r>
-        <w:t>- Spořící [[BANK_6]], zůstatek: 128 000 Kč</w:t>
-      </w:r>
-    </w:p>
-    <w:p>
-      <w:r>
-        <w:t>- Stavební spoření: [[BANK_7]], naspořeno: 187 500 Kč</w:t>
-      </w:r>
-    </w:p>
-    <w:p>
-      <w:r/>
-    </w:p>
-    <w:p>
-      <w:r>
-        <w:t>Investice:</w:t>
-      </w:r>
-    </w:p>
-    <w:p>
-      <w:r>
-        <w:t>- Podílové fondy: 234 000 Kč (Pioneer investiční společnost)</w:t>
-      </w:r>
-    </w:p>
-    <w:p>
-      <w:r>
-        <w:t>- Akcie ČEZ: 100 ks, aktuální hodnota: 56 000 Kč</w:t>
-      </w:r>
-    </w:p>
-    <w:p>
-      <w:r/>
-    </w:p>
-    <w:p>
-      <w:r>
-        <w:t>Movitý majetek:</w:t>
-      </w:r>
-    </w:p>
-    <w:p>
-      <w:r>
-        <w:t>- Automobil: Škoda Superb, rok 2019, [[LICENSE_PLATE_2]]</w:t>
+        <w:t>ČLÁNEK IV. - SCORING A ÚVĚROVÁ HISTORIE</w:t>
+      </w:r>
+    </w:p>
+    <w:p/>
+    <w:p>
+      <w:r>
+        <w:t>4.1. CREDIT SCORING DLUŽNÍKA:</w:t>
+      </w:r>
+    </w:p>
+    <w:p>
+      <w:r>
+        <w:t>Skóre: 792/1000 (velmi dobré)</w:t>
+      </w:r>
+    </w:p>
+    <w:p>
+      <w:r>
+        <w:t>Zdroj: Bankovní registr klientských informací (BRKI)</w:t>
+      </w:r>
+    </w:p>
+    <w:p>
+      <w:r>
+        <w:t>Datum vyhodnocení: [[DATE_11]]</w:t>
+      </w:r>
+    </w:p>
+    <w:p>
+      <w:r/>
+    </w:p>
+    <w:p>
+      <w:r>
+        <w:t>Historie úvěrů:</w:t>
+      </w:r>
+    </w:p>
+    <w:p>
+      <w:r>
+        <w:t>- Počet aktivních úvěrů: 3 (před refinancováním)</w:t>
+      </w:r>
+    </w:p>
+    <w:p>
+      <w:r>
+        <w:t>- Počet uzavřených úvěrů: 2 (vše řádně splaceno)</w:t>
+      </w:r>
+    </w:p>
+    <w:p>
+      <w:r>
+        <w:t>- Zpoždění plateb: 1x (2022, 8 dní - omluveno)</w:t>
+      </w:r>
+    </w:p>
+    <w:p>
+      <w:r>
+        <w:t>- Insolvence: ŽÁDNÁ</w:t>
+      </w:r>
+    </w:p>
+    <w:p>
+      <w:r>
+        <w:t>- Exekuce: ŽÁDNÉ</w:t>
+      </w:r>
+    </w:p>
+    <w:p/>
+    <w:p>
+      <w:r>
+        <w:t>4.2. REGISTR DLUŽNÍKŮ (SOLUS):</w:t>
+      </w:r>
+    </w:p>
+    <w:p>
+      <w:r>
+        <w:t>Registrace: ANO (standardní)</w:t>
+      </w:r>
+    </w:p>
+    <w:p>
+      <w:r>
+        <w:t>Negativní záznamy: ŽÁDNÉ</w:t>
+      </w:r>
+    </w:p>
+    <w:p>
+      <w:r>
+        <w:t>Datum prověrky: [[DATE_11]]</w:t>
+      </w:r>
+    </w:p>
+    <w:p/>
+    <w:p>
+      <w:r>
+        <w:t>4.3. CREDIT SCORING RUČITELE 1 ([[PERSON_42]]):</w:t>
+      </w:r>
+    </w:p>
+    <w:p>
+      <w:r>
+        <w:t>Skóre: 845/1000 (výborné)</w:t>
+      </w:r>
+    </w:p>
+    <w:p>
+      <w:r>
+        <w:t>Věk: 63 let (důchodce)</w:t>
+      </w:r>
+    </w:p>
+    <w:p>
+      <w:r>
+        <w:t>Úvěrová historie: Čistá (žádné úvěry posledních 10 let)</w:t>
+      </w:r>
+    </w:p>
+    <w:p/>
+    <w:p>
+      <w:r>
+        <w:t>4.4. CREDIT SCORING RUČITELE 2 ([[PERSON_43]]):</w:t>
+      </w:r>
+    </w:p>
+    <w:p>
+      <w:r>
+        <w:t>Skóre: 812/1000 (velmi dobré)</w:t>
+      </w:r>
+    </w:p>
+    <w:p>
+      <w:r>
+        <w:t>Aktivní hypotéka: Splácena řádně od 2020</w:t>
+      </w:r>
+    </w:p>
+    <w:p>
+      <w:r>
+        <w:t>Žádné negativní záznamy</w:t>
+      </w:r>
+    </w:p>
+    <w:p/>
+    <w:p>
+      <w:r>
+        <w:t>───────────────────────────────────────────────────────────────────────────────</w:t>
+      </w:r>
+    </w:p>
+    <w:p/>
+    <w:p>
+      <w:r>
+        <w:t>ČLÁNEK V. - ZAJIŠTĚNÍ ÚVĚRU</w:t>
+      </w:r>
+    </w:p>
+    <w:p/>
+    <w:p>
+      <w:r>
+        <w:t>5.1. VINKULACE ŽIVOTNÍHO POJIŠTĚNÍ:</w:t>
+      </w:r>
+    </w:p>
+    <w:p>
+      <w:r>
+        <w:t>Pojistník: Mgr. [[PERSON_40]]</w:t>
+      </w:r>
+    </w:p>
+    <w:p>
+      <w:r>
+        <w:t>Pojišťovna: Kooperativa pojišťovna a.s.</w:t>
+      </w:r>
+    </w:p>
+    <w:p>
+      <w:r>
+        <w:t>Číslo smlouvy: ŽP-2023-456789</w:t>
+      </w:r>
+    </w:p>
+    <w:p>
+      <w:r>
+        <w:t>Pojistná částka: 1 500 000 Kč</w:t>
+      </w:r>
+    </w:p>
+    <w:p>
+      <w:r>
+        <w:t>Vinkulováno ve prospěch: Moravská banka a.s.</w:t>
+      </w:r>
+    </w:p>
+    <w:p>
+      <w:r>
+        <w:t>Datum vinkulace: [[DATE_46]]</w:t>
+      </w:r>
+    </w:p>
+    <w:p/>
+    <w:p>
+      <w:r>
+        <w:t>5.2. ZÁSTAVNÍ PRÁVO K AUTOMOBILU:</w:t>
+      </w:r>
+    </w:p>
+    <w:p>
+      <w:r>
+        <w:t>Vozidlo: Škoda Superb</w:t>
+      </w:r>
+    </w:p>
+    <w:p>
+      <w:r>
+        <w:t>VIN: [[VIN_1]]</w:t>
+      </w:r>
+    </w:p>
+    <w:p>
+      <w:r>
+        <w:t>[[LICENSE_PLATE_2]]</w:t>
+      </w:r>
+    </w:p>
+    <w:p>
+      <w:r>
+        <w:t>Rok výroby: 2019</w:t>
       </w:r>
     </w:p>
     <w:p>
@@ -4854,135 +5195,46 @@
     </w:p>
     <w:p>
       <w:r>
-        <w:t>Zatížení: ŽÁDNÉ</w:t>
-      </w:r>
-    </w:p>
-    <w:p/>
-    <w:p>
-      <w:r>
-        <w:t>3.2. MAJETEK MANŽELKY:</w:t>
-      </w:r>
-    </w:p>
-    <w:p>
-      <w:r/>
-    </w:p>
-    <w:p>
-      <w:r>
-        <w:t>Bankovní účty:</w:t>
-      </w:r>
-    </w:p>
-    <w:p>
-      <w:r>
-        <w:t>- Běžný [[BANK_3]], zůstatek: 32 400 Kč</w:t>
-      </w:r>
-    </w:p>
-    <w:p>
-      <w:r>
-        <w:t>- Spořící [[BANK_8]], zůstatek: 96 500 Kč</w:t>
-      </w:r>
-    </w:p>
-    <w:p/>
-    <w:p>
-      <w:r>
-        <w:t>3.3. MAJETEK RUČITELE 1 ([[PERSON_42]], otec):</w:t>
-      </w:r>
-    </w:p>
-    <w:p>
-      <w:r/>
-    </w:p>
-    <w:p>
-      <w:r>
-        <w:t>Nemovitosti:</w:t>
-      </w:r>
-    </w:p>
-    <w:p>
-      <w:r>
-        <w:t>- Rodinný dům, [[ADDRESS_25]]</w:t>
-      </w:r>
-    </w:p>
-    <w:p>
-      <w:r>
-        <w:t>Odhad hodnoty: 5 200 000 Kč</w:t>
-      </w:r>
-    </w:p>
-    <w:p>
-      <w:r>
-        <w:t>Zatížení: ŽÁDNÉ</w:t>
-      </w:r>
-    </w:p>
-    <w:p>
-      <w:r>
-        <w:t>Katastrální území: Brno-střed</w:t>
-      </w:r>
-    </w:p>
-    <w:p>
-      <w:r>
-        <w:t>Číslo LV: 4567</w:t>
-      </w:r>
-    </w:p>
-    <w:p>
-      <w:r>
-        <w:t>Parcelní číslo: 789/45</w:t>
-      </w:r>
-    </w:p>
-    <w:p>
-      <w:r/>
-    </w:p>
-    <w:p>
-      <w:r>
-        <w:t>Bankovní účty:</w:t>
-      </w:r>
-    </w:p>
-    <w:p>
-      <w:r>
-        <w:t>- Důchodový [[BANK_9]], průměrný zůstatek: 156 000 Kč</w:t>
-      </w:r>
-    </w:p>
-    <w:p/>
-    <w:p>
-      <w:r>
-        <w:t>3.4. MAJETEK RUČITELE 2 ([[PERSON_43]], švagr):</w:t>
-      </w:r>
-    </w:p>
-    <w:p>
-      <w:r/>
-    </w:p>
-    <w:p>
-      <w:r>
-        <w:t>Nemovitosti:</w:t>
-      </w:r>
-    </w:p>
-    <w:p>
-      <w:r>
-        <w:t>- Byt 3+kk, [[ADDRESS_26]]</w:t>
-      </w:r>
-    </w:p>
-    <w:p>
-      <w:r>
-        <w:t>Odhad hodnoty: 3 800 000 Kč</w:t>
-      </w:r>
-    </w:p>
-    <w:p>
-      <w:r>
-        <w:t>Hypotéka: 1 200 000 Kč (zbývá), splátka 18 500 Kč/měs.</w:t>
-      </w:r>
-    </w:p>
-    <w:p>
-      <w:r/>
-    </w:p>
-    <w:p>
-      <w:r>
-        <w:t>Bankovní účty:</w:t>
-      </w:r>
-    </w:p>
-    <w:p>
-      <w:r>
-        <w:t>- Běžný [[BANK_10]], průměrný zůstatek: 89 000 Kč</w:t>
-      </w:r>
-    </w:p>
-    <w:p>
-      <w:r>
-        <w:t>- Investiční [[BANK_11]], hodnota portfolia: 456 000 Kč</w:t>
+        <w:t>Zástavní právo zapsáno: [[DATE_54]]</w:t>
+      </w:r>
+    </w:p>
+    <w:p/>
+    <w:p>
+      <w:r>
+        <w:t>5.3. RUČENÍ:</w:t>
+      </w:r>
+    </w:p>
+    <w:p>
+      <w:r>
+        <w:t>Ručitel 1: Ing. [[PERSON_42]], [[BIRTH_ID_43]]</w:t>
+      </w:r>
+    </w:p>
+    <w:p>
+      <w:r>
+        <w:t>Rozsah ručení: 50% jistiny + příslušenství</w:t>
+      </w:r>
+    </w:p>
+    <w:p>
+      <w:r>
+        <w:t>Maximální částka: 500 000 Kč</w:t>
+      </w:r>
+    </w:p>
+    <w:p>
+      <w:r/>
+    </w:p>
+    <w:p>
+      <w:r>
+        <w:t>Ručitel 2: Mgr. [[PERSON_43]], [[BIRTH_ID_44]]</w:t>
+      </w:r>
+    </w:p>
+    <w:p>
+      <w:r>
+        <w:t>Rozsah ručení: 50% jistiny + příslušenství</w:t>
+      </w:r>
+    </w:p>
+    <w:p>
+      <w:r>
+        <w:t>Maximální částka: 500 000 Kč</w:t>
       </w:r>
     </w:p>
     <w:p/>
@@ -4994,124 +5246,81 @@
     <w:p/>
     <w:p>
       <w:r>
-        <w:t>ČLÁNEK IV. - SCORING A ÚVĚROVÁ HISTORIE</w:t>
-      </w:r>
-    </w:p>
-    <w:p/>
-    <w:p>
-      <w:r>
-        <w:t>4.1. CREDIT SCORING DLUŽNÍKA:</w:t>
-      </w:r>
-    </w:p>
-    <w:p>
-      <w:r>
-        <w:t>Skóre: 792/1000 (velmi dobré)</w:t>
-      </w:r>
-    </w:p>
-    <w:p>
-      <w:r>
-        <w:t>Zdroj: Bankovní registr klientských informací (BRKI)</w:t>
-      </w:r>
-    </w:p>
-    <w:p>
-      <w:r>
-        <w:t>Datum vyhodnocení: [[DATE_11]]</w:t>
-      </w:r>
-    </w:p>
-    <w:p>
-      <w:r/>
-    </w:p>
-    <w:p>
-      <w:r>
-        <w:t>Historie úvěrů:</w:t>
-      </w:r>
-    </w:p>
-    <w:p>
-      <w:r>
-        <w:t>- Počet aktivních úvěrů: 3 (před refinancováním)</w:t>
-      </w:r>
-    </w:p>
-    <w:p>
-      <w:r>
-        <w:t>- Počet uzavřených úvěrů: 2 (vše řádně splaceno)</w:t>
-      </w:r>
-    </w:p>
-    <w:p>
-      <w:r>
-        <w:t>- Zpoždění plateb: 1x (2022, 8 dní - omluveno)</w:t>
-      </w:r>
-    </w:p>
-    <w:p>
-      <w:r>
-        <w:t>- Insolvence: ŽÁDNÁ</w:t>
-      </w:r>
-    </w:p>
-    <w:p>
-      <w:r>
-        <w:t>- Exekuce: ŽÁDNÉ</w:t>
-      </w:r>
-    </w:p>
-    <w:p/>
-    <w:p>
-      <w:r>
-        <w:t>4.2. REGISTR DLUŽNÍKŮ (SOLUS):</w:t>
-      </w:r>
-    </w:p>
-    <w:p>
-      <w:r>
-        <w:t>Registrace: ANO (standardní)</w:t>
-      </w:r>
-    </w:p>
-    <w:p>
-      <w:r>
-        <w:t>Negativní záznamy: ŽÁDNÉ</w:t>
-      </w:r>
-    </w:p>
-    <w:p>
-      <w:r>
-        <w:t>Datum prověrky: [[DATE_11]]</w:t>
-      </w:r>
-    </w:p>
-    <w:p/>
-    <w:p>
-      <w:r>
-        <w:t>4.3. CREDIT SCORING RUČITELE 1 ([[PERSON_42]]):</w:t>
-      </w:r>
-    </w:p>
-    <w:p>
-      <w:r>
-        <w:t>Skóre: 845/1000 (výborné)</w:t>
-      </w:r>
-    </w:p>
-    <w:p>
-      <w:r>
-        <w:t>Věk: 63 let (důchodce)</w:t>
-      </w:r>
-    </w:p>
-    <w:p>
-      <w:r>
-        <w:t>Úvěrová historie: Čistá (žádné úvěry posledních 10 let)</w:t>
-      </w:r>
-    </w:p>
-    <w:p/>
-    <w:p>
-      <w:r>
-        <w:t>4.4. CREDIT SCORING RUČITELE 2 ([[PERSON_43]]):</w:t>
-      </w:r>
-    </w:p>
-    <w:p>
-      <w:r>
-        <w:t>Skóre: 812/1000 (velmi dobré)</w:t>
-      </w:r>
-    </w:p>
-    <w:p>
-      <w:r>
-        <w:t>Aktivní hypotéka: Splácena řádně od 2020</w:t>
-      </w:r>
-    </w:p>
-    <w:p>
-      <w:r>
-        <w:t>Žádné negativní záznamy</w:t>
+        <w:t>ČLÁNEK VI. - PLATEBNÍ PODMÍNKY</w:t>
+      </w:r>
+    </w:p>
+    <w:p/>
+    <w:p>
+      <w:r>
+        <w:t>6.1. Číslo úvěrového [[BANK_12]]</w:t>
+      </w:r>
+    </w:p>
+    <w:p>
+      <w:r>
+        <w:t>6.2. IBAN: [[IBAN_5]]</w:t>
+      </w:r>
+    </w:p>
+    <w:p/>
+    <w:p>
+      <w:r>
+        <w:t>6.3. Splátkový kalendář:</w:t>
+      </w:r>
+    </w:p>
+    <w:p>
+      <w:r>
+        <w:t>Splátka č. 1: [[DATE_53]] - 13 847 Kč</w:t>
+      </w:r>
+    </w:p>
+    <w:p>
+      <w:r>
+        <w:t>Splátka č. 2: [[DATE_55]] - 13 847 Kč</w:t>
+      </w:r>
+    </w:p>
+    <w:p>
+      <w:r>
+        <w:t>...</w:t>
+      </w:r>
+    </w:p>
+    <w:p>
+      <w:r>
+        <w:t>Splátka č. 84: [[DATE_56]] - 13 847 Kč</w:t>
+      </w:r>
+    </w:p>
+    <w:p/>
+    <w:p>
+      <w:r>
+        <w:t>6.4. Účet pro splátky (dlužník):</w:t>
+      </w:r>
+    </w:p>
+    <w:p>
+      <w:r>
+        <w:t>Č. [[BANK_5]]</w:t>
+      </w:r>
+    </w:p>
+    <w:p>
+      <w:r>
+        <w:t>IBAN: [[IBAN_6]]</w:t>
+      </w:r>
+    </w:p>
+    <w:p>
+      <w:r>
+        <w:t>Majitel: Mgr. [[PERSON_40]], [[BIRTH_ID_41]]</w:t>
+      </w:r>
+    </w:p>
+    <w:p/>
+    <w:p>
+      <w:r>
+        <w:t>6.5. SEPA inkaso:</w:t>
+      </w:r>
+    </w:p>
+    <w:p>
+      <w:r>
+        <w:t>Mandát č.: INK-MB-2024-789456</w:t>
+      </w:r>
+    </w:p>
+    <w:p>
+      <w:r>
+        <w:t>Podepsán: [[DATE_46]]</w:t>
       </w:r>
     </w:p>
     <w:p/>
@@ -5123,215 +5332,6 @@
     <w:p/>
     <w:p>
       <w:r>
-        <w:t>ČLÁNEK V. - ZAJIŠTĚNÍ ÚVĚRU</w:t>
-      </w:r>
-    </w:p>
-    <w:p/>
-    <w:p>
-      <w:r>
-        <w:t>5.1. VINKULACE ŽIVOTNÍHO POJIŠTĚNÍ:</w:t>
-      </w:r>
-    </w:p>
-    <w:p>
-      <w:r>
-        <w:t>Pojistník: Mgr. [[PERSON_40]]</w:t>
-      </w:r>
-    </w:p>
-    <w:p>
-      <w:r>
-        <w:t>Pojišťovna: Kooperativa pojišťovna a.s.</w:t>
-      </w:r>
-    </w:p>
-    <w:p>
-      <w:r>
-        <w:t>Číslo smlouvy: ŽP-2023-456789</w:t>
-      </w:r>
-    </w:p>
-    <w:p>
-      <w:r>
-        <w:t>Pojistná částka: 1 500 000 Kč</w:t>
-      </w:r>
-    </w:p>
-    <w:p>
-      <w:r>
-        <w:t>Vinkulováno ve prospěch: Moravská banka a.s.</w:t>
-      </w:r>
-    </w:p>
-    <w:p>
-      <w:r>
-        <w:t>Datum vinkulace: [[DATE_46]]</w:t>
-      </w:r>
-    </w:p>
-    <w:p/>
-    <w:p>
-      <w:r>
-        <w:t>5.2. ZÁSTAVNÍ PRÁVO K AUTOMOBILU:</w:t>
-      </w:r>
-    </w:p>
-    <w:p>
-      <w:r>
-        <w:t>Vozidlo: Škoda Superb</w:t>
-      </w:r>
-    </w:p>
-    <w:p>
-      <w:r>
-        <w:t>VIN: [[VIN_1]]</w:t>
-      </w:r>
-    </w:p>
-    <w:p>
-      <w:r>
-        <w:t>[[LICENSE_PLATE_2]]</w:t>
-      </w:r>
-    </w:p>
-    <w:p>
-      <w:r>
-        <w:t>Rok výroby: 2019</w:t>
-      </w:r>
-    </w:p>
-    <w:p>
-      <w:r>
-        <w:t>Odhad hodnoty: 380 000 Kč</w:t>
-      </w:r>
-    </w:p>
-    <w:p>
-      <w:r>
-        <w:t>Zástavní právo zapsáno: [[DATE_54]]</w:t>
-      </w:r>
-    </w:p>
-    <w:p/>
-    <w:p>
-      <w:r>
-        <w:t>5.3. RUČENÍ:</w:t>
-      </w:r>
-    </w:p>
-    <w:p>
-      <w:r>
-        <w:t>Ručitel 1: Ing. [[PERSON_42]], [[BIRTH_ID_43]]</w:t>
-      </w:r>
-    </w:p>
-    <w:p>
-      <w:r>
-        <w:t>Rozsah ručení: 50% jistiny + příslušenství</w:t>
-      </w:r>
-    </w:p>
-    <w:p>
-      <w:r>
-        <w:t>Maximální částka: 500 000 Kč</w:t>
-      </w:r>
-    </w:p>
-    <w:p>
-      <w:r/>
-    </w:p>
-    <w:p>
-      <w:r>
-        <w:t>Ručitel 2: Mgr. [[PERSON_43]], [[BIRTH_ID_44]]</w:t>
-      </w:r>
-    </w:p>
-    <w:p>
-      <w:r>
-        <w:t>Rozsah ručení: 50% jistiny + příslušenství</w:t>
-      </w:r>
-    </w:p>
-    <w:p>
-      <w:r>
-        <w:t>Maximální částka: 500 000 Kč</w:t>
-      </w:r>
-    </w:p>
-    <w:p/>
-    <w:p>
-      <w:r>
-        <w:t>───────────────────────────────────────────────────────────────────────────────</w:t>
-      </w:r>
-    </w:p>
-    <w:p/>
-    <w:p>
-      <w:r>
-        <w:t>ČLÁNEK VI. - PLATEBNÍ PODMÍNKY</w:t>
-      </w:r>
-    </w:p>
-    <w:p/>
-    <w:p>
-      <w:r>
-        <w:t>6.1. Číslo úvěrového [[BANK_12]]</w:t>
-      </w:r>
-    </w:p>
-    <w:p>
-      <w:r>
-        <w:t>6.2. IBAN: [[IBAN_5]]</w:t>
-      </w:r>
-    </w:p>
-    <w:p/>
-    <w:p>
-      <w:r>
-        <w:t>6.3. Splátkový kalendář:</w:t>
-      </w:r>
-    </w:p>
-    <w:p>
-      <w:r>
-        <w:t>Splátka č. 1: [[DATE_53]] - 13 847 Kč</w:t>
-      </w:r>
-    </w:p>
-    <w:p>
-      <w:r>
-        <w:t>Splátka č. 2: [[DATE_55]] - 13 847 Kč</w:t>
-      </w:r>
-    </w:p>
-    <w:p>
-      <w:r>
-        <w:t>...</w:t>
-      </w:r>
-    </w:p>
-    <w:p>
-      <w:r>
-        <w:t>Splátka č. 84: [[DATE_56]] - 13 847 Kč</w:t>
-      </w:r>
-    </w:p>
-    <w:p/>
-    <w:p>
-      <w:r>
-        <w:t>6.4. Účet pro splátky (dlužník):</w:t>
-      </w:r>
-    </w:p>
-    <w:p>
-      <w:r>
-        <w:t>Č. [[BANK_5]]</w:t>
-      </w:r>
-    </w:p>
-    <w:p>
-      <w:r>
-        <w:t>IBAN: [[IBAN_6]]</w:t>
-      </w:r>
-    </w:p>
-    <w:p>
-      <w:r>
-        <w:t>Majitel: Mgr. [[PERSON_40]], [[BIRTH_ID_41]]</w:t>
-      </w:r>
-    </w:p>
-    <w:p/>
-    <w:p>
-      <w:r>
-        <w:t>6.5. SEPA inkaso:</w:t>
-      </w:r>
-    </w:p>
-    <w:p>
-      <w:r>
-        <w:t>Mandát č.: INK-MB-2024-789456</w:t>
-      </w:r>
-    </w:p>
-    <w:p>
-      <w:r>
-        <w:t>Podepsán: [[DATE_46]]</w:t>
-      </w:r>
-    </w:p>
-    <w:p/>
-    <w:p>
-      <w:r>
-        <w:t>───────────────────────────────────────────────────────────────────────────────</w:t>
-      </w:r>
-    </w:p>
-    <w:p/>
-    <w:p>
-      <w:r>
         <w:t>ČLÁNEK VII. - ZPRACOVÁNÍ OSOBNÍCH ÚDAJŮ</w:t>
       </w:r>
     </w:p>
@@ -5405,7 +5405,7 @@
     </w:p>
     <w:p>
       <w:r>
-        <w:t>[[PHONE_32]]</w:t>
+        <w:t>[[PHONE_31]]</w:t>
       </w:r>
     </w:p>
     <w:p/>
@@ -5651,7 +5651,7 @@
     </w:p>
     <w:p>
       <w:r>
-        <w:t>Sídlo: [[ADDRESS_30]]</w:t>
+        <w:t>Sídlo: [[ADDRESS_26]]</w:t>
       </w:r>
     </w:p>
     <w:p>
@@ -5676,283 +5676,388 @@
     </w:p>
     <w:p>
       <w:r>
+        <w:t>[[PHONE_32]]</w:t>
+      </w:r>
+    </w:p>
+    <w:p/>
+    <w:p>
+      <w:r>
+        <w:t>STRANA PŘIJÍMAJÍCÍ INFORMACE (RECEIVING PARTY):</w:t>
+      </w:r>
+    </w:p>
+    <w:p>
+      <w:proofErr w:type="spellStart"/>
+      <w:r>
+        <w:t>Nixminds</w:t>
+      </w:r>
+      <w:proofErr w:type="spellEnd"/>
+      <w:r>
+        <w:t xml:space="preserve"> s.r.o.</w:t>
+      </w:r>
+    </w:p>
+    <w:p>
+      <w:r>
+        <w:t>[[ICO_10]]</w:t>
+      </w:r>
+    </w:p>
+    <w:p>
+      <w:r>
+        <w:t>DIČ: [[DIC_4]]</w:t>
+      </w:r>
+    </w:p>
+    <w:p>
+      <w:r>
+        <w:t>Sídlo: [[ADDRESS_27]]</w:t>
+      </w:r>
+    </w:p>
+    <w:p>
+      <w:r>
+        <w:t>Zastoupena: Ing. [[PERSON_9]], MBA, jednatel</w:t>
+      </w:r>
+    </w:p>
+    <w:p>
+      <w:r>
+        <w:t>[[DATE_59]]</w:t>
+      </w:r>
+    </w:p>
+    <w:p>
+      <w:r>
+        <w:t>[[BIRTH_ID_50]]</w:t>
+      </w:r>
+    </w:p>
+    <w:p>
+      <w:r>
+        <w:t>Email: [[EMAIL_30]]</w:t>
+      </w:r>
+    </w:p>
+    <w:p>
+      <w:r>
+        <w:t>[[PHONE_1]]</w:t>
+      </w:r>
+    </w:p>
+    <w:p/>
+    <w:p>
+      <w:r>
+        <w:t>───────────────────────────────────────────────────────────────────────────────</w:t>
+      </w:r>
+    </w:p>
+    <w:p/>
+    <w:p>
+      <w:r>
+        <w:t>KONTEXT:</w:t>
+      </w:r>
+    </w:p>
+    <w:p>
+      <w:r>
+        <w:t>Obě strany jednají o možné strategické spolupráci v oblasti vývoje AI systémů</w:t>
+      </w:r>
+    </w:p>
+    <w:p>
+      <w:r>
+        <w:t xml:space="preserve">pro zdravotnictví, konkrétně diagnostických nástrojů využívajících </w:t>
+      </w:r>
+      <w:proofErr w:type="spellStart"/>
+      <w:r>
+        <w:t>machine</w:t>
+      </w:r>
+      <w:proofErr w:type="spellEnd"/>
+    </w:p>
+    <w:p>
+      <w:r>
+        <w:t>learning pro analýzu lékařských obrazů (CT, MRI, RTG).</w:t>
+      </w:r>
+    </w:p>
+    <w:p/>
+    <w:p>
+      <w:r>
+        <w:t>───────────────────────────────────────────────────────────────────────────────</w:t>
+      </w:r>
+    </w:p>
+    <w:p/>
+    <w:p>
+      <w:r>
+        <w:t>ČLÁNEK I. - DEFINICE DŮVĚRNÝCH INFORMACÍ</w:t>
+      </w:r>
+    </w:p>
+    <w:p/>
+    <w:p>
+      <w:r>
+        <w:t>1.1. Důvěrnými informacemi se rozumí jakékoliv informace, data, dokumenty,</w:t>
+      </w:r>
+    </w:p>
+    <w:p>
+      <w:r>
+        <w:t>know-how, obchodní tajemství, které budou mezi stranami vyměněny,</w:t>
+      </w:r>
+    </w:p>
+    <w:p>
+      <w:r>
+        <w:t>zejména:</w:t>
+      </w:r>
+    </w:p>
+    <w:p/>
+    <w:p>
+      <w:r>
+        <w:t>A) TECHNICKÉ INFORMACE:</w:t>
+      </w:r>
+    </w:p>
+    <w:p>
+      <w:r>
+        <w:t>- Source kód AI modelů a algoritmů</w:t>
+      </w:r>
+    </w:p>
+    <w:p>
+      <w:r>
+        <w:t>- Architektura neuronových sítí</w:t>
+      </w:r>
+    </w:p>
+    <w:p>
+      <w:r>
+        <w:t>- Trénovací datasety</w:t>
+      </w:r>
+    </w:p>
+    <w:p>
+      <w:r>
+        <w:t>- Model parameters, hyperparameters</w:t>
+      </w:r>
+    </w:p>
+    <w:p>
+      <w:r>
+        <w:t>- API dokumentace a integrace</w:t>
+      </w:r>
+    </w:p>
+    <w:p>
+      <w:r>
+        <w:t>- Výsledky testování a validace</w:t>
+      </w:r>
+    </w:p>
+    <w:p>
+      <w:r>
+        <w:t>- Benchmarky a performance metriky</w:t>
+      </w:r>
+    </w:p>
+    <w:p/>
+    <w:p>
+      <w:r>
+        <w:t>B) OBCHODNÍ INFORMACE:</w:t>
+      </w:r>
+    </w:p>
+    <w:p>
+      <w:r>
+        <w:t>- Klientské databáze</w:t>
+      </w:r>
+    </w:p>
+    <w:p>
+      <w:r>
+        <w:t>- Cenové kalkulace a marže</w:t>
+      </w:r>
+    </w:p>
+    <w:p>
+      <w:r>
+        <w:t>- Obchodní strategie a roadmapa</w:t>
+      </w:r>
+    </w:p>
+    <w:p>
+      <w:r>
+        <w:t>- Finanční výsledky a projekce</w:t>
+      </w:r>
+    </w:p>
+    <w:p>
+      <w:r>
+        <w:t>- Marketing strategie</w:t>
+      </w:r>
+    </w:p>
+    <w:p>
+      <w:r>
+        <w:t>- Náklady na akvizici zákazníků (CAC)</w:t>
+      </w:r>
+    </w:p>
+    <w:p>
+      <w:r>
+        <w:t>- Lifetime value (LTV) analýzy</w:t>
+      </w:r>
+    </w:p>
+    <w:p/>
+    <w:p>
+      <w:r>
+        <w:t>C) OSOBNÍ ÚDAJE A CITLIVÉ INFORMACE:</w:t>
+      </w:r>
+    </w:p>
+    <w:p>
+      <w:r>
+        <w:t>- Kontakty key persons a decision makers</w:t>
+      </w:r>
+    </w:p>
+    <w:p>
+      <w:r>
+        <w:t>- Zdravotní data pacientů (anonymizovaná pro trénink AI)</w:t>
+      </w:r>
+    </w:p>
+    <w:p>
+      <w:r>
+        <w:t>- Osobní údaje zaměstnanců</w:t>
+      </w:r>
+    </w:p>
+    <w:p>
+      <w:r>
+        <w:t>- Platy a benefity key employees</w:t>
+      </w:r>
+    </w:p>
+    <w:p/>
+    <w:p>
+      <w:r>
+        <w:t>───────────────────────────────────────────────────────────────────────────────</w:t>
+      </w:r>
+    </w:p>
+    <w:p/>
+    <w:p>
+      <w:r>
+        <w:t>ČLÁNEK II. - KONKRÉTNÍ SDÍLENÉ INFORMACE (PŘÍKLADY)</w:t>
+      </w:r>
+    </w:p>
+    <w:p/>
+    <w:p>
+      <w:r>
+        <w:t>2.1. PROJEKTY A KLIENTI AI INNOVATIONS:</w:t>
+      </w:r>
+    </w:p>
+    <w:p/>
+    <w:p>
+      <w:r>
+        <w:t>PROJEKT A: "DiagnoAI - Radiologie"</w:t>
+      </w:r>
+    </w:p>
+    <w:p>
+      <w:r/>
+    </w:p>
+    <w:p>
+      <w:r>
+        <w:t>Klient: Fakultní nemocnice Motol</w:t>
+      </w:r>
+    </w:p>
+    <w:p>
+      <w:r>
+        <w:t>[[ICO_11]]</w:t>
+      </w:r>
+    </w:p>
+    <w:p>
+      <w:r>
+        <w:t>Kontaktní osoba: MUDr. Ing. [[PERSON_22]], Ph.D., primář radiologie</w:t>
+      </w:r>
+    </w:p>
+    <w:p>
+      <w:r>
+        <w:t>[[BIRTH_ID_51]]</w:t>
+      </w:r>
+    </w:p>
+    <w:p>
+      <w:r>
+        <w:t>Email: [[EMAIL_31]]</w:t>
+      </w:r>
+    </w:p>
+    <w:p>
+      <w:r>
         <w:t>[[PHONE_33]]</w:t>
       </w:r>
     </w:p>
-    <w:p/>
-    <w:p>
-      <w:r>
-        <w:t>STRANA PŘIJÍMAJÍCÍ INFORMACE (RECEIVING PARTY):</w:t>
-      </w:r>
-    </w:p>
-    <w:p>
-      <w:proofErr w:type="spellStart"/>
-      <w:r>
-        <w:t>Nixminds</w:t>
-      </w:r>
-      <w:proofErr w:type="spellEnd"/>
-      <w:r>
-        <w:t xml:space="preserve"> s.r.o.</w:t>
-      </w:r>
-    </w:p>
-    <w:p>
-      <w:r>
-        <w:t>[[ICO_10]]</w:t>
-      </w:r>
-    </w:p>
-    <w:p>
-      <w:r>
-        <w:t>DIČ: [[DIC_4]]</w:t>
-      </w:r>
-    </w:p>
-    <w:p>
-      <w:r>
-        <w:t>Sídlo: [[ADDRESS_31]]</w:t>
-      </w:r>
-    </w:p>
-    <w:p>
-      <w:r>
-        <w:t>Zastoupena: Ing. [[PERSON_9]], MBA, jednatel</w:t>
-      </w:r>
-    </w:p>
-    <w:p>
-      <w:r>
-        <w:t>[[DATE_59]]</w:t>
-      </w:r>
-    </w:p>
-    <w:p>
-      <w:r>
-        <w:t>[[BIRTH_ID_50]]</w:t>
-      </w:r>
-    </w:p>
-    <w:p>
-      <w:r>
-        <w:t>Email: [[EMAIL_30]]</w:t>
-      </w:r>
-    </w:p>
-    <w:p>
-      <w:r>
-        <w:t>[[PHONE_1]]</w:t>
-      </w:r>
-    </w:p>
-    <w:p/>
-    <w:p>
-      <w:r>
-        <w:t>───────────────────────────────────────────────────────────────────────────────</w:t>
-      </w:r>
-    </w:p>
-    <w:p/>
-    <w:p>
-      <w:r>
-        <w:t>KONTEXT:</w:t>
-      </w:r>
-    </w:p>
-    <w:p>
-      <w:r>
-        <w:t>Obě strany jednají o možné strategické spolupráci v oblasti vývoje AI systémů</w:t>
-      </w:r>
-    </w:p>
-    <w:p>
-      <w:r>
-        <w:t xml:space="preserve">pro zdravotnictví, konkrétně diagnostických nástrojů využívajících </w:t>
-      </w:r>
-      <w:proofErr w:type="spellStart"/>
-      <w:r>
-        <w:t>machine</w:t>
-      </w:r>
-      <w:proofErr w:type="spellEnd"/>
-    </w:p>
-    <w:p>
-      <w:r>
-        <w:t>learning pro analýzu lékařských obrazů (CT, MRI, RTG).</w:t>
-      </w:r>
-    </w:p>
-    <w:p/>
-    <w:p>
-      <w:r>
-        <w:t>───────────────────────────────────────────────────────────────────────────────</w:t>
-      </w:r>
-    </w:p>
-    <w:p/>
-    <w:p>
-      <w:r>
-        <w:t>ČLÁNEK I. - DEFINICE DŮVĚRNÝCH INFORMACÍ</w:t>
-      </w:r>
-    </w:p>
-    <w:p/>
-    <w:p>
-      <w:r>
-        <w:t>1.1. Důvěrnými informacemi se rozumí jakékoliv informace, data, dokumenty,</w:t>
-      </w:r>
-    </w:p>
-    <w:p>
-      <w:r>
-        <w:t>know-how, obchodní tajemství, které budou mezi stranami vyměněny,</w:t>
-      </w:r>
-    </w:p>
-    <w:p>
-      <w:r>
-        <w:t>zejména:</w:t>
-      </w:r>
-    </w:p>
-    <w:p/>
-    <w:p>
-      <w:r>
-        <w:t>A) TECHNICKÉ INFORMACE:</w:t>
-      </w:r>
-    </w:p>
-    <w:p>
-      <w:r>
-        <w:t>- Source kód AI modelů a algoritmů</w:t>
-      </w:r>
-    </w:p>
-    <w:p>
-      <w:r>
-        <w:t>- Architektura neuronových sítí</w:t>
-      </w:r>
-    </w:p>
-    <w:p>
-      <w:r>
-        <w:t>- Trénovací datasety</w:t>
-      </w:r>
-    </w:p>
-    <w:p>
-      <w:r>
-        <w:t>- Model parameters, hyperparameters</w:t>
-      </w:r>
-    </w:p>
-    <w:p>
-      <w:r>
-        <w:t>- API dokumentace a integrace</w:t>
-      </w:r>
-    </w:p>
-    <w:p>
-      <w:r>
-        <w:t>- Výsledky testování a validace</w:t>
-      </w:r>
-    </w:p>
-    <w:p>
-      <w:r>
-        <w:t>- Benchmarky a performance metriky</w:t>
-      </w:r>
-    </w:p>
-    <w:p/>
-    <w:p>
-      <w:r>
-        <w:t>B) OBCHODNÍ INFORMACE:</w:t>
-      </w:r>
-    </w:p>
-    <w:p>
-      <w:r>
-        <w:t>- Klientské databáze</w:t>
-      </w:r>
-    </w:p>
-    <w:p>
-      <w:r>
-        <w:t>- Cenové kalkulace a marže</w:t>
-      </w:r>
-    </w:p>
-    <w:p>
-      <w:r>
-        <w:t>- Obchodní strategie a roadmapa</w:t>
-      </w:r>
-    </w:p>
-    <w:p>
-      <w:r>
-        <w:t>- Finanční výsledky a projekce</w:t>
-      </w:r>
-    </w:p>
-    <w:p>
-      <w:r>
-        <w:t>- Marketing strategie</w:t>
-      </w:r>
-    </w:p>
-    <w:p>
-      <w:r>
-        <w:t>- Náklady na akvizici zákazníků (CAC)</w:t>
-      </w:r>
-    </w:p>
-    <w:p>
-      <w:r>
-        <w:t>- Lifetime value (LTV) analýzy</w:t>
-      </w:r>
-    </w:p>
-    <w:p/>
-    <w:p>
-      <w:r>
-        <w:t>C) OSOBNÍ ÚDAJE A CITLIVÉ INFORMACE:</w:t>
-      </w:r>
-    </w:p>
-    <w:p>
-      <w:r>
-        <w:t>- Kontakty key persons a decision makers</w:t>
-      </w:r>
-    </w:p>
-    <w:p>
-      <w:r>
-        <w:t>- Zdravotní data pacientů (anonymizovaná pro trénink AI)</w:t>
-      </w:r>
-    </w:p>
-    <w:p>
-      <w:r>
-        <w:t>- Osobní údaje zaměstnanců</w:t>
-      </w:r>
-    </w:p>
-    <w:p>
-      <w:r>
-        <w:t>- Platy a benefity key employees</w:t>
-      </w:r>
-    </w:p>
-    <w:p/>
-    <w:p>
-      <w:r>
-        <w:t>───────────────────────────────────────────────────────────────────────────────</w:t>
-      </w:r>
-    </w:p>
-    <w:p/>
-    <w:p>
-      <w:r>
-        <w:t>ČLÁNEK II. - KONKRÉTNÍ SDÍLENÉ INFORMACE (PŘÍKLADY)</w:t>
-      </w:r>
-    </w:p>
-    <w:p/>
-    <w:p>
-      <w:r>
-        <w:t>2.1. PROJEKTY A KLIENTI AI INNOVATIONS:</w:t>
-      </w:r>
-    </w:p>
-    <w:p/>
-    <w:p>
-      <w:r>
-        <w:t>PROJEKT A: "DiagnoAI - Radiologie"</w:t>
-      </w:r>
-    </w:p>
-    <w:p>
-      <w:r/>
-    </w:p>
-    <w:p>
-      <w:r>
-        <w:t>Klient: Fakultní nemocnice Motol</w:t>
-      </w:r>
-    </w:p>
-    <w:p>
-      <w:r>
-        <w:t>[[ICO_11]]</w:t>
-      </w:r>
-    </w:p>
-    <w:p>
-      <w:r>
-        <w:t>Kontaktní osoba: MUDr. Ing. [[PERSON_22]], Ph.D., primář radiologie</w:t>
-      </w:r>
-    </w:p>
-    <w:p>
-      <w:r>
-        <w:t>[[BIRTH_ID_51]]</w:t>
-      </w:r>
-    </w:p>
-    <w:p>
-      <w:r>
-        <w:t>Email: [[EMAIL_31]]</w:t>
+    <w:p>
+      <w:r/>
+    </w:p>
+    <w:p>
+      <w:r>
+        <w:t>Hodnota kontraktu: 4 500 000 Kč/rok</w:t>
+      </w:r>
+    </w:p>
+    <w:p>
+      <w:r>
+        <w:t>Trvání: 2023-2026 (3 roky + opce 2 roky)</w:t>
+      </w:r>
+    </w:p>
+    <w:p>
+      <w:r/>
+    </w:p>
+    <w:p>
+      <w:r>
+        <w:t>Technické detaily:</w:t>
+      </w:r>
+    </w:p>
+    <w:p>
+      <w:r>
+        <w:t>- AI model: ResNet-152 modified architecture</w:t>
+      </w:r>
+    </w:p>
+    <w:p>
+      <w:r>
+        <w:t>- Training dataset: 450 000 anonymizovaných CT snímků</w:t>
+      </w:r>
+    </w:p>
+    <w:p>
+      <w:r>
+        <w:t>- Accuracy: 94.7% (detekce plicních nodulů)</w:t>
+      </w:r>
+    </w:p>
+    <w:p>
+      <w:r>
+        <w:t>- False positive rate: 3.2%</w:t>
+      </w:r>
+    </w:p>
+    <w:p>
+      <w:r>
+        <w:t>- Processing time: 2.3s per scan</w:t>
+      </w:r>
+    </w:p>
+    <w:p>
+      <w:r>
+        <w:t>- Deployment: on-premise (compliance s GDPR)</w:t>
+      </w:r>
+    </w:p>
+    <w:p>
+      <w:r>
+        <w:t>- Server specs: 4x NVIDIA A100 GPUs, 512GB RAM</w:t>
+      </w:r>
+    </w:p>
+    <w:p>
+      <w:r/>
+    </w:p>
+    <w:p>
+      <w:r>
+        <w:t>---</w:t>
+      </w:r>
+    </w:p>
+    <w:p>
+      <w:r/>
+    </w:p>
+    <w:p>
+      <w:r>
+        <w:t>PROJEKT B: "CardioPredict"</w:t>
+      </w:r>
+    </w:p>
+    <w:p>
+      <w:r/>
+    </w:p>
+    <w:p>
+      <w:r>
+        <w:t>Klient: IKEM (Institut klinické a experimentální medicíny)</w:t>
+      </w:r>
+    </w:p>
+    <w:p>
+      <w:r>
+        <w:t>[[ICO_12]]</w:t>
+      </w:r>
+    </w:p>
+    <w:p>
+      <w:r>
+        <w:t>Kontaktní osoba: Prof. MUDr. [[PERSON_24]], DrSc., ředitelka kardiologie</w:t>
+      </w:r>
+    </w:p>
+    <w:p>
+      <w:r>
+        <w:t>[[BIRTH_ID_52]]</w:t>
+      </w:r>
+    </w:p>
+    <w:p>
+      <w:r>
+        <w:t>Email: [[EMAIL_32]]</w:t>
       </w:r>
     </w:p>
     <w:p>
@@ -5965,12 +6070,7 @@
     </w:p>
     <w:p>
       <w:r>
-        <w:t>Hodnota kontraktu: 4 500 000 Kč/rok</w:t>
-      </w:r>
-    </w:p>
-    <w:p>
-      <w:r>
-        <w:t>Trvání: 2023-2026 (3 roky + opce 2 roky)</w:t>
+        <w:t>Hodnota kontraktu: 6 200 000 Kč (implementace) + 1 800 000 Kč/rok (podpora)</w:t>
       </w:r>
     </w:p>
     <w:p>
@@ -5983,37 +6083,32 @@
     </w:p>
     <w:p>
       <w:r>
-        <w:t>- AI model: ResNet-152 modified architecture</w:t>
-      </w:r>
-    </w:p>
-    <w:p>
-      <w:r>
-        <w:t>- Training dataset: 450 000 anonymizovaných CT snímků</w:t>
-      </w:r>
-    </w:p>
-    <w:p>
-      <w:r>
-        <w:t>- Accuracy: 94.7% (detekce plicních nodulů)</w:t>
-      </w:r>
-    </w:p>
-    <w:p>
-      <w:r>
-        <w:t>- False positive rate: 3.2%</w:t>
-      </w:r>
-    </w:p>
-    <w:p>
-      <w:r>
-        <w:t>- Processing time: 2.3s per scan</w:t>
-      </w:r>
-    </w:p>
-    <w:p>
-      <w:r>
-        <w:t>- Deployment: on-premise (compliance s GDPR)</w:t>
-      </w:r>
-    </w:p>
-    <w:p>
-      <w:r>
-        <w:t>- Server specs: 4x NVIDIA A100 GPUs, 512GB RAM</w:t>
+        <w:t>- Predikce rizika infarktu myokardu (5-year )</w:t>
+      </w:r>
+    </w:p>
+    <w:p>
+      <w:r>
+        <w:t>- Input data: EKG, laboratorní hodnoty, anamnéza</w:t>
+      </w:r>
+    </w:p>
+    <w:p>
+      <w:r>
+        <w:t>- Model: XGBoost ensemble + LSTM temporal analysis</w:t>
+      </w:r>
+    </w:p>
+    <w:p>
+      <w:r>
+        <w:t>- Training dataset: 180 000 pacientů (2015-2023)</w:t>
+      </w:r>
+    </w:p>
+    <w:p>
+      <w:r>
+        <w:t>- Validation: AUC-ROC 0.91</w:t>
+      </w:r>
+    </w:p>
+    <w:p>
+      <w:r>
+        <w:t>- Citlivost: 89%, specificita: 87%</w:t>
       </w:r>
     </w:p>
     <w:p>
@@ -6029,35 +6124,35 @@
     </w:p>
     <w:p>
       <w:r>
-        <w:t>PROJEKT B: "CardioPredict"</w:t>
-      </w:r>
-    </w:p>
-    <w:p>
-      <w:r/>
-    </w:p>
-    <w:p>
-      <w:r>
-        <w:t>Klient: IKEM (Institut klinické a experimentální medicíny)</w:t>
-      </w:r>
-    </w:p>
-    <w:p>
-      <w:r>
-        <w:t>[[ICO_12]]</w:t>
-      </w:r>
-    </w:p>
-    <w:p>
-      <w:r>
-        <w:t>Kontaktní osoba: Prof. MUDr. [[PERSON_24]], DrSc., ředitelka kardiologie</w:t>
-      </w:r>
-    </w:p>
-    <w:p>
-      <w:r>
-        <w:t>[[BIRTH_ID_52]]</w:t>
-      </w:r>
-    </w:p>
-    <w:p>
-      <w:r>
-        <w:t>Email: [[EMAIL_32]]</w:t>
+        <w:t>PROJEKT C: "OncologyAssist"</w:t>
+      </w:r>
+    </w:p>
+    <w:p>
+      <w:r/>
+    </w:p>
+    <w:p>
+      <w:r>
+        <w:t>Klient: Masarykův onkologický ústav, Brno</w:t>
+      </w:r>
+    </w:p>
+    <w:p>
+      <w:r>
+        <w:t>[[ICO_13]]</w:t>
+      </w:r>
+    </w:p>
+    <w:p>
+      <w:r>
+        <w:t>Kontaktní osoba: MUDr. [[PERSON_46]], Ph.D., vedoucí oddělení</w:t>
+      </w:r>
+    </w:p>
+    <w:p>
+      <w:r>
+        <w:t>[[BIRTH_ID_53]]</w:t>
+      </w:r>
+    </w:p>
+    <w:p>
+      <w:r>
+        <w:t>Email: [[EMAIL_33]]</w:t>
       </w:r>
     </w:p>
     <w:p>
@@ -6070,7 +6165,12 @@
     </w:p>
     <w:p>
       <w:r>
-        <w:t>Hodnota kontraktu: 6 200 000 Kč (implementace) + 1 800 000 Kč/rok (podpora)</w:t>
+        <w:t>Fáze: Pilot (dokončen), čeká na production deployment</w:t>
+      </w:r>
+    </w:p>
+    <w:p>
+      <w:r>
+        <w:t>Plánovaná hodnota: 8 500 000 Kč (2024-2028)</w:t>
       </w:r>
     </w:p>
     <w:p>
@@ -6083,470 +6183,370 @@
     </w:p>
     <w:p>
       <w:r>
-        <w:t>- Predikce rizika infarktu myokardu (5-year )</w:t>
-      </w:r>
-    </w:p>
-    <w:p>
-      <w:r>
-        <w:t>- Input data: EKG, laboratorní hodnoty, anamnéza</w:t>
-      </w:r>
-    </w:p>
-    <w:p>
-      <w:r>
-        <w:t>- Model: XGBoost ensemble + LSTM temporal analysis</w:t>
-      </w:r>
-    </w:p>
-    <w:p>
-      <w:r>
-        <w:t>- Training dataset: 180 000 pacientů (2015-2023)</w:t>
-      </w:r>
-    </w:p>
-    <w:p>
-      <w:r>
-        <w:t>- Validation: AUC-ROC 0.91</w:t>
-      </w:r>
-    </w:p>
-    <w:p>
-      <w:r>
-        <w:t>- Citlivost: 89%, specificita: 87%</w:t>
-      </w:r>
-    </w:p>
-    <w:p>
-      <w:r/>
-    </w:p>
-    <w:p>
-      <w:r>
-        <w:t>---</w:t>
-      </w:r>
-    </w:p>
-    <w:p>
-      <w:r/>
-    </w:p>
-    <w:p>
-      <w:r>
-        <w:t>PROJEKT C: "OncologyAssist"</w:t>
-      </w:r>
-    </w:p>
-    <w:p>
-      <w:r/>
-    </w:p>
-    <w:p>
-      <w:r>
-        <w:t>Klient: Masarykův onkologický ústav, Brno</w:t>
-      </w:r>
-    </w:p>
-    <w:p>
-      <w:r>
-        <w:t>[[ICO_13]]</w:t>
-      </w:r>
-    </w:p>
-    <w:p>
-      <w:r>
-        <w:t>Kontaktní osoba: MUDr. [[PERSON_46]], Ph.D., vedoucí oddělení</w:t>
-      </w:r>
-    </w:p>
-    <w:p>
-      <w:r>
-        <w:t>[[BIRTH_ID_53]]</w:t>
-      </w:r>
-    </w:p>
-    <w:p>
-      <w:r>
-        <w:t>Email: [[EMAIL_33]]</w:t>
+        <w:t>- Detekce metastáz z PET/CT skenů</w:t>
+      </w:r>
+    </w:p>
+    <w:p>
+      <w:r>
+        <w:t>- Segment: melanom, karcinom plic, karcinom prsu</w:t>
+      </w:r>
+    </w:p>
+    <w:p>
+      <w:r>
+        <w:t>- Model: 3D U-Net architecture</w:t>
+      </w:r>
+    </w:p>
+    <w:p>
+      <w:r>
+        <w:t>- Dataset: 95 000 pacientských případů</w:t>
+      </w:r>
+    </w:p>
+    <w:p>
+      <w:r>
+        <w:t>- Accuracy: 96.3% (melanom), 93.8% (plic), 95.1% (prs)</w:t>
+      </w:r>
+    </w:p>
+    <w:p/>
+    <w:p>
+      <w:r>
+        <w:t>2.2. FINANČNÍ INFORMACE AI INNOVATIONS:</w:t>
+      </w:r>
+    </w:p>
+    <w:p>
+      <w:r/>
+    </w:p>
+    <w:p>
+      <w:r>
+        <w:t>Roční obrat 2023: 28 450 000 Kč</w:t>
+      </w:r>
+    </w:p>
+    <w:p>
+      <w:r>
+        <w:t>EBITDA: 7 890 000 Kč</w:t>
+      </w:r>
+    </w:p>
+    <w:p>
+      <w:r>
+        <w:t>Čistý zisk: 5 230 000 Kč</w:t>
+      </w:r>
+    </w:p>
+    <w:p>
+      <w:r/>
+    </w:p>
+    <w:p>
+      <w:r>
+        <w:t>Gross margin na projektech: 62-68%</w:t>
+      </w:r>
+    </w:p>
+    <w:p>
+      <w:r>
+        <w:t>Operating margin: 28%</w:t>
+      </w:r>
+    </w:p>
+    <w:p>
+      <w:r/>
+    </w:p>
+    <w:p>
+      <w:r>
+        <w:t>R&amp;D výdaje: 9 200 000 Kč/rok (32% obratu)</w:t>
+      </w:r>
+    </w:p>
+    <w:p>
+      <w:r>
+        <w:t>Sales &amp; Marketing: 5 100 000 Kč/rok (18% obratu)</w:t>
+      </w:r>
+    </w:p>
+    <w:p>
+      <w:r/>
+    </w:p>
+    <w:p>
+      <w:r>
+        <w:t>Cash flow: pozitivní 6 200 000 Kč</w:t>
+      </w:r>
+    </w:p>
+    <w:p>
+      <w:r>
+        <w:t>Cash reserves: 14 500 000 Kč</w:t>
+      </w:r>
+    </w:p>
+    <w:p>
+      <w:r/>
+    </w:p>
+    <w:p>
+      <w:r>
+        <w:t>Bankovní účty:</w:t>
+      </w:r>
+    </w:p>
+    <w:p>
+      <w:r>
+        <w:t>- Provozní: [[BANK_13]], IBAN: [[IBAN_7]]</w:t>
+      </w:r>
+    </w:p>
+    <w:p>
+      <w:r>
+        <w:t>- Rezervní: [[BANK_14]], IBAN: [[IBAN_8]]</w:t>
+      </w:r>
+    </w:p>
+    <w:p>
+      <w:r>
+        <w:t>- USD [[BANK_15]] (pro zahraniční klienty)</w:t>
+      </w:r>
+    </w:p>
+    <w:p/>
+    <w:p>
+      <w:r>
+        <w:t>2.3. TEAM &amp; SALARIES (KEY PEOPLE):</w:t>
+      </w:r>
+    </w:p>
+    <w:p>
+      <w:r/>
+    </w:p>
+    <w:p>
+      <w:r>
+        <w:t>1) Ing. Mgr. [[PERSON_27]], Ph.D. - CEO</w:t>
+      </w:r>
+    </w:p>
+    <w:p>
+      <w:r>
+        <w:t>[[BIRTH_ID_49]]</w:t>
+      </w:r>
+    </w:p>
+    <w:p>
+      <w:r>
+        <w:t>Hrubý plat: 180 000 Kč/měs. + akcie 15% společnosti</w:t>
+      </w:r>
+    </w:p>
+    <w:p>
+      <w:r>
+        <w:t>Email: [[EMAIL_29]]</w:t>
+      </w:r>
+    </w:p>
+    <w:p>
+      <w:r>
+        <w:t>[[PHONE_32]]</w:t>
+      </w:r>
+    </w:p>
+    <w:p>
+      <w:r>
+        <w:t>LinkedIn: linkedin.com/in/[[PERSON_27]]-novak-ai</w:t>
+      </w:r>
+    </w:p>
+    <w:p>
+      <w:r/>
+    </w:p>
+    <w:p>
+      <w:r>
+        <w:t>2) Ing. [[PERSON_35]], Ph.D. - CTO</w:t>
+      </w:r>
+    </w:p>
+    <w:p>
+      <w:r>
+        <w:t>[[BIRTH_ID_54]]</w:t>
+      </w:r>
+    </w:p>
+    <w:p>
+      <w:r>
+        <w:t>Hrubý plat: 165 000 Kč/měs. + akcie 10%</w:t>
+      </w:r>
+    </w:p>
+    <w:p>
+      <w:r>
+        <w:t>Email: [[EMAIL_34]]</w:t>
+      </w:r>
+    </w:p>
+    <w:p>
+      <w:r>
+        <w:t>[[PHONE_21]]</w:t>
+      </w:r>
+    </w:p>
+    <w:p>
+      <w:r/>
+    </w:p>
+    <w:p>
+      <w:r>
+        <w:t>Background:</w:t>
+      </w:r>
+    </w:p>
+    <w:p>
+      <w:r>
+        <w:t>- PhD: Computer Vision, ČVUT Praha (2015)</w:t>
+      </w:r>
+    </w:p>
+    <w:p>
+      <w:r>
+        <w:t>- Předchozí: Google Zürich (2015-2019), Meta London (2019-2021)</w:t>
+      </w:r>
+    </w:p>
+    <w:p>
+      <w:r>
+        <w:t>- Publications: 23 papers, h-index: 17</w:t>
+      </w:r>
+    </w:p>
+    <w:p>
+      <w:r/>
+    </w:p>
+    <w:p>
+      <w:r>
+        <w:t>3) MUDr. Ing. [[PERSON_47]], Ph.D. - Chief</w:t>
+      </w:r>
+    </w:p>
+    <w:p>
+      <w:r>
+        <w:t>[[BIRTH_ID_39]]</w:t>
+      </w:r>
+    </w:p>
+    <w:p>
+      <w:r>
+        <w:t>Hrubý plat: 145 000 Kč/měs. + bonusy</w:t>
+      </w:r>
+    </w:p>
+    <w:p>
+      <w:r>
+        <w:t>Číslo lékaře: 67890</w:t>
+      </w:r>
+    </w:p>
+    <w:p>
+      <w:r>
+        <w:t>Email: [[EMAIL_35]]</w:t>
+      </w:r>
+    </w:p>
+    <w:p>
+      <w:r/>
+    </w:p>
+    <w:p>
+      <w:r>
+        <w:t>Background:</w:t>
+      </w:r>
+    </w:p>
+    <w:p>
+      <w:r>
+        <w:t>- MUDr: 1. LF UK Praha (2004)</w:t>
+      </w:r>
+    </w:p>
+    <w:p>
+      <w:r>
+        <w:t>- Atestace: Radiodiagnostika (2010)</w:t>
+      </w:r>
+    </w:p>
+    <w:p>
+      <w:r>
+        <w:t>- PhD: Imaging, UK Praha (2013)</w:t>
+      </w:r>
+    </w:p>
+    <w:p>
+      <w:r/>
+    </w:p>
+    <w:p>
+      <w:r>
+        <w:t>4) Bc. [[PERSON_49]] - Lead ML Engineer</w:t>
+      </w:r>
+    </w:p>
+    <w:p>
+      <w:r>
+        <w:t>[[BIRTH_ID_55]]</w:t>
+      </w:r>
+    </w:p>
+    <w:p>
+      <w:r>
+        <w:t>Hrubý plat: 115 000 Kč/měs.</w:t>
+      </w:r>
+    </w:p>
+    <w:p>
+      <w:r>
+        <w:t>Email: [[EMAIL_36]]</w:t>
+      </w:r>
+    </w:p>
+    <w:p>
+      <w:r>
+        <w:t>[[PHONE_3]]</w:t>
+      </w:r>
+    </w:p>
+    <w:p>
+      <w:r/>
+    </w:p>
+    <w:p>
+      <w:r>
+        <w:t>Stock options: 2% (vesting 4 roky)</w:t>
+      </w:r>
+    </w:p>
+    <w:p>
+      <w:r/>
+    </w:p>
+    <w:p>
+      <w:r>
+        <w:t>5) Ing. [[PERSON_50]] - Head of Sales</w:t>
+      </w:r>
+    </w:p>
+    <w:p>
+      <w:r>
+        <w:t>[[BIRTH_ID_14]]</w:t>
+      </w:r>
+    </w:p>
+    <w:p>
+      <w:r>
+        <w:t>Hrubý plat: 95 000 Kč/měs. + provize (avg 45 000 Kč)</w:t>
+      </w:r>
+    </w:p>
+    <w:p>
+      <w:r>
+        <w:t>Email: [[EMAIL_37]]</w:t>
+      </w:r>
+    </w:p>
+    <w:p>
+      <w:r/>
+    </w:p>
+    <w:p>
+      <w:r>
+        <w:t>Celková mzdová náročnost: 6 200 000 Kč/rok (key people)</w:t>
+      </w:r>
+    </w:p>
+    <w:p>
+      <w:r>
+        <w:t>Celkový payroll (všichni zaměstnanci, 23 osob): 18 400 000 Kč/rok</w:t>
+      </w:r>
+    </w:p>
+    <w:p/>
+    <w:p>
+      <w:r>
+        <w:t>2.4. INVESTOŘI A SHAREHOLDING:</w:t>
+      </w:r>
+    </w:p>
+    <w:p>
+      <w:r/>
+    </w:p>
+    <w:p>
+      <w:r>
+        <w:t>Struktura vlastnictví:</w:t>
+      </w:r>
+    </w:p>
+    <w:p>
+      <w:r>
+        <w:t>- Ing. [[PERSON_27]] (CEO): 45%</w:t>
+      </w:r>
+    </w:p>
+    <w:p>
+      <w:r>
+        <w:t>- Ing. [[PERSON_35]] (CTO): 25%</w:t>
+      </w:r>
+    </w:p>
+    <w:p>
+      <w:r>
+        <w:t>- J&amp;T Ventures: 20% (investice 25M Kč, 2022)</w:t>
+      </w:r>
+    </w:p>
+    <w:p>
+      <w:r>
+        <w:t>Kontakt: Mgr. [[PERSON_15]], partner</w:t>
+      </w:r>
+    </w:p>
+    <w:p>
+      <w:r>
+        <w:t>Email: [[EMAIL_38]]</w:t>
       </w:r>
     </w:p>
     <w:p>
       <w:r>
         <w:t>[[PHONE_36]]</w:t>
-      </w:r>
-    </w:p>
-    <w:p>
-      <w:r/>
-    </w:p>
-    <w:p>
-      <w:r>
-        <w:t>Fáze: Pilot (dokončen), čeká na production deployment</w:t>
-      </w:r>
-    </w:p>
-    <w:p>
-      <w:r>
-        <w:t>Plánovaná hodnota: 8 500 000 Kč (2024-2028)</w:t>
-      </w:r>
-    </w:p>
-    <w:p>
-      <w:r/>
-    </w:p>
-    <w:p>
-      <w:r>
-        <w:t>Technické detaily:</w:t>
-      </w:r>
-    </w:p>
-    <w:p>
-      <w:r>
-        <w:t>- Detekce metastáz z PET/CT skenů</w:t>
-      </w:r>
-    </w:p>
-    <w:p>
-      <w:r>
-        <w:t>- Segment: melanom, karcinom plic, karcinom prsu</w:t>
-      </w:r>
-    </w:p>
-    <w:p>
-      <w:r>
-        <w:t>- Model: 3D U-Net architecture</w:t>
-      </w:r>
-    </w:p>
-    <w:p>
-      <w:r>
-        <w:t>- Dataset: 95 000 pacientských případů</w:t>
-      </w:r>
-    </w:p>
-    <w:p>
-      <w:r>
-        <w:t>- Accuracy: 96.3% (melanom), 93.8% (plic), 95.1% (prs)</w:t>
-      </w:r>
-    </w:p>
-    <w:p/>
-    <w:p>
-      <w:r>
-        <w:t>2.2. FINANČNÍ INFORMACE AI INNOVATIONS:</w:t>
-      </w:r>
-    </w:p>
-    <w:p>
-      <w:r/>
-    </w:p>
-    <w:p>
-      <w:r>
-        <w:t>Roční obrat 2023: 28 450 000 Kč</w:t>
-      </w:r>
-    </w:p>
-    <w:p>
-      <w:r>
-        <w:t>EBITDA: 7 890 000 Kč</w:t>
-      </w:r>
-    </w:p>
-    <w:p>
-      <w:r>
-        <w:t>Čistý zisk: 5 230 000 Kč</w:t>
-      </w:r>
-    </w:p>
-    <w:p>
-      <w:r/>
-    </w:p>
-    <w:p>
-      <w:r>
-        <w:t>Gross margin na projektech: 62-68%</w:t>
-      </w:r>
-    </w:p>
-    <w:p>
-      <w:r>
-        <w:t>Operating margin: 28%</w:t>
-      </w:r>
-    </w:p>
-    <w:p>
-      <w:r/>
-    </w:p>
-    <w:p>
-      <w:r>
-        <w:t>R&amp;D výdaje: 9 200 000 Kč/rok (32% obratu)</w:t>
-      </w:r>
-    </w:p>
-    <w:p>
-      <w:r>
-        <w:t>Sales &amp; Marketing: 5 100 000 Kč/rok (18% obratu)</w:t>
-      </w:r>
-    </w:p>
-    <w:p>
-      <w:r/>
-    </w:p>
-    <w:p>
-      <w:r>
-        <w:t>Cash flow: pozitivní 6 200 000 Kč</w:t>
-      </w:r>
-    </w:p>
-    <w:p>
-      <w:r>
-        <w:t>Cash reserves: 14 500 000 Kč</w:t>
-      </w:r>
-    </w:p>
-    <w:p>
-      <w:r/>
-    </w:p>
-    <w:p>
-      <w:r>
-        <w:t>Bankovní účty:</w:t>
-      </w:r>
-    </w:p>
-    <w:p>
-      <w:r>
-        <w:t>- Provozní: [[BANK_13]], IBAN: [[IBAN_7]]</w:t>
-      </w:r>
-    </w:p>
-    <w:p>
-      <w:r>
-        <w:t>- Rezervní: [[BANK_14]], IBAN: [[IBAN_8]]</w:t>
-      </w:r>
-    </w:p>
-    <w:p>
-      <w:r>
-        <w:t>- USD [[BANK_15]] (pro zahraniční klienty)</w:t>
-      </w:r>
-    </w:p>
-    <w:p/>
-    <w:p>
-      <w:r>
-        <w:t>2.3. TEAM &amp; SALARIES (KEY PEOPLE):</w:t>
-      </w:r>
-    </w:p>
-    <w:p>
-      <w:r/>
-    </w:p>
-    <w:p>
-      <w:r>
-        <w:t>1) Ing. Mgr. [[PERSON_27]], Ph.D. - CEO</w:t>
-      </w:r>
-    </w:p>
-    <w:p>
-      <w:r>
-        <w:t>[[BIRTH_ID_49]]</w:t>
-      </w:r>
-    </w:p>
-    <w:p>
-      <w:r>
-        <w:t>Hrubý plat: 180 000 Kč/měs. + akcie 15% společnosti</w:t>
-      </w:r>
-    </w:p>
-    <w:p>
-      <w:r>
-        <w:t>Email: [[EMAIL_29]]</w:t>
-      </w:r>
-    </w:p>
-    <w:p>
-      <w:r>
-        <w:t>[[PHONE_33]]</w:t>
-      </w:r>
-    </w:p>
-    <w:p>
-      <w:r>
-        <w:t>LinkedIn: linkedin.com/in/[[PERSON_27]]-novak-ai</w:t>
-      </w:r>
-    </w:p>
-    <w:p>
-      <w:r/>
-    </w:p>
-    <w:p>
-      <w:r>
-        <w:t>2) Ing. [[PERSON_35]], Ph.D. - CTO</w:t>
-      </w:r>
-    </w:p>
-    <w:p>
-      <w:r>
-        <w:t>[[BIRTH_ID_54]]</w:t>
-      </w:r>
-    </w:p>
-    <w:p>
-      <w:r>
-        <w:t>Hrubý plat: 165 000 Kč/měs. + akcie 10%</w:t>
-      </w:r>
-    </w:p>
-    <w:p>
-      <w:r>
-        <w:t>Email: [[EMAIL_34]]</w:t>
-      </w:r>
-    </w:p>
-    <w:p>
-      <w:r>
-        <w:t>[[PHONE_21]]</w:t>
-      </w:r>
-    </w:p>
-    <w:p>
-      <w:r/>
-    </w:p>
-    <w:p>
-      <w:r>
-        <w:t>Background:</w:t>
-      </w:r>
-    </w:p>
-    <w:p>
-      <w:r>
-        <w:t>- PhD: Computer Vision, ČVUT Praha (2015)</w:t>
-      </w:r>
-    </w:p>
-    <w:p>
-      <w:r>
-        <w:t>- Předchozí: Google Zürich (2015-2019), Meta London (2019-2021)</w:t>
-      </w:r>
-    </w:p>
-    <w:p>
-      <w:r>
-        <w:t>- Publications: 23 papers, h-index: 17</w:t>
-      </w:r>
-    </w:p>
-    <w:p>
-      <w:r/>
-    </w:p>
-    <w:p>
-      <w:r>
-        <w:t>3) MUDr. Ing. [[PERSON_47]], Ph.D. - Chief</w:t>
-      </w:r>
-    </w:p>
-    <w:p>
-      <w:r>
-        <w:t>[[BIRTH_ID_39]]</w:t>
-      </w:r>
-    </w:p>
-    <w:p>
-      <w:r>
-        <w:t>Hrubý plat: 145 000 Kč/měs. + bonusy</w:t>
-      </w:r>
-    </w:p>
-    <w:p>
-      <w:r>
-        <w:t>Číslo lékaře: 67890</w:t>
-      </w:r>
-    </w:p>
-    <w:p>
-      <w:r>
-        <w:t>Email: [[EMAIL_35]]</w:t>
-      </w:r>
-    </w:p>
-    <w:p>
-      <w:r/>
-    </w:p>
-    <w:p>
-      <w:r>
-        <w:t>Background:</w:t>
-      </w:r>
-    </w:p>
-    <w:p>
-      <w:r>
-        <w:t>- MUDr: 1. LF UK Praha (2004)</w:t>
-      </w:r>
-    </w:p>
-    <w:p>
-      <w:r>
-        <w:t>- Atestace: Radiodiagnostika (2010)</w:t>
-      </w:r>
-    </w:p>
-    <w:p>
-      <w:r>
-        <w:t>- PhD: Imaging, UK Praha (2013)</w:t>
-      </w:r>
-    </w:p>
-    <w:p>
-      <w:r/>
-    </w:p>
-    <w:p>
-      <w:r>
-        <w:t>4) Bc. [[PERSON_49]] - Lead ML Engineer</w:t>
-      </w:r>
-    </w:p>
-    <w:p>
-      <w:r>
-        <w:t>[[BIRTH_ID_55]]</w:t>
-      </w:r>
-    </w:p>
-    <w:p>
-      <w:r>
-        <w:t>Hrubý plat: 115 000 Kč/měs.</w:t>
-      </w:r>
-    </w:p>
-    <w:p>
-      <w:r>
-        <w:t>Email: [[EMAIL_36]]</w:t>
-      </w:r>
-    </w:p>
-    <w:p>
-      <w:r>
-        <w:t>[[PHONE_3]]</w:t>
-      </w:r>
-    </w:p>
-    <w:p>
-      <w:r/>
-    </w:p>
-    <w:p>
-      <w:r>
-        <w:t>Stock options: 2% (vesting 4 roky)</w:t>
-      </w:r>
-    </w:p>
-    <w:p>
-      <w:r/>
-    </w:p>
-    <w:p>
-      <w:r>
-        <w:t>5) Ing. [[PERSON_50]] - Head of Sales</w:t>
-      </w:r>
-    </w:p>
-    <w:p>
-      <w:r>
-        <w:t>[[BIRTH_ID_14]]</w:t>
-      </w:r>
-    </w:p>
-    <w:p>
-      <w:r>
-        <w:t>Hrubý plat: 95 000 Kč/měs. + provize (avg 45 000 Kč)</w:t>
-      </w:r>
-    </w:p>
-    <w:p>
-      <w:r>
-        <w:t>Email: [[EMAIL_37]]</w:t>
-      </w:r>
-    </w:p>
-    <w:p>
-      <w:r/>
-    </w:p>
-    <w:p>
-      <w:r>
-        <w:t>Celková mzdová náročnost: 6 200 000 Kč/rok (key people)</w:t>
-      </w:r>
-    </w:p>
-    <w:p>
-      <w:r>
-        <w:t>Celkový payroll (všichni zaměstnanci, 23 osob): 18 400 000 Kč/rok</w:t>
-      </w:r>
-    </w:p>
-    <w:p/>
-    <w:p>
-      <w:r>
-        <w:t>2.4. INVESTOŘI A SHAREHOLDING:</w:t>
-      </w:r>
-    </w:p>
-    <w:p>
-      <w:r/>
-    </w:p>
-    <w:p>
-      <w:r>
-        <w:t>Struktura vlastnictví:</w:t>
-      </w:r>
-    </w:p>
-    <w:p>
-      <w:r>
-        <w:t>- Ing. [[PERSON_27]] (CEO): 45%</w:t>
-      </w:r>
-    </w:p>
-    <w:p>
-      <w:r>
-        <w:t>- Ing. [[PERSON_35]] (CTO): 25%</w:t>
-      </w:r>
-    </w:p>
-    <w:p>
-      <w:r>
-        <w:t>- J&amp;T Ventures: 20% (investice 25M Kč, 2022)</w:t>
-      </w:r>
-    </w:p>
-    <w:p>
-      <w:r>
-        <w:t>Kontakt: Mgr. [[PERSON_15]], partner</w:t>
-      </w:r>
-    </w:p>
-    <w:p>
-      <w:r>
-        <w:t>Email: [[EMAIL_38]]</w:t>
-      </w:r>
-    </w:p>
-    <w:p>
-      <w:r>
-        <w:t>[[PHONE_37]]</w:t>
       </w:r>
     </w:p>
     <w:p>
